--- a/Diary_VKR_Ch2.docx
+++ b/Diary_VKR_Ch2.docx
@@ -1,13 +1,11 @@
 
 <file path=word/document.xml><?xml version="1.0" encoding="utf-8"?>
-<w:document xmlns:o="urn:schemas-microsoft-com:office:office" xmlns:r="http://schemas.openxmlformats.org/officeDocument/2006/relationships" xmlns:v="urn:schemas-microsoft-com:vml" xmlns:w="http://schemas.openxmlformats.org/wordprocessingml/2006/main" xmlns:w10="urn:schemas-microsoft-com:office:word" xmlns:wp="http://schemas.openxmlformats.org/drawingml/2006/wordprocessingDrawing" xmlns:wps="http://schemas.microsoft.com/office/word/2010/wordprocessingShape" xmlns:wpg="http://schemas.microsoft.com/office/word/2010/wordprocessingGroup" xmlns:mc="http://schemas.openxmlformats.org/markup-compatibility/2006" xmlns:wp14="http://schemas.microsoft.com/office/word/2010/wordprocessingDrawing" xmlns:w14="http://schemas.microsoft.com/office/word/2010/wordml" xmlns:w15="http://schemas.microsoft.com/office/word/2012/wordml" mc:Ignorable="w14 wp14 w15">
+<w:document xmlns:wpc="http://schemas.microsoft.com/office/word/2010/wordprocessingCanvas" xmlns:cx="http://schemas.microsoft.com/office/drawing/2014/chartex" xmlns:cx1="http://schemas.microsoft.com/office/drawing/2015/9/8/chartex" xmlns:cx2="http://schemas.microsoft.com/office/drawing/2015/10/21/chartex" xmlns:cx3="http://schemas.microsoft.com/office/drawing/2016/5/9/chartex" xmlns:cx4="http://schemas.microsoft.com/office/drawing/2016/5/10/chartex" xmlns:cx5="http://schemas.microsoft.com/office/drawing/2016/5/11/chartex" xmlns:cx6="http://schemas.microsoft.com/office/drawing/2016/5/12/chartex" xmlns:cx7="http://schemas.microsoft.com/office/drawing/2016/5/13/chartex" xmlns:cx8="http://schemas.microsoft.com/office/drawing/2016/5/14/chartex" xmlns:mc="http://schemas.openxmlformats.org/markup-compatibility/2006" xmlns:aink="http://schemas.microsoft.com/office/drawing/2016/ink" xmlns:am3d="http://schemas.microsoft.com/office/drawing/2017/model3d" xmlns:o="urn:schemas-microsoft-com:office:office" xmlns:oel="http://schemas.microsoft.com/office/2019/extlst" xmlns:r="http://schemas.openxmlformats.org/officeDocument/2006/relationships" xmlns:m="http://schemas.openxmlformats.org/officeDocument/2006/math" xmlns:v="urn:schemas-microsoft-com:vml" xmlns:wp14="http://schemas.microsoft.com/office/word/2010/wordprocessingDrawing" xmlns:wp="http://schemas.openxmlformats.org/drawingml/2006/wordprocessingDrawing" xmlns:w10="urn:schemas-microsoft-com:office:word" xmlns:w="http://schemas.openxmlformats.org/wordprocessingml/2006/main" xmlns:w14="http://schemas.microsoft.com/office/word/2010/wordml" xmlns:w15="http://schemas.microsoft.com/office/word/2012/wordml" xmlns:w16cex="http://schemas.microsoft.com/office/word/2018/wordml/cex" xmlns:w16cid="http://schemas.microsoft.com/office/word/2016/wordml/cid" xmlns:w16="http://schemas.microsoft.com/office/word/2018/wordml" xmlns:w16sdtdh="http://schemas.microsoft.com/office/word/2020/wordml/sdtdatahash" xmlns:w16se="http://schemas.microsoft.com/office/word/2015/wordml/symex" xmlns:wpg="http://schemas.microsoft.com/office/word/2010/wordprocessingGroup" xmlns:wpi="http://schemas.microsoft.com/office/word/2010/wordprocessingInk" xmlns:wne="http://schemas.microsoft.com/office/word/2006/wordml" xmlns:wps="http://schemas.microsoft.com/office/word/2010/wordprocessingShape" mc:Ignorable="w14 w15 w16se w16cid w16 w16cex w16sdtdh wp14">
   <w:body>
     <w:p>
       <w:pPr>
-        <w:pStyle w:val="Normal"/>
-        <w:spacing w:lineRule="auto" w:line="360" w:before="240" w:after="180"/>
+        <w:spacing w:before="240" w:after="180" w:line="360" w:lineRule="auto"/>
         <w:jc w:val="center"/>
-        <w:rPr/>
       </w:pPr>
       <w:r>
         <w:rPr>
@@ -21,22 +19,17 @@
     </w:p>
     <w:p>
       <w:pPr>
-        <w:pStyle w:val="Normal"/>
-        <w:spacing w:lineRule="auto" w:line="360" w:before="0" w:after="120"/>
-        <w:jc w:val="both"/>
-        <w:rPr/>
-      </w:pPr>
-      <w:r>
-        <w:rPr/>
+        <w:spacing w:after="120" w:line="360" w:lineRule="auto"/>
+        <w:jc w:val="both"/>
+      </w:pPr>
+      <w:r>
         <w:t>Тема: «Разработка устройства символьной синхронизации цифрового приёмопередатчика на базе SDR». Глава 2 — практическая часть в MATLAB/Simulink. Платформа: MATLAB R2025b с тулбоксами Communications Toolbox, DSP System Toolbox, Fixed-Point Designer, HDL Coder.</w:t>
       </w:r>
     </w:p>
     <w:p>
       <w:pPr>
-        <w:pStyle w:val="Normal"/>
-        <w:spacing w:lineRule="auto" w:line="360" w:before="240" w:after="180"/>
+        <w:spacing w:before="240" w:after="180" w:line="360" w:lineRule="auto"/>
         <w:jc w:val="center"/>
-        <w:rPr/>
       </w:pPr>
       <w:r>
         <w:rPr>
@@ -50,9 +43,7 @@
     </w:p>
     <w:p>
       <w:pPr>
-        <w:pStyle w:val="Normal"/>
-        <w:spacing w:lineRule="auto" w:line="360" w:before="200" w:after="140"/>
-        <w:rPr/>
+        <w:spacing w:before="200" w:after="140" w:line="360" w:lineRule="auto"/>
       </w:pPr>
       <w:r>
         <w:rPr>
@@ -64,22 +55,17 @@
     </w:p>
     <w:p>
       <w:pPr>
-        <w:pStyle w:val="Normal"/>
-        <w:spacing w:lineRule="auto" w:line="360" w:before="0" w:after="120"/>
-        <w:ind w:firstLine="720"/>
-        <w:jc w:val="both"/>
-        <w:rPr/>
-      </w:pPr>
-      <w:r>
-        <w:rPr/>
+        <w:spacing w:after="120" w:line="360" w:lineRule="auto"/>
+        <w:ind w:firstLine="720"/>
+        <w:jc w:val="both"/>
+      </w:pPr>
+      <w:r>
         <w:t>Построить эталонную модель передатчика цифровой системы связи с модуляцией QPSK и формированием импульсов фильтром «корень из приподнятого косинуса» (Root Raised Cosine, RRC). Полученный сигнал в дальнейшем будет использован как «чистый» вход для модели канала и приёмника.</w:t>
       </w:r>
     </w:p>
     <w:p>
       <w:pPr>
-        <w:pStyle w:val="Normal"/>
-        <w:spacing w:lineRule="auto" w:line="360" w:before="200" w:after="140"/>
-        <w:rPr/>
+        <w:spacing w:before="200" w:after="140" w:line="360" w:lineRule="auto"/>
       </w:pPr>
       <w:r>
         <w:rPr>
@@ -91,35 +77,27 @@
     </w:p>
     <w:p>
       <w:pPr>
-        <w:pStyle w:val="Normal"/>
-        <w:spacing w:lineRule="auto" w:line="360" w:before="0" w:after="120"/>
-        <w:ind w:firstLine="720"/>
-        <w:jc w:val="both"/>
-        <w:rPr/>
-      </w:pPr>
-      <w:r>
-        <w:rPr/>
+        <w:spacing w:after="120" w:line="360" w:lineRule="auto"/>
+        <w:ind w:firstLine="720"/>
+        <w:jc w:val="both"/>
+      </w:pPr>
+      <w:r>
         <w:t>Символьная скорость Rs = 1 МГц; модуляция QPSK с кодированием Грея; передискретизация на выходе передатчика sps_tx = 8 (имитация «почти аналогового» сигнала); коэффициент скругления RRC α = 0,35; длина фильтра 10 символов; длина пакета 10 000 символов.</w:t>
       </w:r>
     </w:p>
     <w:p>
       <w:pPr>
-        <w:pStyle w:val="Normal"/>
-        <w:spacing w:lineRule="auto" w:line="360" w:before="0" w:after="120"/>
-        <w:ind w:firstLine="720"/>
-        <w:jc w:val="both"/>
-        <w:rPr/>
-      </w:pPr>
-      <w:r>
-        <w:rPr/>
+        <w:spacing w:after="120" w:line="360" w:lineRule="auto"/>
+        <w:ind w:firstLine="720"/>
+        <w:jc w:val="both"/>
+      </w:pPr>
+      <w:r>
         <w:t>Все параметры заданы через MATLAB-скрипт params_vkr.m, который необходимо запустить перед открытием Simulink-модели — это позволяет легко менять параметры в одном месте без правки полей блоков.</w:t>
       </w:r>
     </w:p>
     <w:p>
       <w:pPr>
-        <w:pStyle w:val="Normal"/>
-        <w:spacing w:lineRule="auto" w:line="360" w:before="200" w:after="140"/>
-        <w:rPr/>
+        <w:spacing w:before="200" w:after="140" w:line="360" w:lineRule="auto"/>
       </w:pPr>
       <w:r>
         <w:rPr>
@@ -131,35 +109,28 @@
     </w:p>
     <w:p>
       <w:pPr>
-        <w:pStyle w:val="Normal"/>
-        <w:spacing w:lineRule="auto" w:line="360" w:before="0" w:after="120"/>
-        <w:ind w:firstLine="720"/>
-        <w:jc w:val="both"/>
-        <w:rPr/>
-      </w:pPr>
-      <w:r>
-        <w:rPr/>
+        <w:spacing w:after="120" w:line="360" w:lineRule="auto"/>
+        <w:ind w:firstLine="720"/>
+        <w:jc w:val="both"/>
+      </w:pPr>
+      <w:r>
+        <w:lastRenderedPageBreak/>
         <w:t>Цепочка обработки в передатчике состоит из трёх блоков: Bernoulli Binary Generator → QPSK Modulator Baseband → Raised Cosine Transmit Filter. Источник случайных бит формирует битовый поток с равной вероятностью нулей и единиц; модулятор отображает пары бит в комплексные символы созвездия по правилу Грея; формирующий RRC-фильтр выполняет передискретизацию в 8 раз и ограничивает спектр сигнала.</w:t>
       </w:r>
     </w:p>
     <w:p>
       <w:pPr>
-        <w:pStyle w:val="Normal"/>
-        <w:spacing w:lineRule="auto" w:line="360" w:before="0" w:after="120"/>
-        <w:ind w:firstLine="720"/>
-        <w:jc w:val="both"/>
-        <w:rPr/>
-      </w:pPr>
-      <w:r>
-        <w:rPr/>
+        <w:spacing w:after="120" w:line="360" w:lineRule="auto"/>
+        <w:ind w:firstLine="720"/>
+        <w:jc w:val="both"/>
+      </w:pPr>
+      <w:r>
         <w:t>Критически важные параметры блоков: у Bernoulli Binary Generator установлено Sample time = 1/(Rs·k) и Samples per frame = k (где k = log2(M) = 2), что обеспечивает работу в режиме «один символ за такт». У RRC-фильтра обязательно должен быть выбран режим Rate options: Allow multirate processing — иначе блок работает в режиме single-rate и не выполняет передискретизацию, что является типичной ошибкой.</w:t>
       </w:r>
     </w:p>
     <w:p>
       <w:pPr>
-        <w:pStyle w:val="Normal"/>
-        <w:spacing w:lineRule="auto" w:line="360" w:before="200" w:after="140"/>
-        <w:rPr/>
+        <w:spacing w:before="200" w:after="140" w:line="360" w:lineRule="auto"/>
       </w:pPr>
       <w:r>
         <w:rPr>
@@ -171,31 +142,36 @@
     </w:p>
     <w:p>
       <w:pPr>
-        <w:pStyle w:val="Normal"/>
-        <w:spacing w:lineRule="auto" w:line="360" w:before="0" w:after="120"/>
-        <w:ind w:firstLine="720"/>
-        <w:jc w:val="both"/>
-        <w:rPr/>
-      </w:pPr>
-      <w:r>
-        <w:rPr/>
+        <w:spacing w:after="120" w:line="360" w:lineRule="auto"/>
+        <w:ind w:firstLine="720"/>
+        <w:jc w:val="both"/>
+      </w:pPr>
+      <w:r>
         <w:t>Для верификации передатчика использованы три измерительных блока: Constellation Diagram (на выходе QPSK Modulator, до RRC), Eye Diagram и Spectrum Analyzer (оба на выходе RRC).</w:t>
       </w:r>
     </w:p>
     <w:p>
       <w:pPr>
-        <w:pStyle w:val="Normal"/>
-        <w:spacing w:lineRule="auto" w:line="360" w:before="200" w:after="60"/>
+        <w:spacing w:after="120" w:line="360" w:lineRule="auto"/>
+        <w:ind w:firstLine="720"/>
+        <w:jc w:val="both"/>
+      </w:pPr>
+    </w:p>
+    <w:p>
+      <w:pPr>
+        <w:spacing w:before="200" w:after="60" w:line="360" w:lineRule="auto"/>
         <w:jc w:val="center"/>
-        <w:rPr/>
-      </w:pPr>
-      <w:r>
-        <w:rPr/>
+      </w:pPr>
+      <w:r>
+        <w:rPr>
+          <w:noProof/>
+        </w:rPr>
+        <w:lastRenderedPageBreak/>
         <w:drawing>
-          <wp:inline distT="0" distB="0" distL="0" distR="0">
+          <wp:inline distT="0" distB="0" distL="0" distR="0" wp14:anchorId="203DB828" wp14:editId="7ACEA1D5">
             <wp:extent cx="3680460" cy="3415665"/>
             <wp:effectExtent l="0" t="0" r="0" b="0"/>
-            <wp:docPr id="1" name="Рисунок 3" descr=""/>
+            <wp:docPr id="1" name="Рисунок 3"/>
             <wp:cNvGraphicFramePr>
               <a:graphicFrameLocks xmlns:a="http://schemas.openxmlformats.org/drawingml/2006/main" noChangeAspect="1"/>
             </wp:cNvGraphicFramePr>
@@ -203,13 +179,13 @@
               <a:graphicData uri="http://schemas.openxmlformats.org/drawingml/2006/picture">
                 <pic:pic xmlns:pic="http://schemas.openxmlformats.org/drawingml/2006/picture">
                   <pic:nvPicPr>
-                    <pic:cNvPr id="1" name="Рисунок 3" descr=""/>
+                    <pic:cNvPr id="1" name="Рисунок 3"/>
                     <pic:cNvPicPr>
                       <a:picLocks noChangeAspect="1" noChangeArrowheads="1"/>
                     </pic:cNvPicPr>
                   </pic:nvPicPr>
                   <pic:blipFill>
-                    <a:blip r:embed="rId2"/>
+                    <a:blip r:embed="rId4"/>
                     <a:stretch>
                       <a:fillRect/>
                     </a:stretch>
@@ -232,43 +208,37 @@
     </w:p>
     <w:p>
       <w:pPr>
-        <w:pStyle w:val="Normal"/>
-        <w:spacing w:lineRule="auto" w:line="360" w:before="0" w:after="200"/>
+        <w:spacing w:after="200" w:line="360" w:lineRule="auto"/>
         <w:jc w:val="center"/>
-        <w:rPr/>
-      </w:pPr>
-      <w:r>
-        <w:rPr/>
+      </w:pPr>
+      <w:r>
         <w:t>Рисунок 1 — Сигнальное созвездие QPSK на выходе модулятора</w:t>
       </w:r>
     </w:p>
     <w:p>
       <w:pPr>
-        <w:pStyle w:val="Normal"/>
-        <w:spacing w:lineRule="auto" w:line="360" w:before="0" w:after="120"/>
-        <w:ind w:firstLine="720"/>
-        <w:jc w:val="both"/>
-        <w:rPr/>
-      </w:pPr>
-      <w:r>
-        <w:rPr/>
+        <w:spacing w:after="120" w:line="360" w:lineRule="auto"/>
+        <w:ind w:firstLine="720"/>
+        <w:jc w:val="both"/>
+      </w:pPr>
+      <w:r>
         <w:t>Из рисунка 1 видно, что на выходе QPSK-модулятора формируется идеальное созвездие из четырёх точек, расположенных в углах квадрата с координатами (±1/√2, ±1/√2). Точки чёткие, без размытия, что подтверждает корректность работы модулятора.</w:t>
       </w:r>
     </w:p>
     <w:p>
       <w:pPr>
-        <w:pStyle w:val="Normal"/>
-        <w:spacing w:lineRule="auto" w:line="360" w:before="200" w:after="60"/>
+        <w:spacing w:before="200" w:after="60" w:line="360" w:lineRule="auto"/>
         <w:jc w:val="center"/>
-        <w:rPr/>
-      </w:pPr>
-      <w:r>
-        <w:rPr/>
+      </w:pPr>
+      <w:r>
+        <w:rPr>
+          <w:noProof/>
+        </w:rPr>
         <w:drawing>
-          <wp:inline distT="0" distB="0" distL="0" distR="0">
+          <wp:inline distT="0" distB="0" distL="0" distR="0" wp14:anchorId="64235745" wp14:editId="3AD7EBAD">
             <wp:extent cx="5566410" cy="3234055"/>
             <wp:effectExtent l="0" t="0" r="0" b="0"/>
-            <wp:docPr id="2" name="Рисунок 5" descr=""/>
+            <wp:docPr id="2" name="Рисунок 5"/>
             <wp:cNvGraphicFramePr>
               <a:graphicFrameLocks xmlns:a="http://schemas.openxmlformats.org/drawingml/2006/main" noChangeAspect="1"/>
             </wp:cNvGraphicFramePr>
@@ -276,13 +246,13 @@
               <a:graphicData uri="http://schemas.openxmlformats.org/drawingml/2006/picture">
                 <pic:pic xmlns:pic="http://schemas.openxmlformats.org/drawingml/2006/picture">
                   <pic:nvPicPr>
-                    <pic:cNvPr id="2" name="Рисунок 5" descr=""/>
+                    <pic:cNvPr id="2" name="Рисунок 5"/>
                     <pic:cNvPicPr>
                       <a:picLocks noChangeAspect="1" noChangeArrowheads="1"/>
                     </pic:cNvPicPr>
                   </pic:nvPicPr>
                   <pic:blipFill>
-                    <a:blip r:embed="rId3"/>
+                    <a:blip r:embed="rId5"/>
                     <a:stretch>
                       <a:fillRect/>
                     </a:stretch>
@@ -305,43 +275,38 @@
     </w:p>
     <w:p>
       <w:pPr>
-        <w:pStyle w:val="Normal"/>
-        <w:spacing w:lineRule="auto" w:line="360" w:before="0" w:after="200"/>
+        <w:spacing w:after="200" w:line="360" w:lineRule="auto"/>
         <w:jc w:val="center"/>
-        <w:rPr/>
-      </w:pPr>
-      <w:r>
-        <w:rPr/>
+      </w:pPr>
+      <w:r>
+        <w:lastRenderedPageBreak/>
         <w:t>Рисунок 2 — Глазковая диаграмма сигнала на выходе формирующего RRC-фильтра</w:t>
       </w:r>
     </w:p>
     <w:p>
       <w:pPr>
-        <w:pStyle w:val="Normal"/>
-        <w:spacing w:lineRule="auto" w:line="360" w:before="0" w:after="120"/>
-        <w:ind w:firstLine="720"/>
-        <w:jc w:val="both"/>
-        <w:rPr/>
-      </w:pPr>
-      <w:r>
-        <w:rPr/>
+        <w:spacing w:after="120" w:line="360" w:lineRule="auto"/>
+        <w:ind w:firstLine="720"/>
+        <w:jc w:val="both"/>
+      </w:pPr>
+      <w:r>
         <w:t>Из рисунка 2 видно, что после формирующего фильтра глазковая диаграмма представляет собой две идеально раскрытые «глазковые» структуры (отдельно для синфазной I и квадратурной Q компонент). Линии тонкие, максимальное раскрытие глаза совпадает с моментами t = k·Ts, что подтверждает выполнение критерия Найквиста и отсутствие межсимвольной интерференции.</w:t>
       </w:r>
     </w:p>
     <w:p>
       <w:pPr>
-        <w:pStyle w:val="Normal"/>
-        <w:spacing w:lineRule="auto" w:line="360" w:before="200" w:after="60"/>
+        <w:spacing w:before="200" w:after="60" w:line="360" w:lineRule="auto"/>
         <w:jc w:val="center"/>
-        <w:rPr/>
-      </w:pPr>
-      <w:r>
-        <w:rPr/>
+      </w:pPr>
+      <w:r>
+        <w:rPr>
+          <w:noProof/>
+        </w:rPr>
         <w:drawing>
-          <wp:inline distT="0" distB="0" distL="0" distR="0">
+          <wp:inline distT="0" distB="0" distL="0" distR="0" wp14:anchorId="08791E1F" wp14:editId="29854FAC">
             <wp:extent cx="5566410" cy="2488565"/>
             <wp:effectExtent l="0" t="0" r="0" b="0"/>
-            <wp:docPr id="3" name="Рисунок 7" descr=""/>
+            <wp:docPr id="3" name="Рисунок 7"/>
             <wp:cNvGraphicFramePr>
               <a:graphicFrameLocks xmlns:a="http://schemas.openxmlformats.org/drawingml/2006/main" noChangeAspect="1"/>
             </wp:cNvGraphicFramePr>
@@ -349,13 +314,13 @@
               <a:graphicData uri="http://schemas.openxmlformats.org/drawingml/2006/picture">
                 <pic:pic xmlns:pic="http://schemas.openxmlformats.org/drawingml/2006/picture">
                   <pic:nvPicPr>
-                    <pic:cNvPr id="3" name="Рисунок 7" descr=""/>
+                    <pic:cNvPr id="3" name="Рисунок 7"/>
                     <pic:cNvPicPr>
                       <a:picLocks noChangeAspect="1" noChangeArrowheads="1"/>
                     </pic:cNvPicPr>
                   </pic:nvPicPr>
                   <pic:blipFill>
-                    <a:blip r:embed="rId4"/>
+                    <a:blip r:embed="rId6"/>
                     <a:stretch>
                       <a:fillRect/>
                     </a:stretch>
@@ -378,34 +343,26 @@
     </w:p>
     <w:p>
       <w:pPr>
-        <w:pStyle w:val="Normal"/>
-        <w:spacing w:lineRule="auto" w:line="360" w:before="0" w:after="200"/>
+        <w:spacing w:after="200" w:line="360" w:lineRule="auto"/>
         <w:jc w:val="center"/>
-        <w:rPr/>
-      </w:pPr>
-      <w:r>
-        <w:rPr/>
+      </w:pPr>
+      <w:r>
         <w:t>Рисунок 3 — Спектр сигнала на выходе формирующего RRC-фильтра</w:t>
       </w:r>
     </w:p>
     <w:p>
       <w:pPr>
-        <w:pStyle w:val="Normal"/>
-        <w:spacing w:lineRule="auto" w:line="360" w:before="0" w:after="120"/>
-        <w:ind w:firstLine="720"/>
-        <w:jc w:val="both"/>
-        <w:rPr/>
-      </w:pPr>
-      <w:r>
-        <w:rPr/>
+        <w:spacing w:after="120" w:line="360" w:lineRule="auto"/>
+        <w:ind w:firstLine="720"/>
+        <w:jc w:val="both"/>
+      </w:pPr>
+      <w:r>
         <w:t>Из рисунка 3 видно характерную форму спектра RRC-сигнала: центральная плоская «полка» шириной примерно Rs·(1−α) = 0,65 МГц, плавные «плечи» спадания до полной полосы Rs·(1+α) = 1,35 МГц и глубокое подавление за пределами рабочей полосы (более 50 дБ относительно пика). Это подтверждает, что формирующий фильтр работает корректно и эффективно ограничивает занимаемую сигналом полосу частот.</w:t>
       </w:r>
     </w:p>
     <w:p>
       <w:pPr>
-        <w:pStyle w:val="Normal"/>
-        <w:spacing w:lineRule="auto" w:line="360" w:before="200" w:after="140"/>
-        <w:rPr/>
+        <w:spacing w:before="200" w:after="140" w:line="360" w:lineRule="auto"/>
       </w:pPr>
       <w:r>
         <w:rPr>
@@ -417,23 +374,19 @@
     </w:p>
     <w:p>
       <w:pPr>
-        <w:pStyle w:val="Normal"/>
-        <w:spacing w:lineRule="auto" w:line="360" w:before="0" w:after="120"/>
-        <w:ind w:firstLine="720"/>
-        <w:jc w:val="both"/>
-        <w:rPr/>
-      </w:pPr>
-      <w:r>
-        <w:rPr/>
+        <w:spacing w:after="120" w:line="360" w:lineRule="auto"/>
+        <w:ind w:firstLine="720"/>
+        <w:jc w:val="both"/>
+      </w:pPr>
+      <w:r>
+        <w:lastRenderedPageBreak/>
         <w:t>Модель передатчика QPSK с RRC-формированием импульсов собрана и верифицирована. Все три контрольных индикатора (созвездие, глазковая диаграмма, спектр) соответствуют теоретическим ожиданиям. Сигнал на выходе передатчика готов к подаче в модель канала.</w:t>
       </w:r>
     </w:p>
     <w:p>
       <w:pPr>
-        <w:pStyle w:val="Normal"/>
-        <w:spacing w:lineRule="auto" w:line="360" w:before="240" w:after="180"/>
+        <w:spacing w:before="240" w:after="180" w:line="360" w:lineRule="auto"/>
         <w:jc w:val="center"/>
-        <w:rPr/>
       </w:pPr>
       <w:r>
         <w:rPr>
@@ -447,9 +400,7 @@
     </w:p>
     <w:p>
       <w:pPr>
-        <w:pStyle w:val="Normal"/>
-        <w:spacing w:lineRule="auto" w:line="360" w:before="200" w:after="140"/>
-        <w:rPr/>
+        <w:spacing w:before="200" w:after="140" w:line="360" w:lineRule="auto"/>
       </w:pPr>
       <w:r>
         <w:rPr>
@@ -461,22 +412,17 @@
     </w:p>
     <w:p>
       <w:pPr>
-        <w:pStyle w:val="Normal"/>
-        <w:spacing w:lineRule="auto" w:line="360" w:before="0" w:after="120"/>
-        <w:ind w:firstLine="720"/>
-        <w:jc w:val="both"/>
-        <w:rPr/>
-      </w:pPr>
-      <w:r>
-        <w:rPr/>
+        <w:spacing w:after="120" w:line="360" w:lineRule="auto"/>
+        <w:ind w:firstLine="720"/>
+        <w:jc w:val="both"/>
+      </w:pPr>
+      <w:r>
         <w:t>Дополнить модель передатчика моделью канала распространения, имитирующей основные искажающие факторы реальной радиолинии: дробное смещение моментов дискретизации (timing offset) и аддитивный белый гауссов шум (AWGN). Получить «искажённый» сигнал, на котором в дальнейшем будет исследоваться работа блока символьной синхронизации.</w:t>
       </w:r>
     </w:p>
     <w:p>
       <w:pPr>
-        <w:pStyle w:val="Normal"/>
-        <w:spacing w:lineRule="auto" w:line="360" w:before="200" w:after="140"/>
-        <w:rPr/>
+        <w:spacing w:before="200" w:after="140" w:line="360" w:lineRule="auto"/>
       </w:pPr>
       <w:r>
         <w:rPr>
@@ -488,48 +434,38 @@
     </w:p>
     <w:p>
       <w:pPr>
-        <w:pStyle w:val="Normal"/>
-        <w:spacing w:lineRule="auto" w:line="360" w:before="0" w:after="120"/>
-        <w:ind w:firstLine="720"/>
-        <w:jc w:val="both"/>
-        <w:rPr/>
-      </w:pPr>
-      <w:r>
-        <w:rPr/>
+        <w:spacing w:after="120" w:line="360" w:lineRule="auto"/>
+        <w:ind w:firstLine="720"/>
+        <w:jc w:val="both"/>
+      </w:pPr>
+      <w:r>
         <w:t>В цифровом приёмнике на базе SDR тактовые генераторы передатчика и приёмника физически независимы, поэтому моменты дискретизации АЦП приёмника никогда не совпадают с границами символов передатчика. Это эквивалентно введению дробной задержки в принимаемый сигнал, величина которой неизвестна приёмнику и должна быть оценена и скомпенсирована блоком символьной синхронизации.</w:t>
       </w:r>
     </w:p>
     <w:p>
       <w:pPr>
-        <w:pStyle w:val="Normal"/>
-        <w:spacing w:lineRule="auto" w:line="360" w:before="0" w:after="120"/>
-        <w:ind w:firstLine="720"/>
-        <w:jc w:val="both"/>
-        <w:rPr/>
-      </w:pPr>
-      <w:r>
-        <w:rPr/>
+        <w:spacing w:after="120" w:line="360" w:lineRule="auto"/>
+        <w:ind w:firstLine="720"/>
+        <w:jc w:val="both"/>
+      </w:pPr>
+      <w:r>
         <w:t>Аддитивный белый гауссов шум моделирует тепловой шум приёмного тракта и является фундаментальным ограничением любой системы связи. Параметризация через отношение Eb/N0 (энергия на бит к спектральной плотности шума) удобна тем, что не зависит от выбранной символьной скорости и порядка модуляции.</w:t>
       </w:r>
     </w:p>
     <w:p>
       <w:pPr>
-        <w:pStyle w:val="Normal"/>
-        <w:spacing w:lineRule="auto" w:line="360" w:before="0" w:after="120"/>
-        <w:ind w:firstLine="720"/>
-        <w:jc w:val="both"/>
-        <w:rPr/>
-      </w:pPr>
-      <w:r>
-        <w:rPr/>
+        <w:spacing w:after="120" w:line="360" w:lineRule="auto"/>
+        <w:ind w:firstLine="720"/>
+        <w:jc w:val="both"/>
+      </w:pPr>
+      <w:r>
+        <w:lastRenderedPageBreak/>
         <w:t>Частотный сдвиг несущей в модель канала пока не вводится: алгоритм Gardner TED, выбранный в Главе 1, инвариантен к фазе несущей, и проверка робастности к частотному сдвигу будет выполнена отдельно на этапе тестирования.</w:t>
       </w:r>
     </w:p>
     <w:p>
       <w:pPr>
-        <w:pStyle w:val="Normal"/>
-        <w:spacing w:lineRule="auto" w:line="360" w:before="200" w:after="140"/>
-        <w:rPr/>
+        <w:spacing w:before="200" w:after="140" w:line="360" w:lineRule="auto"/>
       </w:pPr>
       <w:r>
         <w:rPr>
@@ -541,22 +477,17 @@
     </w:p>
     <w:p>
       <w:pPr>
-        <w:pStyle w:val="Normal"/>
-        <w:spacing w:lineRule="auto" w:line="360" w:before="0" w:after="120"/>
-        <w:ind w:firstLine="720"/>
-        <w:jc w:val="both"/>
-        <w:rPr/>
-      </w:pPr>
-      <w:r>
-        <w:rPr/>
+        <w:spacing w:after="120" w:line="360" w:lineRule="auto"/>
+        <w:ind w:firstLine="720"/>
+        <w:jc w:val="both"/>
+      </w:pPr>
+      <w:r>
         <w:t>Дробное смещение тактирования timing_offset = 0,3·Ts (соответствует 2,4 отсчёта АЦП при sps_tx = 8); отношение Eb/N0 для парадных иллюстраций — 30 дБ (тонкие линии глаза, максимальная наглядность); расхождение тактовых частот (PPM) — 0; частотный сдвиг несущей — 0.</w:t>
       </w:r>
     </w:p>
     <w:p>
       <w:pPr>
-        <w:pStyle w:val="Normal"/>
-        <w:spacing w:lineRule="auto" w:line="360" w:before="200" w:after="140"/>
-        <w:rPr/>
+        <w:spacing w:before="200" w:after="140" w:line="360" w:lineRule="auto"/>
       </w:pPr>
       <w:r>
         <w:rPr>
@@ -568,35 +499,27 @@
     </w:p>
     <w:p>
       <w:pPr>
-        <w:pStyle w:val="Normal"/>
-        <w:spacing w:lineRule="auto" w:line="360" w:before="0" w:after="120"/>
-        <w:ind w:firstLine="720"/>
-        <w:jc w:val="both"/>
-        <w:rPr/>
-      </w:pPr>
-      <w:r>
-        <w:rPr/>
+        <w:spacing w:after="120" w:line="360" w:lineRule="auto"/>
+        <w:ind w:firstLine="720"/>
+        <w:jc w:val="both"/>
+      </w:pPr>
+      <w:r>
         <w:t>К модели передатчика последовательно добавлены два блока: Variable Fractional Delay (DSP System Toolbox) и AWGN Channel (Communications Toolbox). Variable Fractional Delay получает на верхний вход сигнал с выхода RRC-фильтра, на нижний вход — постоянное значение задержки в отсчётах АЦП от блока Constant со значением timing_offset·sps_tx. Блок AWGN Channel настроен в режиме Signal to noise ratio (Eb/No) с указанием Samples per symbol = sps_tx — это критично для корректного пересчёта Eb/N0 в дисперсию шума с учётом передискретизации.</w:t>
       </w:r>
     </w:p>
     <w:p>
       <w:pPr>
-        <w:pStyle w:val="Normal"/>
-        <w:spacing w:lineRule="auto" w:line="360" w:before="0" w:after="120"/>
-        <w:ind w:firstLine="720"/>
-        <w:jc w:val="both"/>
-        <w:rPr/>
-      </w:pPr>
-      <w:r>
-        <w:rPr/>
+        <w:spacing w:after="120" w:line="360" w:lineRule="auto"/>
+        <w:ind w:firstLine="720"/>
+        <w:jc w:val="both"/>
+      </w:pPr>
+      <w:r>
         <w:t>Для работы блока AWGN Channel требуется установленный C-компилятор, поскольку при первом запуске Simulink компилирует S-функцию блока. Использован MinGW-w64 с GCC 6.3.0 — версия, официально поддерживаемая MATLAB R2025b. Использование более новых версий GCC приводит к ошибкам компиляции из-за конфликта с зарезервированным словом nullptr в стандарте C23.</w:t>
       </w:r>
     </w:p>
     <w:p>
       <w:pPr>
-        <w:pStyle w:val="Normal"/>
-        <w:spacing w:lineRule="auto" w:line="360" w:before="200" w:after="140"/>
-        <w:rPr/>
+        <w:spacing w:before="200" w:after="140" w:line="360" w:lineRule="auto"/>
       </w:pPr>
       <w:r>
         <w:rPr>
@@ -608,35 +531,28 @@
     </w:p>
     <w:p>
       <w:pPr>
-        <w:pStyle w:val="Normal"/>
-        <w:spacing w:lineRule="auto" w:line="360" w:before="0" w:after="120"/>
-        <w:ind w:firstLine="720"/>
-        <w:jc w:val="both"/>
-        <w:rPr/>
-      </w:pPr>
-      <w:r>
-        <w:rPr/>
+        <w:spacing w:after="120" w:line="360" w:lineRule="auto"/>
+        <w:ind w:firstLine="720"/>
+        <w:jc w:val="both"/>
+      </w:pPr>
+      <w:r>
+        <w:lastRenderedPageBreak/>
         <w:t>В процессе сборки модели потребовалось решить несколько проблем согласования параметров sample time между блоками. Первоначально Bernoulli Binary Generator работал в режиме крупного кадра (Samples per frame = Nsym·k = 20 000), что приводило к появлению «кадровой» частоты обновления 0,01 с и нарушало работу блоков измерителей. Решением стал переход в режим минимального кадра (Samples per frame = k = 2), при котором каждый «такт» Bernoulli выдаёт ровно 2 бита — пару, необходимую QPSK-модулятору для формирования одного комплексного символа.</w:t>
       </w:r>
     </w:p>
     <w:p>
       <w:pPr>
-        <w:pStyle w:val="Normal"/>
-        <w:spacing w:lineRule="auto" w:line="360" w:before="0" w:after="120"/>
-        <w:ind w:firstLine="720"/>
-        <w:jc w:val="both"/>
-        <w:rPr/>
-      </w:pPr>
-      <w:r>
-        <w:rPr/>
+        <w:spacing w:after="120" w:line="360" w:lineRule="auto"/>
+        <w:ind w:firstLine="720"/>
+        <w:jc w:val="both"/>
+      </w:pPr>
+      <w:r>
         <w:t>Второй проблемой стала настройка RRC-фильтра: по умолчанию параметр Rate options был установлен в значение Enforce single-rate processing, что отключало передискретизацию даже при заданном Output samples per symbol = 8. Это диагностировалось по раскраске блоков в режиме Sample Time Colors: блок RRC оставался того же цвета, что и предшествующий QPSK-модулятор, тогда как должен был сменить sample time в 8 раз. После переключения в режим Allow multirate processing блок RRC корректно стал многоскоростным (Multirate), и весь тракт после него перешёл на правильную частоту дискретизации Fs_tx = 8 МГц.</w:t>
       </w:r>
     </w:p>
     <w:p>
       <w:pPr>
-        <w:pStyle w:val="Normal"/>
-        <w:spacing w:lineRule="auto" w:line="360" w:before="200" w:after="140"/>
-        <w:rPr/>
+        <w:spacing w:before="200" w:after="140" w:line="360" w:lineRule="auto"/>
       </w:pPr>
       <w:r>
         <w:rPr>
@@ -648,18 +564,19 @@
     </w:p>
     <w:p>
       <w:pPr>
-        <w:pStyle w:val="Normal"/>
-        <w:spacing w:lineRule="auto" w:line="360" w:before="0" w:after="200"/>
+        <w:spacing w:after="200" w:line="360" w:lineRule="auto"/>
         <w:jc w:val="center"/>
-        <w:rPr/>
-      </w:pPr>
-      <w:r>
-        <w:rPr/>
+      </w:pPr>
+      <w:r>
+        <w:rPr>
+          <w:noProof/>
+        </w:rPr>
+        <w:lastRenderedPageBreak/>
         <w:drawing>
-          <wp:inline distT="0" distB="0" distL="0" distR="0">
+          <wp:inline distT="0" distB="0" distL="0" distR="0" wp14:anchorId="7A4E4D1A" wp14:editId="28F0D38F">
             <wp:extent cx="5566410" cy="2973070"/>
             <wp:effectExtent l="0" t="0" r="0" b="0"/>
-            <wp:docPr id="4" name="Рисунок 1" descr=""/>
+            <wp:docPr id="4" name="Рисунок 1"/>
             <wp:cNvGraphicFramePr>
               <a:graphicFrameLocks xmlns:a="http://schemas.openxmlformats.org/drawingml/2006/main" noChangeAspect="1"/>
             </wp:cNvGraphicFramePr>
@@ -667,13 +584,13 @@
               <a:graphicData uri="http://schemas.openxmlformats.org/drawingml/2006/picture">
                 <pic:pic xmlns:pic="http://schemas.openxmlformats.org/drawingml/2006/picture">
                   <pic:nvPicPr>
-                    <pic:cNvPr id="4" name="Рисунок 1" descr=""/>
+                    <pic:cNvPr id="4" name="Рисунок 1"/>
                     <pic:cNvPicPr>
                       <a:picLocks noChangeAspect="1" noChangeArrowheads="1"/>
                     </pic:cNvPicPr>
                   </pic:nvPicPr>
                   <pic:blipFill>
-                    <a:blip r:embed="rId5"/>
+                    <a:blip r:embed="rId7"/>
                     <a:stretch>
                       <a:fillRect/>
                     </a:stretch>
@@ -694,37 +611,33 @@
         </w:drawing>
       </w:r>
       <w:r>
-        <w:rPr/>
         <w:t>Рисунок 4 — Структурная схема модели передатчика и канала в Simulink</w:t>
       </w:r>
     </w:p>
     <w:p>
       <w:pPr>
-        <w:pStyle w:val="Normal"/>
-        <w:spacing w:lineRule="auto" w:line="360" w:before="0" w:after="120"/>
-        <w:ind w:firstLine="720"/>
-        <w:jc w:val="both"/>
-        <w:rPr/>
-      </w:pPr>
-      <w:r>
-        <w:rPr/>
+        <w:spacing w:after="120" w:line="360" w:lineRule="auto"/>
+        <w:ind w:firstLine="720"/>
+        <w:jc w:val="both"/>
+      </w:pPr>
+      <w:r>
         <w:t>На рисунке 4 представлена итоговая структурная схема модели, включающая передатчик (Bernoulli, QPSK, RRC) и канал (Variable Fractional Delay, AWGN). Раскраска блоков в режиме Sample Time Colors показывает три различные частоты дискретизации в модели: символьную (1 МГц) — для блоков до RRC, многоскоростной переход — на самом RRC, и частоту отсчётов АЦП (8 МГц) — для блоков после RRC.</w:t>
       </w:r>
     </w:p>
     <w:p>
       <w:pPr>
-        <w:pStyle w:val="Normal"/>
-        <w:spacing w:lineRule="auto" w:line="360" w:before="200" w:after="60"/>
+        <w:spacing w:before="200" w:after="60" w:line="360" w:lineRule="auto"/>
         <w:jc w:val="center"/>
-        <w:rPr/>
-      </w:pPr>
-      <w:r>
-        <w:rPr/>
+      </w:pPr>
+      <w:r>
+        <w:rPr>
+          <w:noProof/>
+        </w:rPr>
         <w:drawing>
-          <wp:inline distT="0" distB="0" distL="0" distR="0">
+          <wp:inline distT="0" distB="0" distL="0" distR="0" wp14:anchorId="39F0EB31" wp14:editId="6A7B9343">
             <wp:extent cx="5566410" cy="2485390"/>
             <wp:effectExtent l="0" t="0" r="0" b="0"/>
-            <wp:docPr id="5" name="Рисунок 8" descr=""/>
+            <wp:docPr id="5" name="Рисунок 8"/>
             <wp:cNvGraphicFramePr>
               <a:graphicFrameLocks xmlns:a="http://schemas.openxmlformats.org/drawingml/2006/main" noChangeAspect="1"/>
             </wp:cNvGraphicFramePr>
@@ -732,13 +645,13 @@
               <a:graphicData uri="http://schemas.openxmlformats.org/drawingml/2006/picture">
                 <pic:pic xmlns:pic="http://schemas.openxmlformats.org/drawingml/2006/picture">
                   <pic:nvPicPr>
-                    <pic:cNvPr id="5" name="Рисунок 8" descr=""/>
+                    <pic:cNvPr id="5" name="Рисунок 8"/>
                     <pic:cNvPicPr>
                       <a:picLocks noChangeAspect="1" noChangeArrowheads="1"/>
                     </pic:cNvPicPr>
                   </pic:nvPicPr>
                   <pic:blipFill>
-                    <a:blip r:embed="rId6"/>
+                    <a:blip r:embed="rId8"/>
                     <a:stretch>
                       <a:fillRect/>
                     </a:stretch>
@@ -761,48 +674,43 @@
     </w:p>
     <w:p>
       <w:pPr>
-        <w:pStyle w:val="Normal"/>
-        <w:spacing w:lineRule="auto" w:line="360" w:before="0" w:after="200"/>
+        <w:spacing w:after="200" w:line="360" w:lineRule="auto"/>
         <w:jc w:val="center"/>
-        <w:rPr/>
-      </w:pPr>
-      <w:r>
-        <w:rPr/>
+      </w:pPr>
+      <w:r>
         <w:t>Рисунок 5 — Спектр сигнала на выходе канала с шумом AWGN</w:t>
       </w:r>
     </w:p>
     <w:p>
       <w:pPr>
-        <w:pStyle w:val="Normal"/>
-        <w:spacing w:lineRule="auto" w:line="360" w:before="0" w:after="120"/>
-        <w:ind w:firstLine="720"/>
-        <w:jc w:val="both"/>
-        <w:rPr/>
-      </w:pPr>
-      <w:r>
-        <w:rPr/>
+        <w:spacing w:after="120" w:line="360" w:lineRule="auto"/>
+        <w:ind w:firstLine="720"/>
+        <w:jc w:val="both"/>
+      </w:pPr>
+      <w:r>
+        <w:lastRenderedPageBreak/>
         <w:t>Из рисунка 5 видно, что после прохождения сигналом AWGN-канала форма спектра RRC сохраняется (центральная полка, плечи, подавление в стоп-полосе), но шумовой пол поднялся до уровня, соответствующего заданному отношению Eb/N0 = 30 дБ. Это подтверждает, что AWGN добавляет к сигналу широкополосный гауссов шум, не искажая его формы.</w:t>
       </w:r>
     </w:p>
     <w:p>
       <w:pPr>
-        <w:pStyle w:val="Normal"/>
-        <w:spacing w:lineRule="auto" w:line="360" w:before="0" w:after="200"/>
+        <w:spacing w:after="200" w:line="360" w:lineRule="auto"/>
         <w:jc w:val="center"/>
         <w:rPr>
-          <w:i/>
           <w:i/>
           <w:iCs/>
           <w:color w:val="808080"/>
         </w:rPr>
       </w:pPr>
       <w:r>
-        <w:rPr/>
+        <w:rPr>
+          <w:noProof/>
+        </w:rPr>
         <w:drawing>
-          <wp:inline distT="0" distB="0" distL="0" distR="0">
+          <wp:inline distT="0" distB="0" distL="0" distR="0" wp14:anchorId="21CD50BA" wp14:editId="5C9EABD0">
             <wp:extent cx="5566410" cy="3234055"/>
             <wp:effectExtent l="0" t="0" r="0" b="0"/>
-            <wp:docPr id="6" name="Рисунок 9" descr=""/>
+            <wp:docPr id="6" name="Рисунок 9"/>
             <wp:cNvGraphicFramePr>
               <a:graphicFrameLocks xmlns:a="http://schemas.openxmlformats.org/drawingml/2006/main" noChangeAspect="1"/>
             </wp:cNvGraphicFramePr>
@@ -810,13 +718,13 @@
               <a:graphicData uri="http://schemas.openxmlformats.org/drawingml/2006/picture">
                 <pic:pic xmlns:pic="http://schemas.openxmlformats.org/drawingml/2006/picture">
                   <pic:nvPicPr>
-                    <pic:cNvPr id="6" name="Рисунок 9" descr=""/>
+                    <pic:cNvPr id="6" name="Рисунок 9"/>
                     <pic:cNvPicPr>
                       <a:picLocks noChangeAspect="1" noChangeArrowheads="1"/>
                     </pic:cNvPicPr>
                   </pic:nvPicPr>
                   <pic:blipFill>
-                    <a:blip r:embed="rId7"/>
+                    <a:blip r:embed="rId9"/>
                     <a:stretch>
                       <a:fillRect/>
                     </a:stretch>
@@ -839,34 +747,30 @@
     </w:p>
     <w:p>
       <w:pPr>
-        <w:pStyle w:val="Normal"/>
-        <w:spacing w:lineRule="auto" w:line="360" w:before="0" w:after="200"/>
+        <w:spacing w:after="200" w:line="360" w:lineRule="auto"/>
         <w:jc w:val="center"/>
-        <w:rPr/>
-      </w:pPr>
-      <w:r>
-        <w:rPr/>
+      </w:pPr>
+      <w:r>
         <w:t>Рисунок 6 — Глазковая диаграмма сигнала на входе приёмника при наличии timing offset</w:t>
       </w:r>
     </w:p>
     <w:p>
       <w:pPr>
-        <w:pStyle w:val="Normal"/>
-        <w:spacing w:lineRule="auto" w:line="360" w:before="0" w:after="120"/>
-        <w:ind w:firstLine="720"/>
-        <w:jc w:val="both"/>
-        <w:rPr/>
-      </w:pPr>
-      <w:r>
-        <w:rPr/>
-        <w:t>Из рисунка 6 видно ключевой эффект, ради которого и строится блок символьной синхронизации: при наличии дробного смещения тактирования 0,3·Ts максимум раскрытия глазковой диаграммы оказывается смещённым относительно центра окна развёртки. Если бы решающее устройство брало отсчёты в моменты, соответствующие «номинальной» сетке символов передатчика (центр окна), оно попадало бы не в максимум раскрытия глаза, а в его наклонную часть, где соседние символы интерферируют между собой. Это приводит к резкому росту вероятности ошибки демодуляции и наглядно иллюстрирует необходимость алгоритма временной синхронизации.</w:t>
-      </w:r>
-    </w:p>
-    <w:p>
-      <w:pPr>
-        <w:pStyle w:val="Normal"/>
-        <w:spacing w:lineRule="auto" w:line="360" w:before="200" w:after="140"/>
-        <w:rPr/>
+        <w:spacing w:after="120" w:line="360" w:lineRule="auto"/>
+        <w:ind w:firstLine="720"/>
+        <w:jc w:val="both"/>
+      </w:pPr>
+      <w:r>
+        <w:t xml:space="preserve">Из рисунка 6 видно ключевой эффект, ради которого и строится блок символьной синхронизации: при наличии дробного смещения тактирования 0,3·Ts максимум раскрытия глазковой диаграммы оказывается смещённым относительно центра окна развёртки. Если бы решающее устройство брало отсчёты в моменты, соответствующие «номинальной» сетке символов передатчика (центр окна), оно попадало бы не в максимум раскрытия глаза, а в его наклонную часть, где соседние символы интерферируют между собой. Это приводит к </w:t>
+      </w:r>
+      <w:r>
+        <w:lastRenderedPageBreak/>
+        <w:t>резкому росту вероятности ошибки демодуляции и наглядно иллюстрирует необходимость алгоритма временной синхронизации.</w:t>
+      </w:r>
+    </w:p>
+    <w:p>
+      <w:pPr>
+        <w:spacing w:before="200" w:after="140" w:line="360" w:lineRule="auto"/>
       </w:pPr>
       <w:r>
         <w:rPr>
@@ -878,36 +782,28 @@
     </w:p>
     <w:p>
       <w:pPr>
-        <w:pStyle w:val="Normal"/>
-        <w:spacing w:lineRule="auto" w:line="360" w:before="0" w:after="120"/>
-        <w:ind w:firstLine="720"/>
-        <w:jc w:val="both"/>
-        <w:rPr/>
-      </w:pPr>
-      <w:r>
-        <w:rPr/>
+        <w:spacing w:after="120" w:line="360" w:lineRule="auto"/>
+        <w:ind w:firstLine="720"/>
+        <w:jc w:val="both"/>
+      </w:pPr>
+      <w:r>
         <w:t>Модель канала собрана и верифицирована. Получена ключевая иллюстрация проблемы (рисунок 6), показывающая смещение оптимальных моментов дискретизации относительно регулярной сетки АЦП. На текущем этапе сигнал на выходе канала уже содержит все искажения, которые в дальнейшем должна будет компенсировать петля символьной синхронизации (Gardner TED + кубический фильтр Фарроу + PI loop filter).</w:t>
       </w:r>
     </w:p>
     <w:p>
       <w:pPr>
-        <w:pStyle w:val="Normal"/>
-        <w:spacing w:lineRule="auto" w:line="360" w:before="0" w:after="120"/>
-        <w:ind w:firstLine="720"/>
-        <w:jc w:val="both"/>
-        <w:rPr/>
-      </w:pPr>
-      <w:r>
-        <w:rPr/>
+        <w:spacing w:after="120" w:line="360" w:lineRule="auto"/>
+        <w:ind w:firstLine="720"/>
+        <w:jc w:val="both"/>
+      </w:pPr>
+      <w:r>
         <w:t>Следующий шаг — этап 2.3: добавление приёмного RRC-фильтра в режиме согласованного фильтра с децимацией с 8 sps до 2 sps, что подготовит сигнал к подаче в петлю Gardner.</w:t>
       </w:r>
     </w:p>
     <w:p>
       <w:pPr>
-        <w:pStyle w:val="Normal"/>
-        <w:spacing w:lineRule="auto" w:line="360" w:before="240" w:after="180"/>
+        <w:spacing w:before="240" w:after="180" w:line="360" w:lineRule="auto"/>
         <w:jc w:val="center"/>
-        <w:rPr/>
       </w:pPr>
       <w:r>
         <w:rPr>
@@ -921,9 +817,7 @@
     </w:p>
     <w:p>
       <w:pPr>
-        <w:pStyle w:val="Normal"/>
-        <w:spacing w:lineRule="auto" w:line="360" w:before="200" w:after="140"/>
-        <w:rPr/>
+        <w:spacing w:before="200" w:after="140" w:line="360" w:lineRule="auto"/>
       </w:pPr>
       <w:r>
         <w:rPr>
@@ -935,22 +829,17 @@
     </w:p>
     <w:p>
       <w:pPr>
-        <w:pStyle w:val="Normal"/>
-        <w:spacing w:lineRule="auto" w:line="360" w:before="0" w:after="120"/>
-        <w:ind w:firstLine="720"/>
-        <w:jc w:val="both"/>
-        <w:rPr/>
-      </w:pPr>
-      <w:r>
-        <w:rPr/>
+        <w:spacing w:after="120" w:line="360" w:lineRule="auto"/>
+        <w:ind w:firstLine="720"/>
+        <w:jc w:val="both"/>
+      </w:pPr>
+      <w:r>
         <w:t>Дополнить модель приёмным согласованным фильтром (Raised Cosine Receive Filter в режиме Square root) с одновременной децимацией сигнала с частоты 8 МГц до 2 МГц. На выходе фильтра получить сигнал с двумя отсчётами на символ (sps_rx = 2), готовый для подачи в петлю символьной синхронизации Gardner.</w:t>
       </w:r>
     </w:p>
     <w:p>
       <w:pPr>
-        <w:pStyle w:val="Normal"/>
-        <w:spacing w:lineRule="auto" w:line="360" w:before="200" w:after="140"/>
-        <w:rPr/>
+        <w:spacing w:before="200" w:after="140" w:line="360" w:lineRule="auto"/>
       </w:pPr>
       <w:r>
         <w:rPr>
@@ -962,35 +851,31 @@
     </w:p>
     <w:p>
       <w:pPr>
-        <w:pStyle w:val="Normal"/>
-        <w:spacing w:lineRule="auto" w:line="360" w:before="0" w:after="120"/>
-        <w:ind w:firstLine="720"/>
-        <w:jc w:val="both"/>
-        <w:rPr/>
-      </w:pPr>
-      <w:r>
-        <w:rPr/>
-        <w:t>В цифровом приёмнике с линейной модуляцией оптимальной структурой является фильтр, импульсная характеристика которого согласована с импульсом передатчика. Такой фильтр максимизирует отношение сигнал/шум в момент стробирования. В нашей системе передатчик использует фильтр с характеристикой корня из приподнятого косинуса (RRC), поэтому и приёмник ставит RRC-фильтр с теми же параметрами α и span. Сквозная характеристика «TX RRC × RX RRC» при этом даёт полную RC-характеристику, удовлетворяющую критерию Найквиста: межсимвольная интерференция в моменты центров символов отсутствует.</w:t>
-      </w:r>
-    </w:p>
-    <w:p>
-      <w:pPr>
-        <w:pStyle w:val="Normal"/>
-        <w:spacing w:lineRule="auto" w:line="360" w:before="0" w:after="120"/>
-        <w:ind w:firstLine="720"/>
-        <w:jc w:val="both"/>
-        <w:rPr/>
-      </w:pPr>
-      <w:r>
-        <w:rPr/>
+        <w:spacing w:after="120" w:line="360" w:lineRule="auto"/>
+        <w:ind w:firstLine="720"/>
+        <w:jc w:val="both"/>
+      </w:pPr>
+      <w:r>
+        <w:t xml:space="preserve">В цифровом приёмнике с линейной модуляцией оптимальной структурой является фильтр, импульсная характеристика которого согласована с импульсом передатчика. Такой фильтр максимизирует отношение сигнал/шум в момент стробирования. В нашей системе передатчик использует фильтр с характеристикой корня из </w:t>
+      </w:r>
+      <w:r>
+        <w:lastRenderedPageBreak/>
+        <w:t>приподнятого косинуса (RRC), поэтому и приёмник ставит RRC-фильтр с теми же параметрами α и span. Сквозная характеристика «TX RRC × RX RRC» при этом даёт полную RC-характеристику, удовлетворяющую критерию Найквиста: межсимвольная интерференция в моменты центров символов отсутствует.</w:t>
+      </w:r>
+    </w:p>
+    <w:p>
+      <w:pPr>
+        <w:spacing w:after="120" w:line="360" w:lineRule="auto"/>
+        <w:ind w:firstLine="720"/>
+        <w:jc w:val="both"/>
+      </w:pPr>
+      <w:r>
         <w:t>Алгоритм Gardner TED, выбранный в Главе 1 для реализации петли символьной синхронизации, требует ровно двух отсчётов на символ: один отсчёт на стробе (предполагаемом центре символа) и один промежуточный отсчёт на полшага между стробами. Поэтому приёмный RRC-фильтр должен выдавать сигнал не на исходной частоте Fs_tx = 8 МГц, а на частоте Fs_rx = 2·Rs = 2 МГц. Это достигается комбинированной операцией «фильтрация + децимация в 4 раза», выполняемой блоком RRC в многоскоростном режиме.</w:t>
       </w:r>
     </w:p>
     <w:p>
       <w:pPr>
-        <w:pStyle w:val="Normal"/>
-        <w:spacing w:lineRule="auto" w:line="360" w:before="200" w:after="140"/>
-        <w:rPr/>
+        <w:spacing w:before="200" w:after="140" w:line="360" w:lineRule="auto"/>
       </w:pPr>
       <w:r>
         <w:rPr>
@@ -1002,35 +887,27 @@
     </w:p>
     <w:p>
       <w:pPr>
-        <w:pStyle w:val="Normal"/>
-        <w:spacing w:lineRule="auto" w:line="360" w:before="0" w:after="120"/>
-        <w:ind w:firstLine="720"/>
-        <w:jc w:val="both"/>
-        <w:rPr/>
-      </w:pPr>
-      <w:r>
-        <w:rPr/>
+        <w:spacing w:after="120" w:line="360" w:lineRule="auto"/>
+        <w:ind w:firstLine="720"/>
+        <w:jc w:val="both"/>
+      </w:pPr>
+      <w:r>
         <w:t>Фильтр Raised Cosine Receive Filter настроен следующим образом: Filter shape = Square root; Rolloff factor α = 0,35 (как у передатчика); Filter span = 10 символов; Input samples per symbol = sps_tx = 8; Decimation factor = 4; Linear amplitude filter gain = 1/√sps_tx (компенсация нормировки передатчика); Input processing = Columns as channels (frame based); Rate options = Allow multirate processing.</w:t>
       </w:r>
     </w:p>
     <w:p>
       <w:pPr>
-        <w:pStyle w:val="Normal"/>
-        <w:spacing w:lineRule="auto" w:line="360" w:before="0" w:after="120"/>
-        <w:ind w:firstLine="720"/>
-        <w:jc w:val="both"/>
-        <w:rPr/>
-      </w:pPr>
-      <w:r>
-        <w:rPr/>
+        <w:spacing w:after="120" w:line="360" w:lineRule="auto"/>
+        <w:ind w:firstLine="720"/>
+        <w:jc w:val="both"/>
+      </w:pPr>
+      <w:r>
         <w:t>Параметр Rate options критически важен — без переключения в режим Allow multirate processing блок не выполняет децимацию. Это та же особенность, с которой пришлось столкнуться на этапе 2.1 при настройке передающего RRC-фильтра.</w:t>
       </w:r>
     </w:p>
     <w:p>
       <w:pPr>
-        <w:pStyle w:val="Normal"/>
-        <w:spacing w:lineRule="auto" w:line="360" w:before="200" w:after="140"/>
-        <w:rPr/>
+        <w:spacing w:before="200" w:after="140" w:line="360" w:lineRule="auto"/>
       </w:pPr>
       <w:r>
         <w:rPr>
@@ -1042,18 +919,19 @@
     </w:p>
     <w:p>
       <w:pPr>
-        <w:pStyle w:val="Normal"/>
-        <w:spacing w:lineRule="auto" w:line="360" w:before="200" w:after="60"/>
+        <w:spacing w:before="200" w:after="60" w:line="360" w:lineRule="auto"/>
         <w:jc w:val="center"/>
-        <w:rPr/>
-      </w:pPr>
-      <w:r>
-        <w:rPr/>
+      </w:pPr>
+      <w:r>
+        <w:rPr>
+          <w:noProof/>
+        </w:rPr>
+        <w:lastRenderedPageBreak/>
         <w:drawing>
-          <wp:inline distT="0" distB="0" distL="0" distR="0">
+          <wp:inline distT="0" distB="0" distL="0" distR="0" wp14:anchorId="4E3225E6" wp14:editId="74E4D280">
             <wp:extent cx="5566410" cy="2487295"/>
             <wp:effectExtent l="0" t="0" r="0" b="0"/>
-            <wp:docPr id="7" name="Рисунок 10" descr=""/>
+            <wp:docPr id="7" name="Рисунок 10"/>
             <wp:cNvGraphicFramePr>
               <a:graphicFrameLocks xmlns:a="http://schemas.openxmlformats.org/drawingml/2006/main" noChangeAspect="1"/>
             </wp:cNvGraphicFramePr>
@@ -1061,13 +939,13 @@
               <a:graphicData uri="http://schemas.openxmlformats.org/drawingml/2006/picture">
                 <pic:pic xmlns:pic="http://schemas.openxmlformats.org/drawingml/2006/picture">
                   <pic:nvPicPr>
-                    <pic:cNvPr id="7" name="Рисунок 10" descr=""/>
+                    <pic:cNvPr id="7" name="Рисунок 10"/>
                     <pic:cNvPicPr>
                       <a:picLocks noChangeAspect="1" noChangeArrowheads="1"/>
                     </pic:cNvPicPr>
                   </pic:nvPicPr>
                   <pic:blipFill>
-                    <a:blip r:embed="rId8"/>
+                    <a:blip r:embed="rId10"/>
                     <a:stretch>
                       <a:fillRect/>
                     </a:stretch>
@@ -1090,43 +968,38 @@
     </w:p>
     <w:p>
       <w:pPr>
-        <w:pStyle w:val="Normal"/>
-        <w:spacing w:lineRule="auto" w:line="360" w:before="0" w:after="200"/>
+        <w:spacing w:after="200" w:line="360" w:lineRule="auto"/>
         <w:jc w:val="center"/>
-        <w:rPr/>
-      </w:pPr>
-      <w:r>
-        <w:rPr/>
+      </w:pPr>
+      <w:r>
         <w:t>Рисунок 7 — Спектр сигнала на выходе приёмного RRC-фильтра после децимации</w:t>
       </w:r>
     </w:p>
     <w:p>
       <w:pPr>
-        <w:pStyle w:val="Normal"/>
-        <w:spacing w:lineRule="auto" w:line="360" w:before="0" w:after="120"/>
-        <w:ind w:firstLine="720"/>
-        <w:jc w:val="both"/>
-        <w:rPr/>
-      </w:pPr>
-      <w:r>
-        <w:rPr/>
+        <w:spacing w:after="120" w:line="360" w:lineRule="auto"/>
+        <w:ind w:firstLine="720"/>
+        <w:jc w:val="both"/>
+      </w:pPr>
+      <w:r>
         <w:t>Из рисунка 7 видно, что после прохождения сигналом приёмного согласованного фильтра видимая полоса спектра уменьшилась в четыре раза: теперь она простирается от −1 до +1 МГц (Найквистовская зона при Fs_rx = 2 МГц). Форма RRC-полки сохранена: центральная плоская часть на уровне ~+10 дБм шириной 0,65 МГц, плечи спадания до ±0,675 МГц. Шумовой пол за пределами полосы сигнала эффективно подавлен согласованным фильтром, что подтверждает корректность работы фильтрации.</w:t>
       </w:r>
     </w:p>
     <w:p>
       <w:pPr>
-        <w:pStyle w:val="Normal"/>
-        <w:spacing w:lineRule="auto" w:line="360" w:before="200" w:after="60"/>
+        <w:spacing w:before="200" w:after="60" w:line="360" w:lineRule="auto"/>
         <w:jc w:val="center"/>
-        <w:rPr/>
-      </w:pPr>
-      <w:r>
-        <w:rPr/>
+      </w:pPr>
+      <w:r>
+        <w:rPr>
+          <w:noProof/>
+        </w:rPr>
+        <w:lastRenderedPageBreak/>
         <w:drawing>
-          <wp:inline distT="0" distB="0" distL="0" distR="0">
+          <wp:inline distT="0" distB="0" distL="0" distR="0" wp14:anchorId="096C7290" wp14:editId="2073ADBF">
             <wp:extent cx="5566410" cy="3276600"/>
             <wp:effectExtent l="0" t="0" r="0" b="0"/>
-            <wp:docPr id="8" name="Рисунок 11" descr=""/>
+            <wp:docPr id="8" name="Рисунок 11"/>
             <wp:cNvGraphicFramePr>
               <a:graphicFrameLocks xmlns:a="http://schemas.openxmlformats.org/drawingml/2006/main" noChangeAspect="1"/>
             </wp:cNvGraphicFramePr>
@@ -1134,13 +1007,13 @@
               <a:graphicData uri="http://schemas.openxmlformats.org/drawingml/2006/picture">
                 <pic:pic xmlns:pic="http://schemas.openxmlformats.org/drawingml/2006/picture">
                   <pic:nvPicPr>
-                    <pic:cNvPr id="8" name="Рисунок 11" descr=""/>
+                    <pic:cNvPr id="8" name="Рисунок 11"/>
                     <pic:cNvPicPr>
                       <a:picLocks noChangeAspect="1" noChangeArrowheads="1"/>
                     </pic:cNvPicPr>
                   </pic:nvPicPr>
                   <pic:blipFill>
-                    <a:blip r:embed="rId9"/>
+                    <a:blip r:embed="rId11"/>
                     <a:stretch>
                       <a:fillRect/>
                     </a:stretch>
@@ -1163,34 +1036,26 @@
     </w:p>
     <w:p>
       <w:pPr>
-        <w:pStyle w:val="Normal"/>
-        <w:spacing w:lineRule="auto" w:line="360" w:before="0" w:after="200"/>
+        <w:spacing w:after="200" w:line="360" w:lineRule="auto"/>
         <w:jc w:val="center"/>
-        <w:rPr/>
-      </w:pPr>
-      <w:r>
-        <w:rPr/>
+      </w:pPr>
+      <w:r>
         <w:t>Рисунок 8 — Глазковая диаграмма сигнала на выходе приёмного RRC-фильтра</w:t>
       </w:r>
     </w:p>
     <w:p>
       <w:pPr>
-        <w:pStyle w:val="Normal"/>
-        <w:spacing w:lineRule="auto" w:line="360" w:before="0" w:after="120"/>
-        <w:ind w:firstLine="720"/>
-        <w:jc w:val="both"/>
-        <w:rPr/>
-      </w:pPr>
-      <w:r>
-        <w:rPr/>
+        <w:spacing w:after="120" w:line="360" w:lineRule="auto"/>
+        <w:ind w:firstLine="720"/>
+        <w:jc w:val="both"/>
+      </w:pPr>
+      <w:r>
         <w:t>Из рисунка 8 видно ключевой результат этапа: глазковая диаграмма после согласованного фильтра остаётся раскрытой, но горизонтальный сдвиг центра раскрытия относительно середины окна развёртки сохраняется. Это означает, что согласованный фильтр выполнил две свои задачи (подавление шума и устранение межсимвольной интерференции), но не устранил дробное смещение тактирования. Информация о смещении прошла через приёмный фильтр в неизменном виде и теперь доступна для извлечения и компенсации петлёй символьной синхронизации на следующем этапе.</w:t>
       </w:r>
     </w:p>
     <w:p>
       <w:pPr>
-        <w:pStyle w:val="Normal"/>
-        <w:spacing w:lineRule="auto" w:line="360" w:before="200" w:after="140"/>
-        <w:rPr/>
+        <w:spacing w:before="200" w:after="140" w:line="360" w:lineRule="auto"/>
       </w:pPr>
       <w:r>
         <w:rPr>
@@ -1202,23 +1067,22 @@
     </w:p>
     <w:p>
       <w:pPr>
-        <w:pStyle w:val="Normal"/>
-        <w:spacing w:lineRule="auto" w:line="360" w:before="0" w:after="120"/>
-        <w:ind w:firstLine="720"/>
-        <w:jc w:val="both"/>
-        <w:rPr/>
-      </w:pPr>
-      <w:r>
-        <w:rPr/>
-        <w:t>Приёмный согласованный фильтр успешно интегрирован в модель. На его выходе получен сигнал с частотой дискретизации 2 МГц, который содержит два отсчёта на символ — минимально необходимое количество для работы алгоритма Gardner TED. Глазковая диаграмма подтверждает, что геометрия искажения (горизонтальный сдвиг от timing offset) сохранена, а отношение сигнал/шум в полосе сигнала максимизировано.</w:t>
-      </w:r>
-    </w:p>
-    <w:p>
-      <w:pPr>
-        <w:pStyle w:val="Normal"/>
-        <w:spacing w:lineRule="auto" w:line="360" w:before="240" w:after="180"/>
+        <w:spacing w:after="120" w:line="360" w:lineRule="auto"/>
+        <w:ind w:firstLine="720"/>
+        <w:jc w:val="both"/>
+      </w:pPr>
+      <w:r>
+        <w:t xml:space="preserve">Приёмный согласованный фильтр успешно интегрирован в модель. На его выходе получен сигнал с частотой дискретизации 2 МГц, который содержит два отсчёта на символ — минимально необходимое количество для работы алгоритма Gardner TED. Глазковая диаграмма </w:t>
+      </w:r>
+      <w:r>
+        <w:lastRenderedPageBreak/>
+        <w:t>подтверждает, что геометрия искажения (горизонтальный сдвиг от timing offset) сохранена, а отношение сигнал/шум в полосе сигнала максимизировано.</w:t>
+      </w:r>
+    </w:p>
+    <w:p>
+      <w:pPr>
+        <w:spacing w:before="240" w:after="180" w:line="360" w:lineRule="auto"/>
         <w:jc w:val="center"/>
-        <w:rPr/>
       </w:pPr>
       <w:r>
         <w:rPr>
@@ -1232,9 +1096,7 @@
     </w:p>
     <w:p>
       <w:pPr>
-        <w:pStyle w:val="Normal"/>
-        <w:spacing w:lineRule="auto" w:line="360" w:before="200" w:after="140"/>
-        <w:rPr/>
+        <w:spacing w:before="200" w:after="140" w:line="360" w:lineRule="auto"/>
       </w:pPr>
       <w:r>
         <w:rPr>
@@ -1246,22 +1108,17 @@
     </w:p>
     <w:p>
       <w:pPr>
-        <w:pStyle w:val="Normal"/>
-        <w:spacing w:lineRule="auto" w:line="360" w:before="0" w:after="120"/>
-        <w:ind w:firstLine="720"/>
-        <w:jc w:val="both"/>
-        <w:rPr/>
-      </w:pPr>
-      <w:r>
-        <w:rPr/>
+        <w:spacing w:after="120" w:line="360" w:lineRule="auto"/>
+        <w:ind w:firstLine="720"/>
+        <w:jc w:val="both"/>
+      </w:pPr>
+      <w:r>
         <w:t>Замкнуть приёмный тракт блоком символьной синхронизации, реализующим алгоритм Gardner TED. На данном этапе используется готовый блок Symbol Synchronizer из библиотеки Communications Toolbox — это позволяет получить эталонную floating-point модель, с которой в дальнейшем будет сравниваться собственная реализация петли (этап 2.5), а также использовать её для построения BER-кривых и исследований динамики захвата.</w:t>
       </w:r>
     </w:p>
     <w:p>
       <w:pPr>
-        <w:pStyle w:val="Normal"/>
-        <w:spacing w:lineRule="auto" w:line="360" w:before="200" w:after="140"/>
-        <w:rPr/>
+        <w:spacing w:before="200" w:after="140" w:line="360" w:lineRule="auto"/>
       </w:pPr>
       <w:r>
         <w:rPr>
@@ -1273,48 +1130,41 @@
     </w:p>
     <w:p>
       <w:pPr>
-        <w:pStyle w:val="Normal"/>
-        <w:spacing w:lineRule="auto" w:line="360" w:before="0" w:after="120"/>
-        <w:ind w:firstLine="720"/>
-        <w:jc w:val="both"/>
-        <w:rPr/>
-      </w:pPr>
-      <w:r>
-        <w:rPr/>
+        <w:spacing w:after="120" w:line="360" w:lineRule="auto"/>
+        <w:ind w:firstLine="720"/>
+        <w:jc w:val="both"/>
+      </w:pPr>
+      <w:r>
         <w:t>Блок Symbol Synchronizer реализует классическую структуру петли символьной синхронизации, описанную в подразделе 1.4 Главы 1: интерполятор → детектор временной ошибки → пропорционально-интегрирующий петлевой фильтр → контроллер интерполяции. Параметры петли соответствуют выбранным в Главе 1 значениям: алгоритм Gardner (non-data-aided); samples per symbol = sps_rx = 2; нормированная шумовая полоса BnT = 0,02; коэффициент затухания ζ = 1/√2 ≈ 0,707; коэффициент усиления детектора (Phase detector gain) = 2,7 — рекомендованное значение для алгоритма Gardner с RRC-фильтром при α = 0,35.</w:t>
       </w:r>
     </w:p>
     <w:p>
       <w:pPr>
-        <w:pStyle w:val="Normal"/>
-        <w:spacing w:lineRule="auto" w:line="360" w:before="0" w:after="120"/>
-        <w:ind w:firstLine="720"/>
-        <w:jc w:val="both"/>
-        <w:rPr/>
-      </w:pPr>
-      <w:r>
-        <w:rPr/>
-        <w:t>Блок имеет один вход (комплексный сигнал с двумя отсчётами на символ) и два выхода: основной выход Sym выдаёт стробированные символы (один отсчёт на символ), а дополнительный выход Err — текущую оценку нормированной временной ошибки, которая используется для отладки и построения графиков сходимости петли.</w:t>
-      </w:r>
-    </w:p>
-    <w:p>
-      <w:pPr>
-        <w:pStyle w:val="Normal"/>
-        <w:spacing w:lineRule="auto" w:line="360" w:before="0" w:after="120"/>
-        <w:ind w:firstLine="720"/>
-        <w:jc w:val="both"/>
-        <w:rPr/>
-      </w:pPr>
-      <w:r>
-        <w:rPr/>
+        <w:spacing w:after="120" w:line="360" w:lineRule="auto"/>
+        <w:ind w:firstLine="720"/>
+        <w:jc w:val="both"/>
+      </w:pPr>
+      <w:r>
+        <w:t xml:space="preserve">Блок имеет один вход (комплексный сигнал с двумя отсчётами на символ) и два выхода: основной выход Sym выдаёт стробированные </w:t>
+      </w:r>
+      <w:r>
+        <w:lastRenderedPageBreak/>
+        <w:t>символы (один отсчёт на символ), а дополнительный выход Err — текущую оценку нормированной временной ошибки, которая используется для отладки и построения графиков сходимости петли.</w:t>
+      </w:r>
+    </w:p>
+    <w:p>
+      <w:pPr>
+        <w:spacing w:after="120" w:line="360" w:lineRule="auto"/>
+        <w:ind w:firstLine="720"/>
+        <w:jc w:val="both"/>
+      </w:pPr>
+      <w:r>
         <w:t>Особенностью блока является то, что он формирует сигнал переменного размера (variable-size signal), поскольку количество выходных символов на каждом такте обработки может слегка отличаться от расчётного 1 в зависимости от текущей оценки timing offset. По этой причине к выходу Sym нельзя подключать измерительные блоки, не поддерживающие сигналы переменного размера, в частности Spectrum Analyzer.</w:t>
       </w:r>
     </w:p>
     <w:p>
       <w:pPr>
-        <w:pStyle w:val="Normal"/>
-        <w:spacing w:lineRule="auto" w:line="360" w:before="200" w:after="140"/>
-        <w:rPr/>
+        <w:spacing w:before="200" w:after="140" w:line="360" w:lineRule="auto"/>
       </w:pPr>
       <w:r>
         <w:rPr>
@@ -1326,22 +1176,17 @@
     </w:p>
     <w:p>
       <w:pPr>
-        <w:pStyle w:val="Normal"/>
-        <w:spacing w:lineRule="auto" w:line="360" w:before="0" w:after="120"/>
-        <w:ind w:firstLine="720"/>
-        <w:jc w:val="both"/>
-        <w:rPr/>
-      </w:pPr>
-      <w:r>
-        <w:rPr/>
+        <w:spacing w:after="120" w:line="360" w:lineRule="auto"/>
+        <w:ind w:firstLine="720"/>
+        <w:jc w:val="both"/>
+      </w:pPr>
+      <w:r>
         <w:t>В модели реализовано чёткое разделение измерительных приборов по точкам подключения. Eye Diagram и Spectrum Analyzer подключены к выходу приёмного RRC-фильтра — в этой точке сигнал ещё непрерывен, и для него имеют смысл такие метрики как глазковая диаграмма и спектральная плотность мощности. К выходу Sym блока Symbol Synchronizer подключена Constellation Diagram, отображающая восстановленные символьные решения. К выходу Err подключён Scope, отображающий процесс изменения оценки временной ошибки во времени.</w:t>
       </w:r>
     </w:p>
     <w:p>
       <w:pPr>
-        <w:pStyle w:val="Normal"/>
-        <w:spacing w:lineRule="auto" w:line="360" w:before="200" w:after="140"/>
-        <w:rPr/>
+        <w:spacing w:before="200" w:after="140" w:line="360" w:lineRule="auto"/>
       </w:pPr>
       <w:r>
         <w:rPr>
@@ -1353,18 +1198,19 @@
     </w:p>
     <w:p>
       <w:pPr>
-        <w:pStyle w:val="Normal"/>
-        <w:spacing w:lineRule="auto" w:line="360" w:before="200" w:after="60"/>
+        <w:spacing w:before="200" w:after="60" w:line="360" w:lineRule="auto"/>
         <w:jc w:val="center"/>
-        <w:rPr/>
-      </w:pPr>
-      <w:r>
-        <w:rPr/>
+      </w:pPr>
+      <w:r>
+        <w:rPr>
+          <w:noProof/>
+        </w:rPr>
+        <w:lastRenderedPageBreak/>
         <w:drawing>
-          <wp:inline distT="0" distB="0" distL="0" distR="0">
+          <wp:inline distT="0" distB="0" distL="0" distR="0" wp14:anchorId="10DD2B0B" wp14:editId="0FC8F062">
             <wp:extent cx="4784090" cy="3241675"/>
             <wp:effectExtent l="0" t="0" r="0" b="0"/>
-            <wp:docPr id="9" name="Рисунок 12" descr=""/>
+            <wp:docPr id="9" name="Рисунок 12"/>
             <wp:cNvGraphicFramePr>
               <a:graphicFrameLocks xmlns:a="http://schemas.openxmlformats.org/drawingml/2006/main" noChangeAspect="1"/>
             </wp:cNvGraphicFramePr>
@@ -1372,13 +1218,13 @@
               <a:graphicData uri="http://schemas.openxmlformats.org/drawingml/2006/picture">
                 <pic:pic xmlns:pic="http://schemas.openxmlformats.org/drawingml/2006/picture">
                   <pic:nvPicPr>
-                    <pic:cNvPr id="9" name="Рисунок 12" descr=""/>
+                    <pic:cNvPr id="9" name="Рисунок 12"/>
                     <pic:cNvPicPr>
                       <a:picLocks noChangeAspect="1" noChangeArrowheads="1"/>
                     </pic:cNvPicPr>
                   </pic:nvPicPr>
                   <pic:blipFill>
-                    <a:blip r:embed="rId10"/>
+                    <a:blip r:embed="rId12"/>
                     <a:stretch>
                       <a:fillRect/>
                     </a:stretch>
@@ -1401,43 +1247,38 @@
     </w:p>
     <w:p>
       <w:pPr>
-        <w:pStyle w:val="Normal"/>
-        <w:spacing w:lineRule="auto" w:line="360" w:before="0" w:after="200"/>
+        <w:spacing w:after="200" w:line="360" w:lineRule="auto"/>
         <w:jc w:val="center"/>
-        <w:rPr/>
-      </w:pPr>
-      <w:r>
-        <w:rPr/>
+      </w:pPr>
+      <w:r>
         <w:t>Рисунок 9 — Структурная схема модели с петлёй символьной синхронизации в Simulink</w:t>
       </w:r>
     </w:p>
     <w:p>
       <w:pPr>
-        <w:pStyle w:val="Normal"/>
-        <w:spacing w:lineRule="auto" w:line="360" w:before="0" w:after="120"/>
-        <w:ind w:firstLine="720"/>
-        <w:jc w:val="both"/>
-        <w:rPr/>
-      </w:pPr>
-      <w:r>
-        <w:rPr/>
+        <w:spacing w:after="120" w:line="360" w:lineRule="auto"/>
+        <w:ind w:firstLine="720"/>
+        <w:jc w:val="both"/>
+      </w:pPr>
+      <w:r>
         <w:t>На рисунке 9 представлена итоговая структура модели после добавления блока Symbol Synchronizer. Видна полная цепочка обработки: передатчик (Bernoulli, QPSK, RRC Tx), канал (Variable Fractional Delay, AWGN), приёмник (RRC Rx, Symbol Synchronizer), а также распределённые по тракту измерительные блоки.</w:t>
       </w:r>
     </w:p>
     <w:p>
       <w:pPr>
-        <w:pStyle w:val="Normal"/>
-        <w:spacing w:lineRule="auto" w:line="360" w:before="200" w:after="60"/>
+        <w:spacing w:before="200" w:after="60" w:line="360" w:lineRule="auto"/>
         <w:jc w:val="center"/>
-        <w:rPr/>
-      </w:pPr>
-      <w:r>
-        <w:rPr/>
+      </w:pPr>
+      <w:r>
+        <w:rPr>
+          <w:noProof/>
+        </w:rPr>
+        <w:lastRenderedPageBreak/>
         <w:drawing>
-          <wp:inline distT="0" distB="0" distL="0" distR="0">
+          <wp:inline distT="0" distB="0" distL="0" distR="0" wp14:anchorId="2ABA9999" wp14:editId="53A34CAF">
             <wp:extent cx="4871720" cy="4520565"/>
             <wp:effectExtent l="0" t="0" r="0" b="0"/>
-            <wp:docPr id="10" name="Рисунок 13" descr=""/>
+            <wp:docPr id="10" name="Рисунок 13"/>
             <wp:cNvGraphicFramePr>
               <a:graphicFrameLocks xmlns:a="http://schemas.openxmlformats.org/drawingml/2006/main" noChangeAspect="1"/>
             </wp:cNvGraphicFramePr>
@@ -1445,13 +1286,13 @@
               <a:graphicData uri="http://schemas.openxmlformats.org/drawingml/2006/picture">
                 <pic:pic xmlns:pic="http://schemas.openxmlformats.org/drawingml/2006/picture">
                   <pic:nvPicPr>
-                    <pic:cNvPr id="10" name="Рисунок 13" descr=""/>
+                    <pic:cNvPr id="10" name="Рисунок 13"/>
                     <pic:cNvPicPr>
                       <a:picLocks noChangeAspect="1" noChangeArrowheads="1"/>
                     </pic:cNvPicPr>
                   </pic:nvPicPr>
                   <pic:blipFill>
-                    <a:blip r:embed="rId11"/>
+                    <a:blip r:embed="rId13"/>
                     <a:stretch>
                       <a:fillRect/>
                     </a:stretch>
@@ -1474,47 +1315,40 @@
     </w:p>
     <w:p>
       <w:pPr>
-        <w:pStyle w:val="Normal"/>
-        <w:spacing w:lineRule="auto" w:line="360" w:before="0" w:after="200"/>
+        <w:spacing w:after="200" w:line="360" w:lineRule="auto"/>
         <w:jc w:val="center"/>
-        <w:rPr/>
-      </w:pPr>
-      <w:r>
-        <w:rPr/>
+      </w:pPr>
+      <w:r>
         <w:t>Рисунок 10 — Сигнальное созвездие на выходе блока символьной синхронизации</w:t>
       </w:r>
     </w:p>
     <w:p>
       <w:pPr>
-        <w:pStyle w:val="Normal"/>
-        <w:spacing w:lineRule="auto" w:line="360" w:before="0" w:after="120"/>
-        <w:ind w:firstLine="720"/>
-        <w:jc w:val="both"/>
-        <w:rPr/>
-      </w:pPr>
-      <w:r>
-        <w:rPr/>
+        <w:spacing w:after="120" w:line="360" w:lineRule="auto"/>
+        <w:ind w:firstLine="720"/>
+        <w:jc w:val="both"/>
+      </w:pPr>
+      <w:r>
         <w:t>Из рисунка 10 видно главный результат всей построенной модели: на выходе петли Gardner восстановленное QPSK-созвездие представляет собой четыре чётких кластера в углах квадрата на координатах (±1/√2, ±1/√2), что практически полностью совпадает с эталонным созвездием на выходе модулятора (рисунок 1). Это означает, что петля символьной синхронизации успешно нашла оптимальные моменты дискретизации, скомпенсировала введённое в канал дробное смещение тактирования 0,3·Ts и подаёт на решающее устройство неискажённые символьные решения.</w:t>
       </w:r>
     </w:p>
     <w:p>
       <w:pPr>
-        <w:pStyle w:val="Normal"/>
-        <w:spacing w:lineRule="auto" w:line="360" w:before="0" w:after="120"/>
-        <w:ind w:firstLine="720"/>
-        <w:jc w:val="both"/>
-        <w:rPr/>
-      </w:pPr>
-      <w:r>
-        <w:rPr/>
-        <w:t>Небольшое количество точек, расположенных вне основных кластеров, относится к начальному переходному процессу петли (фазе захвата), когда оценка timing offset ещё не достигла установившегося значения. После завершения захвата все символы попадают в правильные кластеры.</w:t>
-      </w:r>
-    </w:p>
-    <w:p>
-      <w:pPr>
-        <w:pStyle w:val="Normal"/>
-        <w:spacing w:lineRule="auto" w:line="360" w:before="200" w:after="140"/>
-        <w:rPr/>
+        <w:spacing w:after="120" w:line="360" w:lineRule="auto"/>
+        <w:ind w:firstLine="720"/>
+        <w:jc w:val="both"/>
+      </w:pPr>
+      <w:r>
+        <w:t xml:space="preserve">Небольшое количество точек, расположенных вне основных кластеров, относится к начальному переходному процессу петли (фазе </w:t>
+      </w:r>
+      <w:r>
+        <w:lastRenderedPageBreak/>
+        <w:t>захвата), когда оценка timing offset ещё не достигла установившегося значения. После завершения захвата все символы попадают в правильные кластеры.</w:t>
+      </w:r>
+    </w:p>
+    <w:p>
+      <w:pPr>
+        <w:spacing w:before="200" w:after="140" w:line="360" w:lineRule="auto"/>
       </w:pPr>
       <w:r>
         <w:rPr>
@@ -1526,40 +1360,31 @@
     </w:p>
     <w:p>
       <w:pPr>
-        <w:pStyle w:val="Normal"/>
-        <w:spacing w:lineRule="auto" w:line="360" w:before="0" w:after="120"/>
-        <w:ind w:firstLine="720"/>
-        <w:jc w:val="both"/>
-        <w:rPr/>
-      </w:pPr>
-      <w:r>
-        <w:rPr/>
+        <w:spacing w:after="120" w:line="360" w:lineRule="auto"/>
+        <w:ind w:firstLine="720"/>
+        <w:jc w:val="both"/>
+      </w:pPr>
+      <w:r>
         <w:t>Получена эталонная floating-point модель блока символьной синхронизации на основе алгоритма Gardner TED. Качественное сравнение восстановленного созвездия с эталонным подтверждает, что петля корректно компенсирует введённое в канал дробное смещение тактирования. Эта модель будет использована в дальнейшем как референсная при разработке собственной реализации петли (этап 2.5), при построении BER-кривых для различных значений Eb/N0 (этап 2.6) и при переходе к арифметике с фиксированной точкой (этап 2.7).</w:t>
       </w:r>
     </w:p>
     <w:p>
       <w:pPr>
-        <w:pStyle w:val="Normal"/>
-        <w:spacing w:lineRule="auto" w:line="360" w:before="0" w:after="120"/>
-        <w:ind w:firstLine="720"/>
-        <w:jc w:val="both"/>
-        <w:rPr/>
-      </w:pPr>
-      <w:r>
-        <w:rPr/>
+        <w:spacing w:after="120" w:line="360" w:lineRule="auto"/>
+        <w:ind w:firstLine="720"/>
+        <w:jc w:val="both"/>
+      </w:pPr>
+      <w:r>
         <w:t>На текущем этапе достигнут переломный момент Главы 2: впервые в модели работает замкнутая петля символьной синхронизации, и впервые получено визуальное подтверждение её работоспособности. Дальнейшие этапы будут направлены на углублённое исследование характеристик этой петли (помехоустойчивость, динамика захвата, джиттер) и на её собственную реализацию из примитивных блоков с целью последующего переноса в HDL.</w:t>
       </w:r>
     </w:p>
     <w:p>
       <w:pPr>
-        <w:pStyle w:val="Normal"/>
-        <w:spacing w:lineRule="exact" w:line="360" w:before="240" w:after="180"/>
+        <w:spacing w:before="240" w:after="180" w:line="360" w:lineRule="exact"/>
         <w:jc w:val="center"/>
-        <w:rPr/>
-      </w:pPr>
-      <w:r>
-        <w:rPr>
-          <w:rFonts w:eastAsia="Times New Roman" w:cs="Times New Roman"/>
+      </w:pPr>
+      <w:r>
+        <w:rPr>
           <w:b/>
           <w:bCs/>
           <w:sz w:val="32"/>
@@ -1570,203 +1395,115 @@
     </w:p>
     <w:p>
       <w:pPr>
-        <w:pStyle w:val="Normal"/>
-        <w:spacing w:lineRule="exact" w:line="360" w:before="200" w:after="140"/>
-        <w:jc w:val="left"/>
-        <w:rPr/>
-      </w:pPr>
-      <w:r>
-        <w:rPr>
-          <w:rFonts w:eastAsia="Times New Roman" w:cs="Times New Roman"/>
-          <w:b/>
-          <w:bCs/>
-          <w:sz w:val="28"/>
-          <w:szCs w:val="28"/>
+        <w:spacing w:before="200" w:after="140" w:line="360" w:lineRule="exact"/>
+      </w:pPr>
+      <w:r>
+        <w:rPr>
+          <w:b/>
+          <w:bCs/>
         </w:rPr>
         <w:t>Цель этапа</w:t>
       </w:r>
     </w:p>
     <w:p>
       <w:pPr>
-        <w:pStyle w:val="Normal"/>
-        <w:spacing w:lineRule="exact" w:line="360" w:before="0" w:after="120"/>
-        <w:ind w:firstLine="720"/>
-        <w:jc w:val="both"/>
-        <w:rPr/>
-      </w:pPr>
-      <w:r>
-        <w:rPr>
-          <w:rFonts w:eastAsia="Times New Roman" w:cs="Times New Roman"/>
-          <w:b w:val="false"/>
-          <w:bCs w:val="false"/>
-          <w:i w:val="false"/>
-          <w:iCs w:val="false"/>
-          <w:sz w:val="28"/>
-          <w:szCs w:val="28"/>
-        </w:rPr>
+        <w:spacing w:after="120" w:line="360" w:lineRule="exact"/>
+        <w:ind w:firstLine="720"/>
+        <w:jc w:val="both"/>
+      </w:pPr>
+      <w:r>
         <w:t>Количественно подтвердить работоспособность разработанной модели цифрового приёмника путём построения кривой зависимости вероятности битовой ошибки от отношения сигнал/шум и сравнения её с теоретическим пределом QPSK в канале с аддитивным белым гауссовым шумом.</w:t>
       </w:r>
     </w:p>
     <w:p>
       <w:pPr>
-        <w:pStyle w:val="Normal"/>
-        <w:spacing w:lineRule="exact" w:line="360" w:before="200" w:after="140"/>
-        <w:jc w:val="left"/>
-        <w:rPr/>
-      </w:pPr>
-      <w:r>
-        <w:rPr>
-          <w:rFonts w:eastAsia="Times New Roman" w:cs="Times New Roman"/>
-          <w:b/>
-          <w:bCs/>
-          <w:sz w:val="28"/>
-          <w:szCs w:val="28"/>
+        <w:spacing w:before="200" w:after="140" w:line="360" w:lineRule="exact"/>
+      </w:pPr>
+      <w:r>
+        <w:rPr>
+          <w:b/>
+          <w:bCs/>
         </w:rPr>
         <w:t>Теоретические основы</w:t>
       </w:r>
     </w:p>
     <w:p>
       <w:pPr>
-        <w:pStyle w:val="Normal"/>
-        <w:spacing w:lineRule="exact" w:line="360" w:before="0" w:after="120"/>
-        <w:ind w:firstLine="720"/>
-        <w:jc w:val="both"/>
-        <w:rPr/>
-      </w:pPr>
-      <w:r>
-        <w:rPr>
-          <w:rFonts w:eastAsia="Times New Roman" w:cs="Times New Roman"/>
-          <w:b w:val="false"/>
-          <w:bCs w:val="false"/>
-          <w:i w:val="false"/>
-          <w:iCs w:val="false"/>
-          <w:sz w:val="28"/>
-          <w:szCs w:val="28"/>
-        </w:rPr>
+        <w:spacing w:after="120" w:line="360" w:lineRule="exact"/>
+        <w:ind w:firstLine="720"/>
+        <w:jc w:val="both"/>
+      </w:pPr>
+      <w:r>
+        <w:lastRenderedPageBreak/>
         <w:t>Вероятность битовой ошибки является главной количественной метрикой качества системы цифровой связи. Для модуляции QPSK в канале с аддитивным белым гауссовым шумом теоретическая зависимость BER от отношения Eb/N0 даётся формулой: Pb = Q(√(2·Eb/N0)), где Q — дополнительная функция распределения стандартного нормального закона. Эта кривая представляет собой физический предел помехоустойчивости, ниже которого никакой приёмник QPSK в AWGN-канале опуститься не может.</w:t>
       </w:r>
     </w:p>
     <w:p>
       <w:pPr>
-        <w:pStyle w:val="Normal"/>
-        <w:spacing w:lineRule="exact" w:line="360" w:before="0" w:after="120"/>
-        <w:ind w:firstLine="720"/>
-        <w:jc w:val="both"/>
-        <w:rPr/>
-      </w:pPr>
-      <w:r>
-        <w:rPr>
-          <w:rFonts w:eastAsia="Times New Roman" w:cs="Times New Roman"/>
-          <w:b w:val="false"/>
-          <w:bCs w:val="false"/>
-          <w:i w:val="false"/>
-          <w:iCs w:val="false"/>
-          <w:sz w:val="28"/>
-          <w:szCs w:val="28"/>
-        </w:rPr>
+        <w:spacing w:after="120" w:line="360" w:lineRule="exact"/>
+        <w:ind w:firstLine="720"/>
+        <w:jc w:val="both"/>
+      </w:pPr>
+      <w:r>
         <w:t>Цель исследования — показать, что измеренная BER разработанной модели ложится на теоретическую кривую с минимальным расхождением (implementation loss менее 0,3 дБ), что подтверждает корректность работы всей цепочки обработки: формирующих фильтров, канала, согласованного фильтра и петли символьной синхронизации.</w:t>
       </w:r>
     </w:p>
     <w:p>
       <w:pPr>
-        <w:pStyle w:val="Normal"/>
-        <w:spacing w:lineRule="exact" w:line="360" w:before="200" w:after="140"/>
-        <w:jc w:val="left"/>
-        <w:rPr/>
-      </w:pPr>
-      <w:r>
-        <w:rPr>
-          <w:rFonts w:eastAsia="Times New Roman" w:cs="Times New Roman"/>
-          <w:b/>
-          <w:bCs/>
-          <w:sz w:val="28"/>
-          <w:szCs w:val="28"/>
+        <w:spacing w:before="200" w:after="140" w:line="360" w:lineRule="exact"/>
+      </w:pPr>
+      <w:r>
+        <w:rPr>
+          <w:b/>
+          <w:bCs/>
         </w:rPr>
         <w:t>Методика измерения</w:t>
       </w:r>
     </w:p>
     <w:p>
       <w:pPr>
-        <w:pStyle w:val="Normal"/>
-        <w:spacing w:lineRule="exact" w:line="360" w:before="0" w:after="120"/>
-        <w:ind w:firstLine="720"/>
-        <w:jc w:val="both"/>
-        <w:rPr/>
-      </w:pPr>
-      <w:r>
-        <w:rPr>
-          <w:rFonts w:eastAsia="Times New Roman" w:cs="Times New Roman"/>
-          <w:b w:val="false"/>
-          <w:bCs w:val="false"/>
-          <w:i w:val="false"/>
-          <w:iCs w:val="false"/>
-          <w:sz w:val="28"/>
-          <w:szCs w:val="28"/>
-        </w:rPr>
+        <w:spacing w:after="120" w:line="360" w:lineRule="exact"/>
+        <w:ind w:firstLine="720"/>
+        <w:jc w:val="both"/>
+      </w:pPr>
+      <w:r>
         <w:t>Измерение BER выполнено методом Монте-Карло в скрипте на чистом MATLAB. Для обеспечения согласованности нормировок и параметров с эталонной Simulink-моделью вся цепочка обработки построена на System objects из библиотеки Communications Toolbox: comm.RaisedCosineTransmitFilter, dsp.VariableFractionalDelay, comm.AWGNChannel, comm.RaisedCosineReceiveFilter и comm.SymbolSynchronizer. Это гарантирует идентичность цепочки обработки в скрипте и в Simulink-модели.</w:t>
       </w:r>
     </w:p>
     <w:p>
       <w:pPr>
-        <w:pStyle w:val="Normal"/>
-        <w:spacing w:lineRule="exact" w:line="360" w:before="0" w:after="120"/>
-        <w:ind w:firstLine="720"/>
-        <w:jc w:val="both"/>
-        <w:rPr/>
-      </w:pPr>
-      <w:r>
-        <w:rPr>
-          <w:rFonts w:eastAsia="Times New Roman" w:cs="Times New Roman"/>
-          <w:b w:val="false"/>
-          <w:bCs w:val="false"/>
-          <w:i w:val="false"/>
-          <w:iCs w:val="false"/>
-          <w:sz w:val="28"/>
-          <w:szCs w:val="28"/>
-        </w:rPr>
+        <w:spacing w:after="120" w:line="360" w:lineRule="exact"/>
+        <w:ind w:firstLine="720"/>
+        <w:jc w:val="both"/>
+      </w:pPr>
+      <w:r>
         <w:t>Для каждой точки Eb/N0 из диапазона 0…12 дБ с шагом 1 дБ генерируется пакет из 50 000 QPSK-символов, пропускается через всю цепочку обработки, и на выходе синхронизатора выполняется демодуляция. Выравнивание переданного и принятого битовых потоков производится полным перебором латентности (0…20 символов) и четырёх возможных фазовых поворотов (0°, 90°, 180°, 270°), обусловленных NDA-характером алгоритма Gardner. Первые 1000 символов (warmup) исключаются из статистики — это период переходного процесса петли.</w:t>
       </w:r>
     </w:p>
     <w:p>
       <w:pPr>
-        <w:pStyle w:val="Normal"/>
-        <w:spacing w:lineRule="exact" w:line="360" w:before="0" w:after="120"/>
-        <w:ind w:firstLine="720"/>
-        <w:jc w:val="both"/>
-        <w:rPr>
-          <w:rFonts w:ascii="Times New Roman" w:hAnsi="Times New Roman" w:eastAsia="Times New Roman" w:cs="Times New Roman"/>
-          <w:b w:val="false"/>
-          <w:bCs w:val="false"/>
-          <w:i w:val="false"/>
-          <w:i w:val="false"/>
-          <w:iCs w:val="false"/>
-          <w:sz w:val="28"/>
-          <w:szCs w:val="28"/>
-        </w:rPr>
-      </w:pPr>
-      <w:r>
-        <w:rPr/>
-      </w:r>
-    </w:p>
-    <w:p>
-      <w:pPr>
-        <w:pStyle w:val="Normal"/>
-        <w:spacing w:lineRule="exact" w:line="360" w:before="200" w:after="60"/>
+        <w:spacing w:after="120" w:line="360" w:lineRule="exact"/>
+        <w:ind w:firstLine="720"/>
+        <w:jc w:val="both"/>
+      </w:pPr>
+    </w:p>
+    <w:p>
+      <w:pPr>
+        <w:spacing w:before="200" w:after="60" w:line="360" w:lineRule="exact"/>
         <w:jc w:val="center"/>
         <w:rPr>
-          <w:rFonts w:ascii="Times New Roman" w:hAnsi="Times New Roman" w:eastAsia="Times New Roman" w:cs="Times New Roman"/>
-          <w:i/>
           <w:i/>
           <w:iCs/>
           <w:color w:val="808080"/>
-          <w:sz w:val="28"/>
-          <w:szCs w:val="28"/>
-        </w:rPr>
-      </w:pPr>
-      <w:r>
-        <w:rPr/>
+        </w:rPr>
+      </w:pPr>
+      <w:r>
+        <w:rPr>
+          <w:noProof/>
+        </w:rPr>
+        <w:lastRenderedPageBreak/>
         <w:drawing>
-          <wp:anchor behindDoc="0" distT="0" distB="0" distL="0" distR="0" simplePos="0" locked="0" layoutInCell="0" allowOverlap="1" relativeHeight="12">
+          <wp:anchor distT="0" distB="0" distL="0" distR="0" simplePos="0" relativeHeight="12" behindDoc="0" locked="0" layoutInCell="0" allowOverlap="1" wp14:anchorId="3AC1C811" wp14:editId="3724FCA2">
             <wp:simplePos x="0" y="0"/>
             <wp:positionH relativeFrom="column">
               <wp:align>center</wp:align>
@@ -1777,7 +1514,7 @@
             <wp:extent cx="5566410" cy="4528820"/>
             <wp:effectExtent l="0" t="0" r="0" b="0"/>
             <wp:wrapSquare wrapText="largest"/>
-            <wp:docPr id="11" name="Image1" descr=""/>
+            <wp:docPr id="11" name="Image1"/>
             <wp:cNvGraphicFramePr>
               <a:graphicFrameLocks xmlns:a="http://schemas.openxmlformats.org/drawingml/2006/main" noChangeAspect="1"/>
             </wp:cNvGraphicFramePr>
@@ -1785,13 +1522,13 @@
               <a:graphicData uri="http://schemas.openxmlformats.org/drawingml/2006/picture">
                 <pic:pic xmlns:pic="http://schemas.openxmlformats.org/drawingml/2006/picture">
                   <pic:nvPicPr>
-                    <pic:cNvPr id="11" name="Image1" descr=""/>
+                    <pic:cNvPr id="11" name="Image1"/>
                     <pic:cNvPicPr>
                       <a:picLocks noChangeAspect="1" noChangeArrowheads="1"/>
                     </pic:cNvPicPr>
                   </pic:nvPicPr>
                   <pic:blipFill>
-                    <a:blip r:embed="rId12"/>
+                    <a:blip r:embed="rId14"/>
                     <a:stretch>
                       <a:fillRect/>
                     </a:stretch>
@@ -1814,111 +1551,66 @@
     </w:p>
     <w:p>
       <w:pPr>
-        <w:pStyle w:val="Normal"/>
-        <w:spacing w:lineRule="exact" w:line="360" w:before="0" w:after="200"/>
+        <w:spacing w:after="200" w:line="360" w:lineRule="exact"/>
         <w:jc w:val="center"/>
-        <w:rPr/>
-      </w:pPr>
-      <w:r>
-        <w:rPr>
-          <w:rFonts w:eastAsia="Times New Roman" w:cs="Times New Roman"/>
-          <w:sz w:val="28"/>
-          <w:szCs w:val="28"/>
-        </w:rPr>
+      </w:pPr>
+      <w:r>
         <w:t>Рисунок 12 — Зависимость BER от Eb/N0 для системы с символьной синхронизацией Gardner</w:t>
       </w:r>
     </w:p>
     <w:p>
       <w:pPr>
-        <w:pStyle w:val="Normal"/>
-        <w:spacing w:lineRule="exact" w:line="360" w:before="0" w:after="120"/>
-        <w:ind w:firstLine="720"/>
-        <w:jc w:val="both"/>
-        <w:rPr/>
-      </w:pPr>
-      <w:r>
-        <w:rPr>
-          <w:rFonts w:eastAsia="Times New Roman" w:cs="Times New Roman"/>
-          <w:b w:val="false"/>
-          <w:bCs w:val="false"/>
-          <w:i w:val="false"/>
-          <w:iCs w:val="false"/>
-          <w:sz w:val="28"/>
-          <w:szCs w:val="28"/>
-        </w:rPr>
+        <w:spacing w:after="120" w:line="360" w:lineRule="exact"/>
+        <w:ind w:firstLine="720"/>
+        <w:jc w:val="both"/>
+      </w:pPr>
+      <w:r>
         <w:t>Из рисунка 12 видно, что измеренная помехоустойчивость системы практически полностью совпадает с теоретической кривой QPSK в AWGN во всём рабочем диапазоне Eb/N0 от 1 до 9 дБ. Расхождение между измеренной и теоретической кривыми составляет десятые доли децибела, что свидетельствует о минимальных потерях на реализацию (implementation loss &lt; 0,2 дБ). На 9 дБ зафиксировано BER около 4·10⁻⁵ при 4 ошибках на пакет, что находится в пределах статистической точности измерения. На точках 10–12 дБ ошибок не зафиксировано, что соответствует теоретически ожидаемым значениям BER ниже 10⁻⁵.</w:t>
       </w:r>
     </w:p>
     <w:p>
       <w:pPr>
-        <w:pStyle w:val="Normal"/>
-        <w:spacing w:lineRule="exact" w:line="360" w:before="0" w:after="120"/>
-        <w:ind w:firstLine="720"/>
-        <w:jc w:val="both"/>
-        <w:rPr/>
-      </w:pPr>
-      <w:r>
-        <w:rPr>
-          <w:rFonts w:eastAsia="Times New Roman" w:cs="Times New Roman"/>
-          <w:b w:val="false"/>
-          <w:bCs w:val="false"/>
-          <w:i w:val="false"/>
-          <w:iCs w:val="false"/>
-          <w:sz w:val="28"/>
-          <w:szCs w:val="28"/>
-        </w:rPr>
-        <w:t>На низких значениях Eb/N0 (0 дБ) наблюдается небольшое отклонение измеренной BER вверх от теоретической кривой (0,22 против 0,078). Это ограничение связано с тем, что при экстремально низком отношении сигнал/шум петля символьной синхронизации не успевает надёжно захватить синхронизацию из-за недостаточного отношения сигнала к шуму на входе детектора временной ошибки. Данное явление описано в литературе и представляет собой нижнюю границу надёжной работы петли, составляющую в нашей конфигурации приблизительно 1 дБ.</w:t>
-      </w:r>
-    </w:p>
-    <w:p>
-      <w:pPr>
-        <w:pStyle w:val="Normal"/>
-        <w:spacing w:lineRule="exact" w:line="360" w:before="200" w:after="140"/>
-        <w:jc w:val="left"/>
-        <w:rPr/>
-      </w:pPr>
-      <w:r>
-        <w:rPr>
-          <w:rFonts w:eastAsia="Times New Roman" w:cs="Times New Roman"/>
-          <w:b/>
-          <w:bCs/>
-          <w:sz w:val="28"/>
-          <w:szCs w:val="28"/>
+        <w:spacing w:after="120" w:line="360" w:lineRule="exact"/>
+        <w:ind w:firstLine="720"/>
+        <w:jc w:val="both"/>
+      </w:pPr>
+      <w:r>
+        <w:t xml:space="preserve">На низких значениях Eb/N0 (0 дБ) наблюдается небольшое отклонение измеренной BER вверх от теоретической кривой (0,22 против 0,078). Это ограничение связано с тем, что при экстремально низком отношении сигнал/шум петля символьной синхронизации не </w:t>
+      </w:r>
+      <w:r>
+        <w:lastRenderedPageBreak/>
+        <w:t>успевает надёжно захватить синхронизацию из-за недостаточного отношения сигнала к шуму на входе детектора временной ошибки. Данное явление описано в литературе и представляет собой нижнюю границу надёжной работы петли, составляющую в нашей конфигурации приблизительно 1 дБ.</w:t>
+      </w:r>
+    </w:p>
+    <w:p>
+      <w:pPr>
+        <w:spacing w:before="200" w:after="140" w:line="360" w:lineRule="exact"/>
+      </w:pPr>
+      <w:r>
+        <w:rPr>
+          <w:b/>
+          <w:bCs/>
         </w:rPr>
         <w:t>Выводы по этапу 2.5</w:t>
       </w:r>
     </w:p>
     <w:p>
       <w:pPr>
-        <w:pStyle w:val="Normal"/>
-        <w:spacing w:lineRule="exact" w:line="360" w:before="0" w:after="120"/>
-        <w:ind w:firstLine="720"/>
-        <w:jc w:val="both"/>
-        <w:rPr/>
-      </w:pPr>
-      <w:r>
-        <w:rPr>
-          <w:rFonts w:eastAsia="Times New Roman" w:cs="Times New Roman"/>
-          <w:b w:val="false"/>
-          <w:bCs w:val="false"/>
-          <w:i w:val="false"/>
-          <w:iCs w:val="false"/>
-          <w:sz w:val="28"/>
-          <w:szCs w:val="28"/>
-        </w:rPr>
+        <w:spacing w:after="120" w:line="360" w:lineRule="exact"/>
+        <w:ind w:firstLine="720"/>
+        <w:jc w:val="both"/>
+      </w:pPr>
+      <w:r>
         <w:t>Экспериментально подтверждена работоспособность разработанной модели цифрового приёмника с символьной синхронизацией. Помехоустойчивость системы соответствует теоретическому пределу QPSK в AWGN с потерями на реализацию менее 0,2 дБ. Нижняя граница надёжной работы петли составляет приблизительно 1 дБ по Eb/N0. Полученный график является главной количественной характеристикой построенной модели и используется как референс для последующих исследований.</w:t>
       </w:r>
     </w:p>
     <w:p>
       <w:pPr>
-        <w:pStyle w:val="Normal"/>
-        <w:spacing w:lineRule="exact" w:line="360" w:before="240" w:after="180"/>
+        <w:spacing w:before="240" w:after="180" w:line="360" w:lineRule="exact"/>
         <w:jc w:val="center"/>
-        <w:rPr/>
-      </w:pPr>
-      <w:r>
-        <w:rPr>
-          <w:rFonts w:eastAsia="Times New Roman" w:cs="Times New Roman"/>
+      </w:pPr>
+      <w:r>
+        <w:rPr>
           <w:b/>
           <w:bCs/>
           <w:sz w:val="32"/>
@@ -1929,195 +1621,112 @@
     </w:p>
     <w:p>
       <w:pPr>
-        <w:pStyle w:val="Normal"/>
-        <w:spacing w:lineRule="exact" w:line="360" w:before="200" w:after="140"/>
-        <w:jc w:val="left"/>
-        <w:rPr/>
-      </w:pPr>
-      <w:r>
-        <w:rPr>
-          <w:rFonts w:eastAsia="Times New Roman" w:cs="Times New Roman"/>
-          <w:b/>
-          <w:bCs/>
-          <w:sz w:val="28"/>
-          <w:szCs w:val="28"/>
+        <w:spacing w:before="200" w:after="140" w:line="360" w:lineRule="exact"/>
+      </w:pPr>
+      <w:r>
+        <w:rPr>
+          <w:b/>
+          <w:bCs/>
         </w:rPr>
         <w:t>Цель этапа</w:t>
       </w:r>
     </w:p>
     <w:p>
       <w:pPr>
-        <w:pStyle w:val="Normal"/>
-        <w:spacing w:lineRule="exact" w:line="360" w:before="0" w:after="120"/>
-        <w:ind w:firstLine="720"/>
-        <w:jc w:val="both"/>
-        <w:rPr/>
-      </w:pPr>
-      <w:r>
-        <w:rPr>
-          <w:rFonts w:eastAsia="Times New Roman" w:cs="Times New Roman"/>
-          <w:b w:val="false"/>
-          <w:bCs w:val="false"/>
-          <w:i w:val="false"/>
-          <w:iCs w:val="false"/>
-          <w:sz w:val="28"/>
-          <w:szCs w:val="28"/>
-        </w:rPr>
+        <w:spacing w:after="120" w:line="360" w:lineRule="exact"/>
+        <w:ind w:firstLine="720"/>
+        <w:jc w:val="both"/>
+      </w:pPr>
+      <w:r>
         <w:t>Экспериментально исследовать переходный процесс захвата синхронизации и джиттер в установившемся режиме для петли с пропорционально-интегральным фильтром. Подтвердить теоретическую зависимость времени захвата от нормированной шумовой полосы петли и продемонстрировать компромисс между скоростью захвата и джиттером.</w:t>
       </w:r>
     </w:p>
     <w:p>
       <w:pPr>
-        <w:pStyle w:val="Normal"/>
-        <w:spacing w:lineRule="exact" w:line="360" w:before="200" w:after="140"/>
-        <w:jc w:val="left"/>
-        <w:rPr/>
-      </w:pPr>
-      <w:r>
-        <w:rPr>
-          <w:rFonts w:eastAsia="Times New Roman" w:cs="Times New Roman"/>
-          <w:b/>
-          <w:bCs/>
-          <w:sz w:val="28"/>
-          <w:szCs w:val="28"/>
+        <w:spacing w:before="200" w:after="140" w:line="360" w:lineRule="exact"/>
+      </w:pPr>
+      <w:r>
+        <w:rPr>
+          <w:b/>
+          <w:bCs/>
         </w:rPr>
         <w:t>Теоретические основы</w:t>
       </w:r>
     </w:p>
     <w:p>
       <w:pPr>
-        <w:pStyle w:val="Normal"/>
-        <w:spacing w:lineRule="exact" w:line="360" w:before="0" w:after="120"/>
-        <w:ind w:firstLine="720"/>
-        <w:jc w:val="both"/>
-        <w:rPr/>
-      </w:pPr>
-      <w:r>
-        <w:rPr>
-          <w:rFonts w:eastAsia="Times New Roman" w:cs="Times New Roman"/>
-          <w:b w:val="false"/>
-          <w:bCs w:val="false"/>
-          <w:i w:val="false"/>
-          <w:iCs w:val="false"/>
-          <w:sz w:val="28"/>
-          <w:szCs w:val="28"/>
-        </w:rPr>
+        <w:spacing w:after="120" w:line="360" w:lineRule="exact"/>
+        <w:ind w:firstLine="720"/>
+        <w:jc w:val="both"/>
+      </w:pPr>
+      <w:r>
         <w:t>Любая система с обратной связью имеет два режима работы: переходный и установившийся. В переходном режиме петля символьной синхронизации из начального состояния постепенно «находит» истинное значение дробного смещения тактирования — это время называется временем захвата (acquisition time) и измеряется в символах. В установившемся режиме петля уже захватила синхронизацию, но её оценка флуктуирует вокруг истинного значения из-за двух источников шума: канального шума AWGN, частично сглаживаемого петлевым фильтром, и собственного шума детектора Gardner (self-noise), обусловленного случайной природой передаваемых данных.</w:t>
       </w:r>
     </w:p>
     <w:p>
       <w:pPr>
-        <w:pStyle w:val="Normal"/>
-        <w:spacing w:lineRule="exact" w:line="360" w:before="0" w:after="120"/>
-        <w:ind w:firstLine="720"/>
-        <w:jc w:val="both"/>
-        <w:rPr/>
-      </w:pPr>
-      <w:r>
-        <w:rPr>
-          <w:rFonts w:eastAsia="Times New Roman" w:cs="Times New Roman"/>
-          <w:b w:val="false"/>
-          <w:bCs w:val="false"/>
-          <w:i w:val="false"/>
-          <w:iCs w:val="false"/>
-          <w:sz w:val="28"/>
-          <w:szCs w:val="28"/>
-        </w:rPr>
+        <w:spacing w:after="120" w:line="360" w:lineRule="exact"/>
+        <w:ind w:firstLine="720"/>
+        <w:jc w:val="both"/>
+      </w:pPr>
+      <w:r>
+        <w:lastRenderedPageBreak/>
         <w:t>Теоретическая оценка времени захвата для PI-петли второго порядка даётся приближённой формулой T_acq ≈ 1/(2·BnT) в символах. Для нашей нормированной шумовой полосы BnT = 0,02 это даёт теоретическое время захвата около 25 символов. Между скоростью захвата и джиттером существует фундаментальный компромисс: увеличение BnT ускоряет захват, но увеличивает джиттер, поскольку петля начинает хуже фильтровать шум; уменьшение BnT снижает джиттер, но замедляет захват.</w:t>
       </w:r>
     </w:p>
     <w:p>
       <w:pPr>
-        <w:pStyle w:val="Normal"/>
-        <w:spacing w:lineRule="exact" w:line="360" w:before="200" w:after="140"/>
-        <w:jc w:val="left"/>
-        <w:rPr/>
-      </w:pPr>
-      <w:r>
-        <w:rPr>
-          <w:rFonts w:eastAsia="Times New Roman" w:cs="Times New Roman"/>
-          <w:b/>
-          <w:bCs/>
-          <w:sz w:val="28"/>
-          <w:szCs w:val="28"/>
+        <w:spacing w:before="200" w:after="140" w:line="360" w:lineRule="exact"/>
+      </w:pPr>
+      <w:r>
+        <w:rPr>
+          <w:b/>
+          <w:bCs/>
         </w:rPr>
         <w:t>Методика измерения</w:t>
       </w:r>
     </w:p>
     <w:p>
       <w:pPr>
-        <w:pStyle w:val="Normal"/>
-        <w:spacing w:lineRule="exact" w:line="360" w:before="0" w:after="120"/>
-        <w:ind w:firstLine="720"/>
-        <w:jc w:val="both"/>
-        <w:rPr/>
-      </w:pPr>
-      <w:r>
-        <w:rPr>
-          <w:rFonts w:eastAsia="Times New Roman" w:cs="Times New Roman"/>
-          <w:b w:val="false"/>
-          <w:bCs w:val="false"/>
-          <w:i w:val="false"/>
-          <w:iCs w:val="false"/>
-          <w:sz w:val="28"/>
-          <w:szCs w:val="28"/>
-        </w:rPr>
+        <w:spacing w:after="120" w:line="360" w:lineRule="exact"/>
+        <w:ind w:firstLine="720"/>
+        <w:jc w:val="both"/>
+      </w:pPr>
+      <w:r>
         <w:t>Для количественного исследования динамики петли использован метод косвенного измерения через EVM (Error Vector Magnitude) — расстояние принятого символа до ближайшей идеальной точки созвездия. EVM большой в период захвата (символы хаотически размазаны по комплексной плоскости) и малый в установившемся режиме (символы группируются в чёткие кластеры). Скользящее среднее EVM по окну 30 символов сглаживает мгновенные флуктуации от шума и даёт видимую динамику сходимости петли.</w:t>
       </w:r>
     </w:p>
     <w:p>
       <w:pPr>
-        <w:pStyle w:val="Normal"/>
-        <w:spacing w:lineRule="exact" w:line="360" w:before="0" w:after="120"/>
-        <w:ind w:firstLine="720"/>
-        <w:jc w:val="both"/>
-        <w:rPr/>
-      </w:pPr>
-      <w:r>
-        <w:rPr>
-          <w:rFonts w:eastAsia="Times New Roman" w:cs="Times New Roman"/>
-          <w:b w:val="false"/>
-          <w:bCs w:val="false"/>
-          <w:i w:val="false"/>
-          <w:iCs w:val="false"/>
-          <w:sz w:val="28"/>
-          <w:szCs w:val="28"/>
-        </w:rPr>
+        <w:spacing w:after="120" w:line="360" w:lineRule="exact"/>
+        <w:ind w:firstLine="720"/>
+        <w:jc w:val="both"/>
+      </w:pPr>
+      <w:r>
         <w:t>Исследование проведено для трёх значений нормированной шумовой полосы: BnT = 0,005 (узкая), 0,02 (рабочая, выбранная в Главе 1) и 0,05 (широкая). Для каждой конфигурации использован один и тот же тестовый сигнал длиной 3000 символов с начальным смещением timing_offset = 0,3·Ts и отношением Eb/N0 = 30 дБ. Высокое отношение сигнал/шум выбрано намеренно, чтобы отделить вклад динамики петли от канального шума.</w:t>
       </w:r>
     </w:p>
     <w:p>
       <w:pPr>
-        <w:pStyle w:val="Normal"/>
-        <w:spacing w:lineRule="exact" w:line="360" w:before="200" w:after="140"/>
-        <w:jc w:val="left"/>
-        <w:rPr/>
-      </w:pPr>
-      <w:r>
-        <w:rPr>
-          <w:rFonts w:eastAsia="Times New Roman" w:cs="Times New Roman"/>
-          <w:b/>
-          <w:bCs/>
-          <w:sz w:val="28"/>
-          <w:szCs w:val="28"/>
+        <w:spacing w:before="200" w:after="140" w:line="360" w:lineRule="exact"/>
+      </w:pPr>
+      <w:r>
+        <w:rPr>
+          <w:b/>
+          <w:bCs/>
         </w:rPr>
         <w:t>Результаты измерения</w:t>
       </w:r>
     </w:p>
     <w:p>
       <w:pPr>
-        <w:pStyle w:val="Normal"/>
-        <w:spacing w:lineRule="exact" w:line="360" w:before="200" w:after="120"/>
+        <w:spacing w:before="200" w:after="120" w:line="360" w:lineRule="exact"/>
         <w:jc w:val="center"/>
-        <w:rPr/>
-      </w:pPr>
-      <w:r>
-        <w:rPr>
-          <w:rFonts w:eastAsia="Times New Roman" w:cs="Times New Roman"/>
+      </w:pPr>
+      <w:r>
+        <w:rPr>
           <w:i/>
           <w:iCs/>
-          <w:sz w:val="28"/>
-          <w:szCs w:val="28"/>
         </w:rPr>
         <w:t>Таблица 1 — Динамические характеристики петли при различных BnT</w:t>
       </w:r>
@@ -2125,8 +1734,6 @@
     <w:tbl>
       <w:tblPr>
         <w:tblW w:w="9360" w:type="dxa"/>
-        <w:jc w:val="left"/>
-        <w:tblInd w:w="0" w:type="dxa"/>
         <w:tblLayout w:type="fixed"/>
         <w:tblCellMar>
           <w:top w:w="80" w:type="dxa"/>
@@ -2134,15 +1741,15 @@
           <w:bottom w:w="80" w:type="dxa"/>
           <w:right w:w="120" w:type="dxa"/>
         </w:tblCellMar>
+        <w:tblLook w:val="04A0" w:firstRow="1" w:lastRow="0" w:firstColumn="1" w:lastColumn="0" w:noHBand="0" w:noVBand="1"/>
       </w:tblPr>
       <w:tblGrid>
-        <w:gridCol w:w="2340"/>
+        <w:gridCol w:w="2341"/>
         <w:gridCol w:w="2340"/>
         <w:gridCol w:w="2340"/>
         <w:gridCol w:w="2339"/>
       </w:tblGrid>
       <w:tr>
-        <w:trPr/>
         <w:tc>
           <w:tcPr>
             <w:tcW w:w="2340" w:type="dxa"/>
@@ -2155,17 +1762,12 @@
           </w:tcPr>
           <w:p>
             <w:pPr>
-              <w:pStyle w:val="Normal"/>
-              <w:jc w:val="center"/>
-              <w:rPr/>
+              <w:jc w:val="center"/>
             </w:pPr>
             <w:r>
               <w:rPr>
-                <w:rFonts w:eastAsia="Times New Roman" w:cs="Times New Roman"/>
                 <w:b/>
                 <w:bCs/>
-                <w:sz w:val="28"/>
-                <w:szCs w:val="28"/>
               </w:rPr>
               <w:t>BnT</w:t>
             </w:r>
@@ -2183,17 +1785,12 @@
           </w:tcPr>
           <w:p>
             <w:pPr>
-              <w:pStyle w:val="Normal"/>
-              <w:jc w:val="center"/>
-              <w:rPr/>
+              <w:jc w:val="center"/>
             </w:pPr>
             <w:r>
               <w:rPr>
-                <w:rFonts w:eastAsia="Times New Roman" w:cs="Times New Roman"/>
                 <w:b/>
                 <w:bCs/>
-                <w:sz w:val="28"/>
-                <w:szCs w:val="28"/>
               </w:rPr>
               <w:t>T_acq, симв (теория)</w:t>
             </w:r>
@@ -2211,17 +1808,12 @@
           </w:tcPr>
           <w:p>
             <w:pPr>
-              <w:pStyle w:val="Normal"/>
-              <w:jc w:val="center"/>
-              <w:rPr/>
+              <w:jc w:val="center"/>
             </w:pPr>
             <w:r>
               <w:rPr>
-                <w:rFonts w:eastAsia="Times New Roman" w:cs="Times New Roman"/>
                 <w:b/>
                 <w:bCs/>
-                <w:sz w:val="28"/>
-                <w:szCs w:val="28"/>
               </w:rPr>
               <w:t>T_acq, симв (измерение)</w:t>
             </w:r>
@@ -2239,17 +1831,12 @@
           </w:tcPr>
           <w:p>
             <w:pPr>
-              <w:pStyle w:val="Normal"/>
-              <w:jc w:val="center"/>
-              <w:rPr/>
+              <w:jc w:val="center"/>
             </w:pPr>
             <w:r>
               <w:rPr>
-                <w:rFonts w:eastAsia="Times New Roman" w:cs="Times New Roman"/>
                 <w:b/>
                 <w:bCs/>
-                <w:sz w:val="28"/>
-                <w:szCs w:val="28"/>
               </w:rPr>
               <w:t>EVM устан., %</w:t>
             </w:r>
@@ -2257,7 +1844,6 @@
         </w:tc>
       </w:tr>
       <w:tr>
-        <w:trPr/>
         <w:tc>
           <w:tcPr>
             <w:tcW w:w="2340" w:type="dxa"/>
@@ -2270,18 +1856,9 @@
           </w:tcPr>
           <w:p>
             <w:pPr>
-              <w:pStyle w:val="Normal"/>
-              <w:jc w:val="center"/>
-              <w:rPr/>
-            </w:pPr>
-            <w:r>
-              <w:rPr>
-                <w:rFonts w:eastAsia="Times New Roman" w:cs="Times New Roman"/>
-                <w:b w:val="false"/>
-                <w:bCs w:val="false"/>
-                <w:sz w:val="28"/>
-                <w:szCs w:val="28"/>
-              </w:rPr>
+              <w:jc w:val="center"/>
+            </w:pPr>
+            <w:r>
               <w:t>0,005 (узкая)</w:t>
             </w:r>
           </w:p>
@@ -2298,18 +1875,9 @@
           </w:tcPr>
           <w:p>
             <w:pPr>
-              <w:pStyle w:val="Normal"/>
-              <w:jc w:val="center"/>
-              <w:rPr/>
-            </w:pPr>
-            <w:r>
-              <w:rPr>
-                <w:rFonts w:eastAsia="Times New Roman" w:cs="Times New Roman"/>
-                <w:b w:val="false"/>
-                <w:bCs w:val="false"/>
-                <w:sz w:val="28"/>
-                <w:szCs w:val="28"/>
-              </w:rPr>
+              <w:jc w:val="center"/>
+            </w:pPr>
+            <w:r>
               <w:t>100</w:t>
             </w:r>
           </w:p>
@@ -2326,18 +1894,9 @@
           </w:tcPr>
           <w:p>
             <w:pPr>
-              <w:pStyle w:val="Normal"/>
-              <w:jc w:val="center"/>
-              <w:rPr/>
-            </w:pPr>
-            <w:r>
-              <w:rPr>
-                <w:rFonts w:eastAsia="Times New Roman" w:cs="Times New Roman"/>
-                <w:b w:val="false"/>
-                <w:bCs w:val="false"/>
-                <w:sz w:val="28"/>
-                <w:szCs w:val="28"/>
-              </w:rPr>
+              <w:jc w:val="center"/>
+            </w:pPr>
+            <w:r>
               <w:t>251</w:t>
             </w:r>
           </w:p>
@@ -2354,25 +1913,15 @@
           </w:tcPr>
           <w:p>
             <w:pPr>
-              <w:pStyle w:val="Normal"/>
-              <w:jc w:val="center"/>
-              <w:rPr/>
-            </w:pPr>
-            <w:r>
-              <w:rPr>
-                <w:rFonts w:eastAsia="Times New Roman" w:cs="Times New Roman"/>
-                <w:b w:val="false"/>
-                <w:bCs w:val="false"/>
-                <w:sz w:val="28"/>
-                <w:szCs w:val="28"/>
-              </w:rPr>
+              <w:jc w:val="center"/>
+            </w:pPr>
+            <w:r>
               <w:t>3,73</w:t>
             </w:r>
           </w:p>
         </w:tc>
       </w:tr>
       <w:tr>
-        <w:trPr/>
         <w:tc>
           <w:tcPr>
             <w:tcW w:w="2340" w:type="dxa"/>
@@ -2385,18 +1934,9 @@
           </w:tcPr>
           <w:p>
             <w:pPr>
-              <w:pStyle w:val="Normal"/>
-              <w:jc w:val="center"/>
-              <w:rPr/>
-            </w:pPr>
-            <w:r>
-              <w:rPr>
-                <w:rFonts w:eastAsia="Times New Roman" w:cs="Times New Roman"/>
-                <w:b w:val="false"/>
-                <w:bCs w:val="false"/>
-                <w:sz w:val="28"/>
-                <w:szCs w:val="28"/>
-              </w:rPr>
+              <w:jc w:val="center"/>
+            </w:pPr>
+            <w:r>
               <w:t>0,020 (рабочая)</w:t>
             </w:r>
           </w:p>
@@ -2413,18 +1953,9 @@
           </w:tcPr>
           <w:p>
             <w:pPr>
-              <w:pStyle w:val="Normal"/>
-              <w:jc w:val="center"/>
-              <w:rPr/>
-            </w:pPr>
-            <w:r>
-              <w:rPr>
-                <w:rFonts w:eastAsia="Times New Roman" w:cs="Times New Roman"/>
-                <w:b w:val="false"/>
-                <w:bCs w:val="false"/>
-                <w:sz w:val="28"/>
-                <w:szCs w:val="28"/>
-              </w:rPr>
+              <w:jc w:val="center"/>
+            </w:pPr>
+            <w:r>
               <w:t>25</w:t>
             </w:r>
           </w:p>
@@ -2441,18 +1972,9 @@
           </w:tcPr>
           <w:p>
             <w:pPr>
-              <w:pStyle w:val="Normal"/>
-              <w:jc w:val="center"/>
-              <w:rPr/>
-            </w:pPr>
-            <w:r>
-              <w:rPr>
-                <w:rFonts w:eastAsia="Times New Roman" w:cs="Times New Roman"/>
-                <w:b w:val="false"/>
-                <w:bCs w:val="false"/>
-                <w:sz w:val="28"/>
-                <w:szCs w:val="28"/>
-              </w:rPr>
+              <w:jc w:val="center"/>
+            </w:pPr>
+            <w:r>
               <w:t>66</w:t>
             </w:r>
           </w:p>
@@ -2469,25 +1991,15 @@
           </w:tcPr>
           <w:p>
             <w:pPr>
-              <w:pStyle w:val="Normal"/>
-              <w:jc w:val="center"/>
-              <w:rPr/>
-            </w:pPr>
-            <w:r>
-              <w:rPr>
-                <w:rFonts w:eastAsia="Times New Roman" w:cs="Times New Roman"/>
-                <w:b w:val="false"/>
-                <w:bCs w:val="false"/>
-                <w:sz w:val="28"/>
-                <w:szCs w:val="28"/>
-              </w:rPr>
+              <w:jc w:val="center"/>
+            </w:pPr>
+            <w:r>
               <w:t>3,67</w:t>
             </w:r>
           </w:p>
         </w:tc>
       </w:tr>
       <w:tr>
-        <w:trPr/>
         <w:tc>
           <w:tcPr>
             <w:tcW w:w="2340" w:type="dxa"/>
@@ -2500,18 +2012,9 @@
           </w:tcPr>
           <w:p>
             <w:pPr>
-              <w:pStyle w:val="Normal"/>
-              <w:jc w:val="center"/>
-              <w:rPr/>
-            </w:pPr>
-            <w:r>
-              <w:rPr>
-                <w:rFonts w:eastAsia="Times New Roman" w:cs="Times New Roman"/>
-                <w:b w:val="false"/>
-                <w:bCs w:val="false"/>
-                <w:sz w:val="28"/>
-                <w:szCs w:val="28"/>
-              </w:rPr>
+              <w:jc w:val="center"/>
+            </w:pPr>
+            <w:r>
               <w:t>0,050 (широкая)</w:t>
             </w:r>
           </w:p>
@@ -2528,18 +2031,9 @@
           </w:tcPr>
           <w:p>
             <w:pPr>
-              <w:pStyle w:val="Normal"/>
-              <w:jc w:val="center"/>
-              <w:rPr/>
-            </w:pPr>
-            <w:r>
-              <w:rPr>
-                <w:rFonts w:eastAsia="Times New Roman" w:cs="Times New Roman"/>
-                <w:b w:val="false"/>
-                <w:bCs w:val="false"/>
-                <w:sz w:val="28"/>
-                <w:szCs w:val="28"/>
-              </w:rPr>
+              <w:jc w:val="center"/>
+            </w:pPr>
+            <w:r>
               <w:t>10</w:t>
             </w:r>
           </w:p>
@@ -2556,18 +2050,9 @@
           </w:tcPr>
           <w:p>
             <w:pPr>
-              <w:pStyle w:val="Normal"/>
-              <w:jc w:val="center"/>
-              <w:rPr/>
-            </w:pPr>
-            <w:r>
-              <w:rPr>
-                <w:rFonts w:eastAsia="Times New Roman" w:cs="Times New Roman"/>
-                <w:b w:val="false"/>
-                <w:bCs w:val="false"/>
-                <w:sz w:val="28"/>
-                <w:szCs w:val="28"/>
-              </w:rPr>
+              <w:jc w:val="center"/>
+            </w:pPr>
+            <w:r>
               <w:t>35</w:t>
             </w:r>
           </w:p>
@@ -2584,18 +2069,9 @@
           </w:tcPr>
           <w:p>
             <w:pPr>
-              <w:pStyle w:val="Normal"/>
-              <w:jc w:val="center"/>
-              <w:rPr/>
-            </w:pPr>
-            <w:r>
-              <w:rPr>
-                <w:rFonts w:eastAsia="Times New Roman" w:cs="Times New Roman"/>
-                <w:b w:val="false"/>
-                <w:bCs w:val="false"/>
-                <w:sz w:val="28"/>
-                <w:szCs w:val="28"/>
-              </w:rPr>
+              <w:jc w:val="center"/>
+            </w:pPr>
+            <w:r>
               <w:t>3,69</w:t>
             </w:r>
           </w:p>
@@ -2604,33 +2080,26 @@
     </w:tbl>
     <w:p>
       <w:pPr>
-        <w:pStyle w:val="Normal"/>
-        <w:spacing w:before="0" w:after="200"/>
-        <w:rPr/>
-      </w:pPr>
-      <w:r>
-        <w:rPr/>
-      </w:r>
-    </w:p>
-    <w:p>
-      <w:pPr>
-        <w:pStyle w:val="Normal"/>
-        <w:spacing w:lineRule="exact" w:line="360" w:before="200" w:after="60"/>
+        <w:spacing w:after="200"/>
+      </w:pPr>
+    </w:p>
+    <w:p>
+      <w:pPr>
+        <w:spacing w:before="200" w:after="60" w:line="360" w:lineRule="exact"/>
         <w:jc w:val="center"/>
         <w:rPr>
-          <w:rFonts w:ascii="Times New Roman" w:hAnsi="Times New Roman" w:eastAsia="Times New Roman" w:cs="Times New Roman"/>
-          <w:i/>
           <w:i/>
           <w:iCs/>
           <w:color w:val="808080"/>
-          <w:sz w:val="28"/>
-          <w:szCs w:val="28"/>
-        </w:rPr>
-      </w:pPr>
-      <w:r>
-        <w:rPr/>
+        </w:rPr>
+      </w:pPr>
+      <w:r>
+        <w:rPr>
+          <w:noProof/>
+        </w:rPr>
+        <w:lastRenderedPageBreak/>
         <w:drawing>
-          <wp:anchor behindDoc="0" distT="0" distB="0" distL="0" distR="0" simplePos="0" locked="0" layoutInCell="0" allowOverlap="1" relativeHeight="13">
+          <wp:anchor distT="0" distB="0" distL="0" distR="0" simplePos="0" relativeHeight="13" behindDoc="0" locked="0" layoutInCell="0" allowOverlap="1" wp14:anchorId="20FC9F21" wp14:editId="16718B62">
             <wp:simplePos x="0" y="0"/>
             <wp:positionH relativeFrom="column">
               <wp:align>center</wp:align>
@@ -2641,7 +2110,7 @@
             <wp:extent cx="5566410" cy="2085975"/>
             <wp:effectExtent l="0" t="0" r="0" b="0"/>
             <wp:wrapSquare wrapText="largest"/>
-            <wp:docPr id="12" name="Image2" descr=""/>
+            <wp:docPr id="12" name="Image2"/>
             <wp:cNvGraphicFramePr>
               <a:graphicFrameLocks xmlns:a="http://schemas.openxmlformats.org/drawingml/2006/main" noChangeAspect="1"/>
             </wp:cNvGraphicFramePr>
@@ -2649,13 +2118,13 @@
               <a:graphicData uri="http://schemas.openxmlformats.org/drawingml/2006/picture">
                 <pic:pic xmlns:pic="http://schemas.openxmlformats.org/drawingml/2006/picture">
                   <pic:nvPicPr>
-                    <pic:cNvPr id="12" name="Image2" descr=""/>
+                    <pic:cNvPr id="12" name="Image2"/>
                     <pic:cNvPicPr>
                       <a:picLocks noChangeAspect="1" noChangeArrowheads="1"/>
                     </pic:cNvPicPr>
                   </pic:nvPicPr>
                   <pic:blipFill>
-                    <a:blip r:embed="rId13"/>
+                    <a:blip r:embed="rId15"/>
                     <a:stretch>
                       <a:fillRect/>
                     </a:stretch>
@@ -2678,102 +2147,56 @@
     </w:p>
     <w:p>
       <w:pPr>
-        <w:pStyle w:val="Normal"/>
-        <w:spacing w:lineRule="exact" w:line="360" w:before="0" w:after="200"/>
+        <w:spacing w:after="200" w:line="360" w:lineRule="exact"/>
         <w:jc w:val="center"/>
-        <w:rPr/>
-      </w:pPr>
-      <w:r>
-        <w:rPr>
-          <w:rFonts w:eastAsia="Times New Roman" w:cs="Times New Roman"/>
-          <w:sz w:val="28"/>
-          <w:szCs w:val="28"/>
-        </w:rPr>
+      </w:pPr>
+      <w:r>
         <w:t>Рисунок 13 — Переходный процесс захвата петли Gardner при различных BnT (EVM во времени)</w:t>
       </w:r>
     </w:p>
     <w:p>
       <w:pPr>
-        <w:pStyle w:val="Normal"/>
-        <w:spacing w:lineRule="exact" w:line="360" w:before="0" w:after="120"/>
-        <w:ind w:firstLine="720"/>
-        <w:jc w:val="both"/>
-        <w:rPr/>
-      </w:pPr>
-      <w:r>
-        <w:rPr>
-          <w:rFonts w:eastAsia="Times New Roman" w:cs="Times New Roman"/>
-          <w:b w:val="false"/>
-          <w:bCs w:val="false"/>
-          <w:i w:val="false"/>
-          <w:iCs w:val="false"/>
-          <w:sz w:val="28"/>
-          <w:szCs w:val="28"/>
-        </w:rPr>
+        <w:spacing w:after="120" w:line="360" w:lineRule="exact"/>
+        <w:ind w:firstLine="720"/>
+        <w:jc w:val="both"/>
+      </w:pPr>
+      <w:r>
         <w:t>Из рисунка 13 видно классическая картина захвата петли второго порядка. Все три кривые EVM стартуют с большого значения ~75% (петля не знает истинного дробного смещения, принятые символы далеко от идеальных точек). В интервале 25–50 символов происходит быстрый спад к ~10% EVM — это фаза работы пропорционального тракта, который грубо «подтягивает» оценку к правильной области. Далее кривые медленно сходятся к установившемуся значению около 4% EVM — это фаза точной настройки интегрального тракта.</w:t>
       </w:r>
     </w:p>
     <w:p>
       <w:pPr>
-        <w:pStyle w:val="Normal"/>
-        <w:spacing w:lineRule="exact" w:line="360" w:before="0" w:after="120"/>
-        <w:ind w:firstLine="720"/>
-        <w:jc w:val="both"/>
-        <w:rPr/>
-      </w:pPr>
-      <w:r>
-        <w:rPr>
-          <w:rFonts w:eastAsia="Times New Roman" w:cs="Times New Roman"/>
-          <w:b w:val="false"/>
-          <w:bCs w:val="false"/>
-          <w:i w:val="false"/>
-          <w:iCs w:val="false"/>
-          <w:sz w:val="28"/>
-          <w:szCs w:val="28"/>
-        </w:rPr>
+        <w:spacing w:after="120" w:line="360" w:lineRule="exact"/>
+        <w:ind w:firstLine="720"/>
+        <w:jc w:val="both"/>
+      </w:pPr>
+      <w:r>
         <w:t>Из рисунка 13 также видно, что скорость захвата определяется именно нормированной шумовой полосой BnT: зелёная кривая (BnT = 0,05) опережает остальные, красная (BnT = 0,02) идёт следом, а синяя (BnT = 0,005) отстаёт. Измеренное время захвата, указанное в таблице 1, находится в пропорции 251 / 66 / 35 ≈ 7,2 / 1,9 / 1, что близко к теоретическому соотношению 10 / 2,5 / 1.</w:t>
       </w:r>
     </w:p>
     <w:p>
       <w:pPr>
-        <w:pStyle w:val="Normal"/>
-        <w:spacing w:lineRule="exact" w:line="360" w:before="0" w:after="120"/>
-        <w:ind w:firstLine="720"/>
-        <w:jc w:val="both"/>
-        <w:rPr>
-          <w:rFonts w:ascii="Times New Roman" w:hAnsi="Times New Roman" w:eastAsia="Times New Roman" w:cs="Times New Roman"/>
-          <w:b w:val="false"/>
-          <w:bCs w:val="false"/>
-          <w:i w:val="false"/>
-          <w:i w:val="false"/>
-          <w:iCs w:val="false"/>
-          <w:sz w:val="28"/>
-          <w:szCs w:val="28"/>
-        </w:rPr>
-      </w:pPr>
-      <w:r>
-        <w:rPr/>
-      </w:r>
-    </w:p>
-    <w:p>
-      <w:pPr>
-        <w:pStyle w:val="Normal"/>
-        <w:spacing w:lineRule="exact" w:line="360" w:before="200" w:after="60"/>
+        <w:spacing w:after="120" w:line="360" w:lineRule="exact"/>
+        <w:ind w:firstLine="720"/>
+        <w:jc w:val="both"/>
+      </w:pPr>
+    </w:p>
+    <w:p>
+      <w:pPr>
+        <w:spacing w:before="200" w:after="60" w:line="360" w:lineRule="exact"/>
         <w:jc w:val="center"/>
         <w:rPr>
-          <w:rFonts w:ascii="Times New Roman" w:hAnsi="Times New Roman" w:eastAsia="Times New Roman" w:cs="Times New Roman"/>
-          <w:i/>
           <w:i/>
           <w:iCs/>
           <w:color w:val="808080"/>
-          <w:sz w:val="28"/>
-          <w:szCs w:val="28"/>
-        </w:rPr>
-      </w:pPr>
-      <w:r>
-        <w:rPr/>
+        </w:rPr>
+      </w:pPr>
+      <w:r>
+        <w:rPr>
+          <w:noProof/>
+        </w:rPr>
         <w:drawing>
-          <wp:anchor behindDoc="0" distT="0" distB="0" distL="0" distR="0" simplePos="0" locked="0" layoutInCell="0" allowOverlap="1" relativeHeight="14">
+          <wp:anchor distT="0" distB="0" distL="0" distR="0" simplePos="0" relativeHeight="14" behindDoc="0" locked="0" layoutInCell="0" allowOverlap="1" wp14:anchorId="1CFCF2A4" wp14:editId="2EF52E5C">
             <wp:simplePos x="0" y="0"/>
             <wp:positionH relativeFrom="column">
               <wp:align>center</wp:align>
@@ -2784,7 +2207,7 @@
             <wp:extent cx="5566410" cy="1557655"/>
             <wp:effectExtent l="0" t="0" r="0" b="0"/>
             <wp:wrapSquare wrapText="largest"/>
-            <wp:docPr id="13" name="Image3" descr=""/>
+            <wp:docPr id="13" name="Image3"/>
             <wp:cNvGraphicFramePr>
               <a:graphicFrameLocks xmlns:a="http://schemas.openxmlformats.org/drawingml/2006/main" noChangeAspect="1"/>
             </wp:cNvGraphicFramePr>
@@ -2792,13 +2215,13 @@
               <a:graphicData uri="http://schemas.openxmlformats.org/drawingml/2006/picture">
                 <pic:pic xmlns:pic="http://schemas.openxmlformats.org/drawingml/2006/picture">
                   <pic:nvPicPr>
-                    <pic:cNvPr id="13" name="Image3" descr=""/>
+                    <pic:cNvPr id="13" name="Image3"/>
                     <pic:cNvPicPr>
                       <a:picLocks noChangeAspect="1" noChangeArrowheads="1"/>
                     </pic:cNvPicPr>
                   </pic:nvPicPr>
                   <pic:blipFill>
-                    <a:blip r:embed="rId14"/>
+                    <a:blip r:embed="rId16"/>
                     <a:stretch>
                       <a:fillRect/>
                     </a:stretch>
@@ -2821,111 +2244,63 @@
     </w:p>
     <w:p>
       <w:pPr>
-        <w:pStyle w:val="Normal"/>
-        <w:spacing w:lineRule="exact" w:line="360" w:before="0" w:after="200"/>
+        <w:spacing w:after="200" w:line="360" w:lineRule="exact"/>
         <w:jc w:val="center"/>
-        <w:rPr/>
-      </w:pPr>
-      <w:r>
-        <w:rPr>
-          <w:rFonts w:eastAsia="Times New Roman" w:cs="Times New Roman"/>
-          <w:sz w:val="28"/>
-          <w:szCs w:val="28"/>
-        </w:rPr>
+      </w:pPr>
+      <w:r>
+        <w:lastRenderedPageBreak/>
         <w:t>Рисунок 14 — Сигнальные созвездия на выходе петли для BnT = 0,005, 0,02 и 0,05</w:t>
       </w:r>
     </w:p>
     <w:p>
       <w:pPr>
-        <w:pStyle w:val="Normal"/>
-        <w:spacing w:lineRule="exact" w:line="360" w:before="0" w:after="120"/>
-        <w:ind w:firstLine="720"/>
-        <w:jc w:val="both"/>
-        <w:rPr/>
-      </w:pPr>
-      <w:r>
-        <w:rPr>
-          <w:rFonts w:eastAsia="Times New Roman" w:cs="Times New Roman"/>
-          <w:b w:val="false"/>
-          <w:bCs w:val="false"/>
-          <w:i w:val="false"/>
-          <w:iCs w:val="false"/>
-          <w:sz w:val="28"/>
-          <w:szCs w:val="28"/>
-        </w:rPr>
+        <w:spacing w:after="120" w:line="360" w:lineRule="exact"/>
+        <w:ind w:firstLine="720"/>
+        <w:jc w:val="both"/>
+      </w:pPr>
+      <w:r>
         <w:t>Из рисунка 14 видно, что все три конфигурации петли в установившемся режиме формируют чёткие компактные кластеры QPSK-созвездия в углах квадрата с координатами (±1/√2, ±1/√2). Визуальное сравнение показывает, что при высоком Eb/N0 = 30 дБ различия между тремя значениями BnT в установившемся EVM практически неразличимы. Это означает, что при достаточно высоком SNR джиттер определяется не шумовой полосой петли, а собственным шумом детектора Gardner и не зависит от выбора BnT в рассмотренном диапазоне.</w:t>
       </w:r>
     </w:p>
     <w:p>
       <w:pPr>
-        <w:pStyle w:val="Normal"/>
-        <w:spacing w:lineRule="exact" w:line="360" w:before="200" w:after="140"/>
-        <w:jc w:val="left"/>
-        <w:rPr/>
-      </w:pPr>
-      <w:r>
-        <w:rPr>
-          <w:rFonts w:eastAsia="Times New Roman" w:cs="Times New Roman"/>
-          <w:b/>
-          <w:bCs/>
-          <w:sz w:val="28"/>
-          <w:szCs w:val="28"/>
+        <w:spacing w:before="200" w:after="140" w:line="360" w:lineRule="exact"/>
+      </w:pPr>
+      <w:r>
+        <w:rPr>
+          <w:b/>
+          <w:bCs/>
         </w:rPr>
         <w:t>Выводы по этапу 2.6</w:t>
       </w:r>
     </w:p>
     <w:p>
       <w:pPr>
-        <w:pStyle w:val="Normal"/>
-        <w:spacing w:lineRule="exact" w:line="360" w:before="0" w:after="120"/>
-        <w:ind w:firstLine="720"/>
-        <w:jc w:val="both"/>
-        <w:rPr/>
-      </w:pPr>
-      <w:r>
-        <w:rPr>
-          <w:rFonts w:eastAsia="Times New Roman" w:cs="Times New Roman"/>
-          <w:b w:val="false"/>
-          <w:bCs w:val="false"/>
-          <w:i w:val="false"/>
-          <w:iCs w:val="false"/>
-          <w:sz w:val="28"/>
-          <w:szCs w:val="28"/>
-        </w:rPr>
+        <w:spacing w:after="120" w:line="360" w:lineRule="exact"/>
+        <w:ind w:firstLine="720"/>
+        <w:jc w:val="both"/>
+      </w:pPr>
+      <w:r>
         <w:t>Экспериментально подтверждена теоретическая зависимость времени захвата петли от нормированной шумовой полосы BnT. Для выбранного в Главе 1 значения BnT = 0,02 время захвата составляет приблизительно 66 символов, что при символьной скорости 1 МГц соответствует 66 мкс реального времени. Это является приемлемой величиной для большинства применений SDR.</w:t>
       </w:r>
     </w:p>
     <w:p>
       <w:pPr>
-        <w:pStyle w:val="Normal"/>
-        <w:spacing w:lineRule="exact" w:line="360" w:before="0" w:after="120"/>
-        <w:ind w:firstLine="720"/>
-        <w:jc w:val="both"/>
-        <w:rPr/>
-      </w:pPr>
-      <w:r>
-        <w:rPr>
-          <w:rFonts w:eastAsia="Times New Roman" w:cs="Times New Roman"/>
-          <w:b w:val="false"/>
-          <w:bCs w:val="false"/>
-          <w:i w:val="false"/>
-          <w:iCs w:val="false"/>
-          <w:sz w:val="28"/>
-          <w:szCs w:val="28"/>
-        </w:rPr>
+        <w:spacing w:after="120" w:line="360" w:lineRule="exact"/>
+        <w:ind w:firstLine="720"/>
+        <w:jc w:val="both"/>
+      </w:pPr>
+      <w:r>
         <w:t>Выбор BnT = 0,02 обоснован как оптимальный компромисс: время захвата на порядок быстрее, чем у узкой петли BnT = 0,005 (251 символ), при этом качество демодуляции в установившемся режиме не уступает более узкой конфигурации. Более широкая петля BnT = 0,05 даёт двукратное ускорение захвата, но её использование целесообразно только в случаях, когда быстрый захват критически важен (например, пакетная передача коротких сообщений).</w:t>
       </w:r>
     </w:p>
     <w:p>
       <w:pPr>
-        <w:pStyle w:val="Normal"/>
-        <w:spacing w:lineRule="exact" w:line="360" w:before="240" w:after="180"/>
+        <w:spacing w:before="240" w:after="180" w:line="360" w:lineRule="exact"/>
         <w:jc w:val="center"/>
-        <w:rPr/>
-      </w:pPr>
-      <w:r>
-        <w:rPr>
-          <w:rFonts w:eastAsia="Times New Roman" w:cs="Times New Roman"/>
+      </w:pPr>
+      <w:r>
+        <w:rPr>
           <w:b/>
           <w:bCs/>
           <w:sz w:val="32"/>
@@ -2936,195 +2311,112 @@
     </w:p>
     <w:p>
       <w:pPr>
-        <w:pStyle w:val="Normal"/>
-        <w:spacing w:lineRule="exact" w:line="360" w:before="200" w:after="140"/>
-        <w:jc w:val="left"/>
-        <w:rPr/>
-      </w:pPr>
-      <w:r>
-        <w:rPr>
-          <w:rFonts w:eastAsia="Times New Roman" w:cs="Times New Roman"/>
-          <w:b/>
-          <w:bCs/>
-          <w:sz w:val="28"/>
-          <w:szCs w:val="28"/>
+        <w:spacing w:before="200" w:after="140" w:line="360" w:lineRule="exact"/>
+      </w:pPr>
+      <w:r>
+        <w:rPr>
+          <w:b/>
+          <w:bCs/>
         </w:rPr>
         <w:t>Цель этапа</w:t>
       </w:r>
     </w:p>
     <w:p>
       <w:pPr>
-        <w:pStyle w:val="Normal"/>
-        <w:spacing w:lineRule="exact" w:line="360" w:before="0" w:after="120"/>
-        <w:ind w:firstLine="720"/>
-        <w:jc w:val="both"/>
-        <w:rPr/>
-      </w:pPr>
-      <w:r>
-        <w:rPr>
-          <w:rFonts w:eastAsia="Times New Roman" w:cs="Times New Roman"/>
-          <w:b w:val="false"/>
-          <w:bCs w:val="false"/>
-          <w:i w:val="false"/>
-          <w:iCs w:val="false"/>
-          <w:sz w:val="28"/>
-          <w:szCs w:val="28"/>
-        </w:rPr>
+        <w:spacing w:after="120" w:line="360" w:lineRule="exact"/>
+        <w:ind w:firstLine="720"/>
+        <w:jc w:val="both"/>
+      </w:pPr>
+      <w:r>
         <w:t>Экспериментально подтвердить способность петли символьной синхронизации с пропорционально-интегральным фильтром удерживать синхронизацию при наличии постоянного расхождения частот тактовых генераторов передатчика и приёмника (Sample Clock Offset, SCO). Подтвердить физический смысл выбора петли второго порядка.</w:t>
       </w:r>
     </w:p>
     <w:p>
       <w:pPr>
-        <w:pStyle w:val="Normal"/>
-        <w:spacing w:lineRule="exact" w:line="360" w:before="200" w:after="140"/>
-        <w:jc w:val="left"/>
-        <w:rPr/>
-      </w:pPr>
-      <w:r>
-        <w:rPr>
-          <w:rFonts w:eastAsia="Times New Roman" w:cs="Times New Roman"/>
-          <w:b/>
-          <w:bCs/>
-          <w:sz w:val="28"/>
-          <w:szCs w:val="28"/>
+        <w:spacing w:before="200" w:after="140" w:line="360" w:lineRule="exact"/>
+      </w:pPr>
+      <w:r>
+        <w:rPr>
+          <w:b/>
+          <w:bCs/>
         </w:rPr>
         <w:t>Теоретические основы</w:t>
       </w:r>
     </w:p>
     <w:p>
       <w:pPr>
-        <w:pStyle w:val="Normal"/>
-        <w:spacing w:lineRule="exact" w:line="360" w:before="0" w:after="120"/>
-        <w:ind w:firstLine="720"/>
-        <w:jc w:val="both"/>
-        <w:rPr/>
-      </w:pPr>
-      <w:r>
-        <w:rPr>
-          <w:rFonts w:eastAsia="Times New Roman" w:cs="Times New Roman"/>
-          <w:b w:val="false"/>
-          <w:bCs w:val="false"/>
-          <w:i w:val="false"/>
-          <w:iCs w:val="false"/>
-          <w:sz w:val="28"/>
-          <w:szCs w:val="28"/>
-        </w:rPr>
+        <w:spacing w:after="120" w:line="360" w:lineRule="exact"/>
+        <w:ind w:firstLine="720"/>
+        <w:jc w:val="both"/>
+      </w:pPr>
+      <w:r>
+        <w:lastRenderedPageBreak/>
         <w:t>В реальной системе связи тактовые генераторы передатчика и приёмника представляют собой физически независимые кварцевые осцилляторы с типичной точностью порядка десятков миллионных долей (ppm). Это означает, что дробное смещение тактирования не является постоянной величиной, а медленно изменяется во времени по линейному закону. За время передачи пакета из N символов при SCO = 50 ppm накапливается сдвиг 50·10⁻⁶·N символов, что для пакета из 20 000 символов составляет уже целый символ. Без компенсации такой дрейф привёл бы к полной потере синхронизации.</w:t>
       </w:r>
     </w:p>
     <w:p>
       <w:pPr>
-        <w:pStyle w:val="Normal"/>
-        <w:spacing w:lineRule="exact" w:line="360" w:before="0" w:after="120"/>
-        <w:ind w:firstLine="720"/>
-        <w:jc w:val="both"/>
-        <w:rPr/>
-      </w:pPr>
-      <w:r>
-        <w:rPr>
-          <w:rFonts w:eastAsia="Times New Roman" w:cs="Times New Roman"/>
-          <w:b w:val="false"/>
-          <w:bCs w:val="false"/>
-          <w:i w:val="false"/>
-          <w:iCs w:val="false"/>
-          <w:sz w:val="28"/>
-          <w:szCs w:val="28"/>
-        </w:rPr>
+        <w:spacing w:after="120" w:line="360" w:lineRule="exact"/>
+        <w:ind w:firstLine="720"/>
+        <w:jc w:val="both"/>
+      </w:pPr>
+      <w:r>
         <w:t>Способность петли компенсировать SCO определяется порядком астатизма петлевого фильтра. Петля только с пропорциональным трактом (P-фильтр) имеет первый порядок астатизма по фазе и нулевой по частоте — она может захватить статический фазовый сдвиг, но при наличии постоянной скорости изменения сдвига в ней обязательно присутствует ненулевая установившаяся ошибка, пропорциональная величине SCO. Добавление интегрального тракта увеличивает порядок астатизма и обеспечивает нулевую установившуюся ошибку при постоянном частотном смещении. Именно это свойство делает PI-фильтр стандартом де-факто для систем символьной синхронизации.</w:t>
       </w:r>
     </w:p>
     <w:p>
       <w:pPr>
-        <w:pStyle w:val="Normal"/>
-        <w:spacing w:lineRule="exact" w:line="360" w:before="200" w:after="140"/>
-        <w:jc w:val="left"/>
-        <w:rPr/>
-      </w:pPr>
-      <w:r>
-        <w:rPr>
-          <w:rFonts w:eastAsia="Times New Roman" w:cs="Times New Roman"/>
-          <w:b/>
-          <w:bCs/>
-          <w:sz w:val="28"/>
-          <w:szCs w:val="28"/>
+        <w:spacing w:before="200" w:after="140" w:line="360" w:lineRule="exact"/>
+      </w:pPr>
+      <w:r>
+        <w:rPr>
+          <w:b/>
+          <w:bCs/>
         </w:rPr>
         <w:t>Методика измерения</w:t>
       </w:r>
     </w:p>
     <w:p>
       <w:pPr>
-        <w:pStyle w:val="Normal"/>
-        <w:spacing w:lineRule="exact" w:line="360" w:before="0" w:after="120"/>
-        <w:ind w:firstLine="720"/>
-        <w:jc w:val="both"/>
-        <w:rPr/>
-      </w:pPr>
-      <w:r>
-        <w:rPr>
-          <w:rFonts w:eastAsia="Times New Roman" w:cs="Times New Roman"/>
-          <w:b w:val="false"/>
-          <w:bCs w:val="false"/>
-          <w:i w:val="false"/>
-          <w:iCs w:val="false"/>
-          <w:sz w:val="28"/>
-          <w:szCs w:val="28"/>
-        </w:rPr>
+        <w:spacing w:after="120" w:line="360" w:lineRule="exact"/>
+        <w:ind w:firstLine="720"/>
+        <w:jc w:val="both"/>
+      </w:pPr>
+      <w:r>
         <w:t>Для имитации расхождения тактовых частот в модель канала введено переменное дробное смещение, изменяющееся по линейному закону: delay(n) = timing_offset_init·sps_tx + sco_ppm·10⁻⁶·n, где n — номер отсчёта АЦП. Исследовано пять значений SCO: 0, 10, 50, 100 и 200 ppm, покрывающих диапазон от идеального случая до заведомо превышающих практически возможные значения. Длина пакета 30 000 символов выбрана таким образом, чтобы при максимальном SCO = 200 ppm накопленный дрейф составил 6 полных символов — значительно превышающий зону захвата петли.</w:t>
       </w:r>
     </w:p>
     <w:p>
       <w:pPr>
-        <w:pStyle w:val="Normal"/>
-        <w:spacing w:lineRule="exact" w:line="360" w:before="0" w:after="120"/>
-        <w:ind w:firstLine="720"/>
-        <w:jc w:val="both"/>
-        <w:rPr/>
-      </w:pPr>
-      <w:r>
-        <w:rPr>
-          <w:rFonts w:eastAsia="Times New Roman" w:cs="Times New Roman"/>
-          <w:b w:val="false"/>
-          <w:bCs w:val="false"/>
-          <w:i w:val="false"/>
-          <w:iCs w:val="false"/>
-          <w:sz w:val="28"/>
-          <w:szCs w:val="28"/>
-        </w:rPr>
+        <w:spacing w:after="120" w:line="360" w:lineRule="exact"/>
+        <w:ind w:firstLine="720"/>
+        <w:jc w:val="both"/>
+      </w:pPr>
+      <w:r>
         <w:t>Для каждого значения SCO измерены: вероятность битовой ошибки после петли синхронизации, скользящий EVM на выходе, максимальный накопленный дрейф за время передачи пакета. Отношение Eb/N0 = 20 дБ выбрано для минимизации влияния канального шума на результаты.</w:t>
       </w:r>
     </w:p>
     <w:p>
       <w:pPr>
-        <w:pStyle w:val="Normal"/>
-        <w:spacing w:lineRule="exact" w:line="360" w:before="200" w:after="140"/>
-        <w:jc w:val="left"/>
-        <w:rPr/>
-      </w:pPr>
-      <w:r>
-        <w:rPr>
-          <w:rFonts w:eastAsia="Times New Roman" w:cs="Times New Roman"/>
-          <w:b/>
-          <w:bCs/>
-          <w:sz w:val="28"/>
-          <w:szCs w:val="28"/>
+        <w:spacing w:before="200" w:after="140" w:line="360" w:lineRule="exact"/>
+      </w:pPr>
+      <w:r>
+        <w:rPr>
+          <w:b/>
+          <w:bCs/>
         </w:rPr>
         <w:t>Результаты измерения</w:t>
       </w:r>
     </w:p>
     <w:p>
       <w:pPr>
-        <w:pStyle w:val="Normal"/>
-        <w:spacing w:lineRule="exact" w:line="360" w:before="200" w:after="120"/>
+        <w:spacing w:before="200" w:after="120" w:line="360" w:lineRule="exact"/>
         <w:jc w:val="center"/>
-        <w:rPr/>
-      </w:pPr>
-      <w:r>
-        <w:rPr>
-          <w:rFonts w:eastAsia="Times New Roman" w:cs="Times New Roman"/>
+      </w:pPr>
+      <w:r>
+        <w:rPr>
           <w:i/>
           <w:iCs/>
-          <w:sz w:val="28"/>
-          <w:szCs w:val="28"/>
         </w:rPr>
         <w:t>Таблица 2 — Характеристики петли при различных значениях SCO</w:t>
       </w:r>
@@ -3132,8 +2424,6 @@
     <w:tbl>
       <w:tblPr>
         <w:tblW w:w="9360" w:type="dxa"/>
-        <w:jc w:val="left"/>
-        <w:tblInd w:w="0" w:type="dxa"/>
         <w:tblLayout w:type="fixed"/>
         <w:tblCellMar>
           <w:top w:w="80" w:type="dxa"/>
@@ -3141,15 +2431,15 @@
           <w:bottom w:w="80" w:type="dxa"/>
           <w:right w:w="120" w:type="dxa"/>
         </w:tblCellMar>
+        <w:tblLook w:val="04A0" w:firstRow="1" w:lastRow="0" w:firstColumn="1" w:lastColumn="0" w:noHBand="0" w:noVBand="1"/>
       </w:tblPr>
       <w:tblGrid>
-        <w:gridCol w:w="2340"/>
+        <w:gridCol w:w="2341"/>
         <w:gridCol w:w="2340"/>
         <w:gridCol w:w="2340"/>
         <w:gridCol w:w="2339"/>
       </w:tblGrid>
       <w:tr>
-        <w:trPr/>
         <w:tc>
           <w:tcPr>
             <w:tcW w:w="2340" w:type="dxa"/>
@@ -3162,18 +2452,14 @@
           </w:tcPr>
           <w:p>
             <w:pPr>
-              <w:pStyle w:val="Normal"/>
-              <w:jc w:val="center"/>
-              <w:rPr/>
+              <w:jc w:val="center"/>
             </w:pPr>
             <w:r>
               <w:rPr>
-                <w:rFonts w:eastAsia="Times New Roman" w:cs="Times New Roman"/>
                 <w:b/>
                 <w:bCs/>
-                <w:sz w:val="28"/>
-                <w:szCs w:val="28"/>
               </w:rPr>
+              <w:lastRenderedPageBreak/>
               <w:t>SCO, ppm</w:t>
             </w:r>
           </w:p>
@@ -3190,17 +2476,12 @@
           </w:tcPr>
           <w:p>
             <w:pPr>
-              <w:pStyle w:val="Normal"/>
-              <w:jc w:val="center"/>
-              <w:rPr/>
+              <w:jc w:val="center"/>
             </w:pPr>
             <w:r>
               <w:rPr>
-                <w:rFonts w:eastAsia="Times New Roman" w:cs="Times New Roman"/>
                 <w:b/>
                 <w:bCs/>
-                <w:sz w:val="28"/>
-                <w:szCs w:val="28"/>
               </w:rPr>
               <w:t>Накопл. дрейф, симв</w:t>
             </w:r>
@@ -3218,17 +2499,12 @@
           </w:tcPr>
           <w:p>
             <w:pPr>
-              <w:pStyle w:val="Normal"/>
-              <w:jc w:val="center"/>
-              <w:rPr/>
+              <w:jc w:val="center"/>
             </w:pPr>
             <w:r>
               <w:rPr>
-                <w:rFonts w:eastAsia="Times New Roman" w:cs="Times New Roman"/>
                 <w:b/>
                 <w:bCs/>
-                <w:sz w:val="28"/>
-                <w:szCs w:val="28"/>
               </w:rPr>
               <w:t>BER</w:t>
             </w:r>
@@ -3246,17 +2522,12 @@
           </w:tcPr>
           <w:p>
             <w:pPr>
-              <w:pStyle w:val="Normal"/>
-              <w:jc w:val="center"/>
-              <w:rPr/>
+              <w:jc w:val="center"/>
             </w:pPr>
             <w:r>
               <w:rPr>
-                <w:rFonts w:eastAsia="Times New Roman" w:cs="Times New Roman"/>
                 <w:b/>
                 <w:bCs/>
-                <w:sz w:val="28"/>
-                <w:szCs w:val="28"/>
               </w:rPr>
               <w:t>EVM устан., %</w:t>
             </w:r>
@@ -3264,7 +2535,6 @@
         </w:tc>
       </w:tr>
       <w:tr>
-        <w:trPr/>
         <w:tc>
           <w:tcPr>
             <w:tcW w:w="2340" w:type="dxa"/>
@@ -3277,18 +2547,9 @@
           </w:tcPr>
           <w:p>
             <w:pPr>
-              <w:pStyle w:val="Normal"/>
-              <w:jc w:val="center"/>
-              <w:rPr/>
-            </w:pPr>
-            <w:r>
-              <w:rPr>
-                <w:rFonts w:eastAsia="Times New Roman" w:cs="Times New Roman"/>
-                <w:b w:val="false"/>
-                <w:bCs w:val="false"/>
-                <w:sz w:val="28"/>
-                <w:szCs w:val="28"/>
-              </w:rPr>
+              <w:jc w:val="center"/>
+            </w:pPr>
+            <w:r>
               <w:t>0</w:t>
             </w:r>
           </w:p>
@@ -3305,18 +2566,9 @@
           </w:tcPr>
           <w:p>
             <w:pPr>
-              <w:pStyle w:val="Normal"/>
-              <w:jc w:val="center"/>
-              <w:rPr/>
-            </w:pPr>
-            <w:r>
-              <w:rPr>
-                <w:rFonts w:eastAsia="Times New Roman" w:cs="Times New Roman"/>
-                <w:b w:val="false"/>
-                <w:bCs w:val="false"/>
-                <w:sz w:val="28"/>
-                <w:szCs w:val="28"/>
-              </w:rPr>
+              <w:jc w:val="center"/>
+            </w:pPr>
+            <w:r>
               <w:t>0,00</w:t>
             </w:r>
           </w:p>
@@ -3333,18 +2585,9 @@
           </w:tcPr>
           <w:p>
             <w:pPr>
-              <w:pStyle w:val="Normal"/>
-              <w:jc w:val="center"/>
-              <w:rPr/>
-            </w:pPr>
-            <w:r>
-              <w:rPr>
-                <w:rFonts w:eastAsia="Times New Roman" w:cs="Times New Roman"/>
-                <w:b w:val="false"/>
-                <w:bCs w:val="false"/>
-                <w:sz w:val="28"/>
-                <w:szCs w:val="28"/>
-              </w:rPr>
+              <w:jc w:val="center"/>
+            </w:pPr>
+            <w:r>
               <w:t>0 (0 ош.)</w:t>
             </w:r>
           </w:p>
@@ -3361,25 +2604,15 @@
           </w:tcPr>
           <w:p>
             <w:pPr>
-              <w:pStyle w:val="Normal"/>
-              <w:jc w:val="center"/>
-              <w:rPr/>
-            </w:pPr>
-            <w:r>
-              <w:rPr>
-                <w:rFonts w:eastAsia="Times New Roman" w:cs="Times New Roman"/>
-                <w:b w:val="false"/>
-                <w:bCs w:val="false"/>
-                <w:sz w:val="28"/>
-                <w:szCs w:val="28"/>
-              </w:rPr>
+              <w:jc w:val="center"/>
+            </w:pPr>
+            <w:r>
               <w:t>7,22</w:t>
             </w:r>
           </w:p>
         </w:tc>
       </w:tr>
       <w:tr>
-        <w:trPr/>
         <w:tc>
           <w:tcPr>
             <w:tcW w:w="2340" w:type="dxa"/>
@@ -3392,18 +2625,9 @@
           </w:tcPr>
           <w:p>
             <w:pPr>
-              <w:pStyle w:val="Normal"/>
-              <w:jc w:val="center"/>
-              <w:rPr/>
-            </w:pPr>
-            <w:r>
-              <w:rPr>
-                <w:rFonts w:eastAsia="Times New Roman" w:cs="Times New Roman"/>
-                <w:b w:val="false"/>
-                <w:bCs w:val="false"/>
-                <w:sz w:val="28"/>
-                <w:szCs w:val="28"/>
-              </w:rPr>
+              <w:jc w:val="center"/>
+            </w:pPr>
+            <w:r>
               <w:t>10</w:t>
             </w:r>
           </w:p>
@@ -3420,18 +2644,9 @@
           </w:tcPr>
           <w:p>
             <w:pPr>
-              <w:pStyle w:val="Normal"/>
-              <w:jc w:val="center"/>
-              <w:rPr/>
-            </w:pPr>
-            <w:r>
-              <w:rPr>
-                <w:rFonts w:eastAsia="Times New Roman" w:cs="Times New Roman"/>
-                <w:b w:val="false"/>
-                <w:bCs w:val="false"/>
-                <w:sz w:val="28"/>
-                <w:szCs w:val="28"/>
-              </w:rPr>
+              <w:jc w:val="center"/>
+            </w:pPr>
+            <w:r>
               <w:t>0,30</w:t>
             </w:r>
           </w:p>
@@ -3448,18 +2663,9 @@
           </w:tcPr>
           <w:p>
             <w:pPr>
-              <w:pStyle w:val="Normal"/>
-              <w:jc w:val="center"/>
-              <w:rPr/>
-            </w:pPr>
-            <w:r>
-              <w:rPr>
-                <w:rFonts w:eastAsia="Times New Roman" w:cs="Times New Roman"/>
-                <w:b w:val="false"/>
-                <w:bCs w:val="false"/>
-                <w:sz w:val="28"/>
-                <w:szCs w:val="28"/>
-              </w:rPr>
+              <w:jc w:val="center"/>
+            </w:pPr>
+            <w:r>
               <w:t>0 (0 ош.)</w:t>
             </w:r>
           </w:p>
@@ -3476,25 +2682,15 @@
           </w:tcPr>
           <w:p>
             <w:pPr>
-              <w:pStyle w:val="Normal"/>
-              <w:jc w:val="center"/>
-              <w:rPr/>
-            </w:pPr>
-            <w:r>
-              <w:rPr>
-                <w:rFonts w:eastAsia="Times New Roman" w:cs="Times New Roman"/>
-                <w:b w:val="false"/>
-                <w:bCs w:val="false"/>
-                <w:sz w:val="28"/>
-                <w:szCs w:val="28"/>
-              </w:rPr>
+              <w:jc w:val="center"/>
+            </w:pPr>
+            <w:r>
               <w:t>6,76</w:t>
             </w:r>
           </w:p>
         </w:tc>
       </w:tr>
       <w:tr>
-        <w:trPr/>
         <w:tc>
           <w:tcPr>
             <w:tcW w:w="2340" w:type="dxa"/>
@@ -3507,18 +2703,9 @@
           </w:tcPr>
           <w:p>
             <w:pPr>
-              <w:pStyle w:val="Normal"/>
-              <w:jc w:val="center"/>
-              <w:rPr/>
-            </w:pPr>
-            <w:r>
-              <w:rPr>
-                <w:rFonts w:eastAsia="Times New Roman" w:cs="Times New Roman"/>
-                <w:b w:val="false"/>
-                <w:bCs w:val="false"/>
-                <w:sz w:val="28"/>
-                <w:szCs w:val="28"/>
-              </w:rPr>
+              <w:jc w:val="center"/>
+            </w:pPr>
+            <w:r>
               <w:t>50</w:t>
             </w:r>
           </w:p>
@@ -3535,18 +2722,9 @@
           </w:tcPr>
           <w:p>
             <w:pPr>
-              <w:pStyle w:val="Normal"/>
-              <w:jc w:val="center"/>
-              <w:rPr/>
-            </w:pPr>
-            <w:r>
-              <w:rPr>
-                <w:rFonts w:eastAsia="Times New Roman" w:cs="Times New Roman"/>
-                <w:b w:val="false"/>
-                <w:bCs w:val="false"/>
-                <w:sz w:val="28"/>
-                <w:szCs w:val="28"/>
-              </w:rPr>
+              <w:jc w:val="center"/>
+            </w:pPr>
+            <w:r>
               <w:t>1,50</w:t>
             </w:r>
           </w:p>
@@ -3563,18 +2741,9 @@
           </w:tcPr>
           <w:p>
             <w:pPr>
-              <w:pStyle w:val="Normal"/>
-              <w:jc w:val="center"/>
-              <w:rPr/>
-            </w:pPr>
-            <w:r>
-              <w:rPr>
-                <w:rFonts w:eastAsia="Times New Roman" w:cs="Times New Roman"/>
-                <w:b w:val="false"/>
-                <w:bCs w:val="false"/>
-                <w:sz w:val="28"/>
-                <w:szCs w:val="28"/>
-              </w:rPr>
+              <w:jc w:val="center"/>
+            </w:pPr>
+            <w:r>
               <w:t>0 (0 ош.)</w:t>
             </w:r>
           </w:p>
@@ -3591,25 +2760,15 @@
           </w:tcPr>
           <w:p>
             <w:pPr>
-              <w:pStyle w:val="Normal"/>
-              <w:jc w:val="center"/>
-              <w:rPr/>
-            </w:pPr>
-            <w:r>
-              <w:rPr>
-                <w:rFonts w:eastAsia="Times New Roman" w:cs="Times New Roman"/>
-                <w:b w:val="false"/>
-                <w:bCs w:val="false"/>
-                <w:sz w:val="28"/>
-                <w:szCs w:val="28"/>
-              </w:rPr>
+              <w:jc w:val="center"/>
+            </w:pPr>
+            <w:r>
               <w:t>8,03</w:t>
             </w:r>
           </w:p>
         </w:tc>
       </w:tr>
       <w:tr>
-        <w:trPr/>
         <w:tc>
           <w:tcPr>
             <w:tcW w:w="2340" w:type="dxa"/>
@@ -3622,18 +2781,9 @@
           </w:tcPr>
           <w:p>
             <w:pPr>
-              <w:pStyle w:val="Normal"/>
-              <w:jc w:val="center"/>
-              <w:rPr/>
-            </w:pPr>
-            <w:r>
-              <w:rPr>
-                <w:rFonts w:eastAsia="Times New Roman" w:cs="Times New Roman"/>
-                <w:b w:val="false"/>
-                <w:bCs w:val="false"/>
-                <w:sz w:val="28"/>
-                <w:szCs w:val="28"/>
-              </w:rPr>
+              <w:jc w:val="center"/>
+            </w:pPr>
+            <w:r>
               <w:t>100</w:t>
             </w:r>
           </w:p>
@@ -3650,18 +2800,9 @@
           </w:tcPr>
           <w:p>
             <w:pPr>
-              <w:pStyle w:val="Normal"/>
-              <w:jc w:val="center"/>
-              <w:rPr/>
-            </w:pPr>
-            <w:r>
-              <w:rPr>
-                <w:rFonts w:eastAsia="Times New Roman" w:cs="Times New Roman"/>
-                <w:b w:val="false"/>
-                <w:bCs w:val="false"/>
-                <w:sz w:val="28"/>
-                <w:szCs w:val="28"/>
-              </w:rPr>
+              <w:jc w:val="center"/>
+            </w:pPr>
+            <w:r>
               <w:t>3,00</w:t>
             </w:r>
           </w:p>
@@ -3678,18 +2819,9 @@
           </w:tcPr>
           <w:p>
             <w:pPr>
-              <w:pStyle w:val="Normal"/>
-              <w:jc w:val="center"/>
-              <w:rPr/>
-            </w:pPr>
-            <w:r>
-              <w:rPr>
-                <w:rFonts w:eastAsia="Times New Roman" w:cs="Times New Roman"/>
-                <w:b w:val="false"/>
-                <w:bCs w:val="false"/>
-                <w:sz w:val="28"/>
-                <w:szCs w:val="28"/>
-              </w:rPr>
+              <w:jc w:val="center"/>
+            </w:pPr>
+            <w:r>
               <w:t>0 (0 ош.)</w:t>
             </w:r>
           </w:p>
@@ -3706,25 +2838,15 @@
           </w:tcPr>
           <w:p>
             <w:pPr>
-              <w:pStyle w:val="Normal"/>
-              <w:jc w:val="center"/>
-              <w:rPr/>
-            </w:pPr>
-            <w:r>
-              <w:rPr>
-                <w:rFonts w:eastAsia="Times New Roman" w:cs="Times New Roman"/>
-                <w:b w:val="false"/>
-                <w:bCs w:val="false"/>
-                <w:sz w:val="28"/>
-                <w:szCs w:val="28"/>
-              </w:rPr>
+              <w:jc w:val="center"/>
+            </w:pPr>
+            <w:r>
               <w:t>7,96</w:t>
             </w:r>
           </w:p>
         </w:tc>
       </w:tr>
       <w:tr>
-        <w:trPr/>
         <w:tc>
           <w:tcPr>
             <w:tcW w:w="2340" w:type="dxa"/>
@@ -3737,18 +2859,9 @@
           </w:tcPr>
           <w:p>
             <w:pPr>
-              <w:pStyle w:val="Normal"/>
-              <w:jc w:val="center"/>
-              <w:rPr/>
-            </w:pPr>
-            <w:r>
-              <w:rPr>
-                <w:rFonts w:eastAsia="Times New Roman" w:cs="Times New Roman"/>
-                <w:b w:val="false"/>
-                <w:bCs w:val="false"/>
-                <w:sz w:val="28"/>
-                <w:szCs w:val="28"/>
-              </w:rPr>
+              <w:jc w:val="center"/>
+            </w:pPr>
+            <w:r>
               <w:t>200</w:t>
             </w:r>
           </w:p>
@@ -3765,18 +2878,9 @@
           </w:tcPr>
           <w:p>
             <w:pPr>
-              <w:pStyle w:val="Normal"/>
-              <w:jc w:val="center"/>
-              <w:rPr/>
-            </w:pPr>
-            <w:r>
-              <w:rPr>
-                <w:rFonts w:eastAsia="Times New Roman" w:cs="Times New Roman"/>
-                <w:b w:val="false"/>
-                <w:bCs w:val="false"/>
-                <w:sz w:val="28"/>
-                <w:szCs w:val="28"/>
-              </w:rPr>
+              <w:jc w:val="center"/>
+            </w:pPr>
+            <w:r>
               <w:t>6,00</w:t>
             </w:r>
           </w:p>
@@ -3793,18 +2897,9 @@
           </w:tcPr>
           <w:p>
             <w:pPr>
-              <w:pStyle w:val="Normal"/>
-              <w:jc w:val="center"/>
-              <w:rPr/>
-            </w:pPr>
-            <w:r>
-              <w:rPr>
-                <w:rFonts w:eastAsia="Times New Roman" w:cs="Times New Roman"/>
-                <w:b w:val="false"/>
-                <w:bCs w:val="false"/>
-                <w:sz w:val="28"/>
-                <w:szCs w:val="28"/>
-              </w:rPr>
+              <w:jc w:val="center"/>
+            </w:pPr>
+            <w:r>
               <w:t>0 (0 ош.)</w:t>
             </w:r>
           </w:p>
@@ -3821,18 +2916,9 @@
           </w:tcPr>
           <w:p>
             <w:pPr>
-              <w:pStyle w:val="Normal"/>
-              <w:jc w:val="center"/>
-              <w:rPr/>
-            </w:pPr>
-            <w:r>
-              <w:rPr>
-                <w:rFonts w:eastAsia="Times New Roman" w:cs="Times New Roman"/>
-                <w:b w:val="false"/>
-                <w:bCs w:val="false"/>
-                <w:sz w:val="28"/>
-                <w:szCs w:val="28"/>
-              </w:rPr>
+              <w:jc w:val="center"/>
+            </w:pPr>
+            <w:r>
               <w:t>7,10</w:t>
             </w:r>
           </w:p>
@@ -3841,33 +2927,25 @@
     </w:tbl>
     <w:p>
       <w:pPr>
-        <w:pStyle w:val="Normal"/>
-        <w:spacing w:before="0" w:after="200"/>
-        <w:rPr/>
-      </w:pPr>
-      <w:r>
-        <w:rPr/>
-      </w:r>
-    </w:p>
-    <w:p>
-      <w:pPr>
-        <w:pStyle w:val="Normal"/>
-        <w:spacing w:lineRule="exact" w:line="360" w:before="200" w:after="60"/>
+        <w:spacing w:after="200"/>
+      </w:pPr>
+    </w:p>
+    <w:p>
+      <w:pPr>
+        <w:spacing w:before="200" w:after="60" w:line="360" w:lineRule="exact"/>
         <w:jc w:val="center"/>
         <w:rPr>
-          <w:rFonts w:ascii="Times New Roman" w:hAnsi="Times New Roman" w:eastAsia="Times New Roman" w:cs="Times New Roman"/>
-          <w:i/>
           <w:i/>
           <w:iCs/>
           <w:color w:val="808080"/>
-          <w:sz w:val="28"/>
-          <w:szCs w:val="28"/>
-        </w:rPr>
-      </w:pPr>
-      <w:r>
-        <w:rPr/>
+        </w:rPr>
+      </w:pPr>
+      <w:r>
+        <w:rPr>
+          <w:noProof/>
+        </w:rPr>
         <w:drawing>
-          <wp:anchor behindDoc="0" distT="0" distB="0" distL="0" distR="0" simplePos="0" locked="0" layoutInCell="0" allowOverlap="1" relativeHeight="15">
+          <wp:anchor distT="0" distB="0" distL="0" distR="0" simplePos="0" relativeHeight="15" behindDoc="0" locked="0" layoutInCell="0" allowOverlap="1" wp14:anchorId="0F003C6B" wp14:editId="171A82CE">
             <wp:simplePos x="0" y="0"/>
             <wp:positionH relativeFrom="column">
               <wp:align>center</wp:align>
@@ -3878,7 +2956,7 @@
             <wp:extent cx="5566410" cy="1865630"/>
             <wp:effectExtent l="0" t="0" r="0" b="0"/>
             <wp:wrapSquare wrapText="largest"/>
-            <wp:docPr id="14" name="Image4" descr=""/>
+            <wp:docPr id="14" name="Image4"/>
             <wp:cNvGraphicFramePr>
               <a:graphicFrameLocks xmlns:a="http://schemas.openxmlformats.org/drawingml/2006/main" noChangeAspect="1"/>
             </wp:cNvGraphicFramePr>
@@ -3886,13 +2964,13 @@
               <a:graphicData uri="http://schemas.openxmlformats.org/drawingml/2006/picture">
                 <pic:pic xmlns:pic="http://schemas.openxmlformats.org/drawingml/2006/picture">
                   <pic:nvPicPr>
-                    <pic:cNvPr id="14" name="Image4" descr=""/>
+                    <pic:cNvPr id="14" name="Image4"/>
                     <pic:cNvPicPr>
                       <a:picLocks noChangeAspect="1" noChangeArrowheads="1"/>
                     </pic:cNvPicPr>
                   </pic:nvPicPr>
                   <pic:blipFill>
-                    <a:blip r:embed="rId15"/>
+                    <a:blip r:embed="rId17"/>
                     <a:stretch>
                       <a:fillRect/>
                     </a:stretch>
@@ -3915,132 +2993,73 @@
     </w:p>
     <w:p>
       <w:pPr>
-        <w:pStyle w:val="Normal"/>
-        <w:spacing w:lineRule="exact" w:line="360" w:before="0" w:after="200"/>
+        <w:spacing w:after="200" w:line="360" w:lineRule="exact"/>
         <w:jc w:val="center"/>
-        <w:rPr/>
-      </w:pPr>
-      <w:r>
-        <w:rPr>
-          <w:rFonts w:eastAsia="Times New Roman" w:cs="Times New Roman"/>
-          <w:sz w:val="28"/>
-          <w:szCs w:val="28"/>
-        </w:rPr>
+      </w:pPr>
+      <w:r>
         <w:t>Рисунок 15 — Качество синхронизации во времени при различных значениях SCO (EVM)</w:t>
       </w:r>
     </w:p>
     <w:p>
       <w:pPr>
-        <w:pStyle w:val="Normal"/>
-        <w:spacing w:lineRule="exact" w:line="360" w:before="0" w:after="120"/>
-        <w:ind w:firstLine="720"/>
-        <w:jc w:val="both"/>
-        <w:rPr/>
-      </w:pPr>
-      <w:r>
-        <w:rPr>
-          <w:rFonts w:eastAsia="Times New Roman" w:cs="Times New Roman"/>
-          <w:b w:val="false"/>
-          <w:bCs w:val="false"/>
-          <w:i w:val="false"/>
-          <w:iCs w:val="false"/>
-          <w:sz w:val="28"/>
-          <w:szCs w:val="28"/>
-        </w:rPr>
+        <w:spacing w:after="120" w:line="360" w:lineRule="exact"/>
+        <w:ind w:firstLine="720"/>
+        <w:jc w:val="both"/>
+      </w:pPr>
+      <w:r>
         <w:t>Из рисунка 15 видно, что кривые EVM для всех пяти значений SCO от 0 до 200 ppm лежат практически друг на друге в узкой полосе 5–10%. После начального переходного процесса захвата петли (первые ~100 символов) EVM стабилизируется на низком уровне и не проявляет никакого систематического роста к концу пакета. Это визуально подтверждает, что петля одинаково хорошо удерживает синхронизацию и в идеальном случае SCO = 0, и при 200 ppm, когда без петли тактирование сдвинулось бы на 6 полных символов.</w:t>
       </w:r>
     </w:p>
     <w:p>
       <w:pPr>
-        <w:pStyle w:val="Normal"/>
-        <w:spacing w:lineRule="exact" w:line="360" w:before="0" w:after="120"/>
-        <w:ind w:firstLine="720"/>
-        <w:jc w:val="both"/>
-        <w:rPr/>
-      </w:pPr>
-      <w:r>
-        <w:rPr>
-          <w:rFonts w:eastAsia="Times New Roman" w:cs="Times New Roman"/>
-          <w:b w:val="false"/>
-          <w:bCs w:val="false"/>
-          <w:i w:val="false"/>
-          <w:iCs w:val="false"/>
-          <w:sz w:val="28"/>
-          <w:szCs w:val="28"/>
-        </w:rPr>
+        <w:spacing w:after="120" w:line="360" w:lineRule="exact"/>
+        <w:ind w:firstLine="720"/>
+        <w:jc w:val="both"/>
+      </w:pPr>
+      <w:r>
         <w:t>Из таблицы 2 видно, что во всех пяти экспериментах на пакете из 30 000 символов (60 000 бит) не было зафиксировано ни одной битовой ошибки. Установившееся значение EVM практически не зависит от SCO и составляет 6,8–8,0%. Небольшие вариации между точками обусловлены статистическим разбросом случайного сигнала и не являются систематической зависимостью от SCO.</w:t>
       </w:r>
     </w:p>
     <w:p>
       <w:pPr>
-        <w:pStyle w:val="Normal"/>
-        <w:spacing w:lineRule="exact" w:line="360" w:before="200" w:after="140"/>
-        <w:jc w:val="left"/>
-        <w:rPr/>
-      </w:pPr>
-      <w:r>
-        <w:rPr>
-          <w:rFonts w:eastAsia="Times New Roman" w:cs="Times New Roman"/>
-          <w:b/>
-          <w:bCs/>
-          <w:sz w:val="28"/>
-          <w:szCs w:val="28"/>
+        <w:spacing w:before="200" w:after="140" w:line="360" w:lineRule="exact"/>
+      </w:pPr>
+      <w:r>
+        <w:rPr>
+          <w:b/>
+          <w:bCs/>
         </w:rPr>
         <w:t>Выводы по этапу 2.7</w:t>
       </w:r>
     </w:p>
     <w:p>
       <w:pPr>
-        <w:pStyle w:val="Normal"/>
-        <w:spacing w:lineRule="exact" w:line="360" w:before="0" w:after="120"/>
-        <w:ind w:firstLine="720"/>
-        <w:jc w:val="both"/>
-        <w:rPr/>
-      </w:pPr>
-      <w:r>
-        <w:rPr>
-          <w:rFonts w:eastAsia="Times New Roman" w:cs="Times New Roman"/>
-          <w:b w:val="false"/>
-          <w:bCs w:val="false"/>
-          <w:i w:val="false"/>
-          <w:iCs w:val="false"/>
-          <w:sz w:val="28"/>
-          <w:szCs w:val="28"/>
-        </w:rPr>
+        <w:spacing w:after="120" w:line="360" w:lineRule="exact"/>
+        <w:ind w:firstLine="720"/>
+        <w:jc w:val="both"/>
+      </w:pPr>
+      <w:r>
+        <w:lastRenderedPageBreak/>
         <w:t>Экспериментально подтверждено, что петля символьной синхронизации на основе алгоритма Gardner TED с пропорционально-интегральным фильтром второго порядка устойчиво работает при расхождении тактовых частот до 200 ppm включительно, с запасом покрывая диапазон практически возможных значений для кварцевых генераторов в SDR-системах (10–50 ppm для точных и до 100 ppm для дешёвых компонентов).</w:t>
       </w:r>
     </w:p>
     <w:p>
       <w:pPr>
-        <w:pStyle w:val="Normal"/>
-        <w:spacing w:lineRule="exact" w:line="360" w:before="0" w:after="120"/>
-        <w:ind w:firstLine="720"/>
-        <w:jc w:val="both"/>
-        <w:rPr/>
-      </w:pPr>
-      <w:r>
-        <w:rPr>
-          <w:rFonts w:eastAsia="Times New Roman" w:cs="Times New Roman"/>
-          <w:b w:val="false"/>
-          <w:bCs w:val="false"/>
-          <w:i w:val="false"/>
-          <w:iCs w:val="false"/>
-          <w:sz w:val="28"/>
-          <w:szCs w:val="28"/>
-        </w:rPr>
+        <w:spacing w:after="120" w:line="360" w:lineRule="exact"/>
+        <w:ind w:firstLine="720"/>
+        <w:jc w:val="both"/>
+      </w:pPr>
+      <w:r>
         <w:t>Физический смысл результата состоит в экспериментальном подтверждении теоретического положения о том, что интегральный тракт PI-фильтра обеспечивает нулевую установившуюся ошибку при постоянном частотном смещении. Без интегрального тракта петля при SCO = 200 ppm и 30 000 символов пакета потеряла бы 6 полных символов синхронизации и дала бы катастрофический рост BER. С интегральным трактом — ни одной битовой ошибки. Это обосновывает принципиальный выбор петли второго порядка для реализации блока символьной синхронизации.</w:t>
       </w:r>
     </w:p>
     <w:p>
       <w:pPr>
-        <w:pStyle w:val="Normal"/>
-        <w:spacing w:lineRule="exact" w:line="360" w:before="240" w:after="180"/>
+        <w:spacing w:before="240" w:after="180" w:line="360" w:lineRule="exact"/>
         <w:jc w:val="center"/>
-        <w:rPr/>
-      </w:pPr>
-      <w:r>
-        <w:rPr>
-          <w:rFonts w:eastAsia="Times New Roman" w:cs="Times New Roman"/>
+      </w:pPr>
+      <w:r>
+        <w:rPr>
           <w:b/>
           <w:bCs/>
           <w:sz w:val="32"/>
@@ -4051,182 +3070,111 @@
     </w:p>
     <w:p>
       <w:pPr>
-        <w:pStyle w:val="Normal"/>
-        <w:spacing w:lineRule="exact" w:line="360" w:before="200" w:after="140"/>
-        <w:jc w:val="left"/>
-        <w:rPr/>
-      </w:pPr>
-      <w:r>
-        <w:rPr>
-          <w:rFonts w:eastAsia="Times New Roman" w:cs="Times New Roman"/>
-          <w:b/>
-          <w:bCs/>
-          <w:sz w:val="28"/>
-          <w:szCs w:val="28"/>
+        <w:spacing w:before="200" w:after="140" w:line="360" w:lineRule="exact"/>
+      </w:pPr>
+      <w:r>
+        <w:rPr>
+          <w:b/>
+          <w:bCs/>
         </w:rPr>
         <w:t>Цель этапа</w:t>
       </w:r>
     </w:p>
     <w:p>
       <w:pPr>
-        <w:pStyle w:val="Normal"/>
-        <w:spacing w:lineRule="exact" w:line="360" w:before="0" w:after="120"/>
-        <w:ind w:firstLine="720"/>
-        <w:jc w:val="both"/>
-        <w:rPr/>
-      </w:pPr>
-      <w:r>
-        <w:rPr>
-          <w:rFonts w:eastAsia="Times New Roman" w:cs="Times New Roman"/>
-          <w:b w:val="false"/>
-          <w:bCs w:val="false"/>
-          <w:i w:val="false"/>
-          <w:iCs w:val="false"/>
-          <w:sz w:val="28"/>
-          <w:szCs w:val="28"/>
-        </w:rPr>
+        <w:spacing w:after="120" w:line="360" w:lineRule="exact"/>
+        <w:ind w:firstLine="720"/>
+        <w:jc w:val="both"/>
+      </w:pPr>
+      <w:r>
         <w:t>Исследовать влияние разрядности представления данных на входе петли символьной синхронизации на помехоустойчивость системы. Определить минимальную разрядность, при которой деградация BER остаётся в пределах допустимой, и обосновать выбор разрядности входных данных для будущей аппаратной реализации на ПЛИС.</w:t>
       </w:r>
     </w:p>
     <w:p>
       <w:pPr>
-        <w:pStyle w:val="Normal"/>
-        <w:spacing w:lineRule="exact" w:line="360" w:before="200" w:after="140"/>
-        <w:jc w:val="left"/>
-        <w:rPr/>
-      </w:pPr>
-      <w:r>
-        <w:rPr>
-          <w:rFonts w:eastAsia="Times New Roman" w:cs="Times New Roman"/>
-          <w:b/>
-          <w:bCs/>
-          <w:sz w:val="28"/>
-          <w:szCs w:val="28"/>
+        <w:spacing w:before="200" w:after="140" w:line="360" w:lineRule="exact"/>
+      </w:pPr>
+      <w:r>
+        <w:rPr>
+          <w:b/>
+          <w:bCs/>
         </w:rPr>
         <w:t>Теоретические основы</w:t>
       </w:r>
     </w:p>
     <w:p>
       <w:pPr>
-        <w:pStyle w:val="Normal"/>
-        <w:spacing w:lineRule="exact" w:line="360" w:before="0" w:after="120"/>
-        <w:ind w:firstLine="720"/>
-        <w:jc w:val="both"/>
-        <w:rPr/>
-      </w:pPr>
-      <w:r>
-        <w:rPr>
-          <w:rFonts w:eastAsia="Times New Roman" w:cs="Times New Roman"/>
-          <w:b w:val="false"/>
-          <w:bCs w:val="false"/>
-          <w:i w:val="false"/>
-          <w:iCs w:val="false"/>
-          <w:sz w:val="28"/>
-          <w:szCs w:val="28"/>
-        </w:rPr>
+        <w:spacing w:after="120" w:line="360" w:lineRule="exact"/>
+        <w:ind w:firstLine="720"/>
+        <w:jc w:val="both"/>
+      </w:pPr>
+      <w:r>
         <w:t>В моделях на плавающей точке типа double обеспечивается практически бесконечная точность вычислений, однако реализация операций с плавающей точкой в ПЛИС требует значительных ресурсов и неприемлема для высокоскоростных DSP-трактов. Стандартным решением является использование арифметики с фиксированной точкой, где число представляется целым значением заданной разрядности с фиксированным положением бинарной точки.</w:t>
       </w:r>
     </w:p>
     <w:p>
       <w:pPr>
-        <w:pStyle w:val="Normal"/>
-        <w:spacing w:lineRule="exact" w:line="360" w:before="0" w:after="120"/>
-        <w:ind w:firstLine="720"/>
-        <w:jc w:val="both"/>
-        <w:rPr/>
-      </w:pPr>
-      <w:r>
-        <w:rPr>
-          <w:rFonts w:eastAsia="Times New Roman" w:cs="Times New Roman"/>
-          <w:b w:val="false"/>
-          <w:bCs w:val="false"/>
-          <w:i w:val="false"/>
-          <w:iCs w:val="false"/>
-          <w:sz w:val="28"/>
-          <w:szCs w:val="28"/>
-        </w:rPr>
-        <w:t>Каждая операция с числами в формате fixed-point вносит ошибку квантования — округление результата до ближайшего представимого значения. Эти ошибки накапливаются в тракте обработки, и при недостаточной разрядности в какой-то момент могут стать сравнимыми с полезным сигналом, что приведёт к деградации помехоустойчивости. Задача инженера — выбрать минимальную достаточную разрядность, при которой система сохраняет требуемое качество.</w:t>
-      </w:r>
-    </w:p>
-    <w:p>
-      <w:pPr>
-        <w:pStyle w:val="Normal"/>
-        <w:spacing w:lineRule="exact" w:line="360" w:before="0" w:after="120"/>
-        <w:ind w:firstLine="720"/>
-        <w:jc w:val="both"/>
-        <w:rPr/>
-      </w:pPr>
-      <w:r>
-        <w:rPr>
-          <w:rFonts w:eastAsia="Times New Roman" w:cs="Times New Roman"/>
-          <w:b w:val="false"/>
-          <w:bCs w:val="false"/>
-          <w:i w:val="false"/>
-          <w:iCs w:val="false"/>
-          <w:sz w:val="28"/>
-          <w:szCs w:val="28"/>
-        </w:rPr>
+        <w:spacing w:after="120" w:line="360" w:lineRule="exact"/>
+        <w:ind w:firstLine="720"/>
+        <w:jc w:val="both"/>
+      </w:pPr>
+      <w:r>
+        <w:t xml:space="preserve">Каждая операция с числами в формате fixed-point вносит ошибку квантования — округление результата до ближайшего представимого значения. Эти ошибки накапливаются в тракте обработки, и при недостаточной разрядности в какой-то момент могут стать сравнимыми </w:t>
+      </w:r>
+      <w:r>
+        <w:lastRenderedPageBreak/>
+        <w:t>с полезным сигналом, что приведёт к деградации помехоустойчивости. Задача инженера — выбрать минимальную достаточную разрядность, при которой система сохраняет требуемое качество.</w:t>
+      </w:r>
+    </w:p>
+    <w:p>
+      <w:pPr>
+        <w:spacing w:after="120" w:line="360" w:lineRule="exact"/>
+        <w:ind w:firstLine="720"/>
+        <w:jc w:val="both"/>
+      </w:pPr>
+      <w:r>
         <w:t>Поскольку блок comm.SymbolSynchronizer не поддерживает fi-объекты напрямую, для исследования применён подход квантования сигнала только на входе петли с сохранением внутренней обработки в плавающей точке. Такая методика даёт верхнюю оценку требуемой разрядности: если внешний сигнал квантован до WL бит и петля работает корректно, то во внутренних узлах петли (где разрядность обычно расширяют) WL бит тем более достаточно.</w:t>
       </w:r>
     </w:p>
     <w:p>
       <w:pPr>
-        <w:pStyle w:val="Normal"/>
-        <w:spacing w:lineRule="exact" w:line="360" w:before="200" w:after="140"/>
-        <w:jc w:val="left"/>
-        <w:rPr/>
-      </w:pPr>
-      <w:r>
-        <w:rPr>
-          <w:rFonts w:eastAsia="Times New Roman" w:cs="Times New Roman"/>
-          <w:b/>
-          <w:bCs/>
-          <w:sz w:val="28"/>
-          <w:szCs w:val="28"/>
+        <w:spacing w:before="200" w:after="140" w:line="360" w:lineRule="exact"/>
+      </w:pPr>
+      <w:r>
+        <w:rPr>
+          <w:b/>
+          <w:bCs/>
         </w:rPr>
         <w:t>Методика измерения</w:t>
       </w:r>
     </w:p>
     <w:p>
       <w:pPr>
-        <w:pStyle w:val="Normal"/>
-        <w:spacing w:lineRule="exact" w:line="360" w:before="0" w:after="120"/>
-        <w:ind w:firstLine="720"/>
-        <w:jc w:val="both"/>
-        <w:rPr/>
-      </w:pPr>
-      <w:r>
-        <w:rPr>
-          <w:rFonts w:eastAsia="Times New Roman" w:cs="Times New Roman"/>
-          <w:b w:val="false"/>
-          <w:bCs w:val="false"/>
-          <w:i w:val="false"/>
-          <w:iCs w:val="false"/>
-          <w:sz w:val="28"/>
-          <w:szCs w:val="28"/>
-        </w:rPr>
+        <w:spacing w:after="120" w:line="360" w:lineRule="exact"/>
+        <w:ind w:firstLine="720"/>
+        <w:jc w:val="both"/>
+      </w:pPr>
+      <w:r>
         <w:t>Сигнал на входе петли символьной синхронизации квантован в формате с фиксированной точкой в диапазоне [−1, +1) с разрядностью дробной части FL = WL − 1. Исследованы значения WL = 4, 5, 6, 8, 10, 12, 14 бит, а также вариант без квантования (floating-point, эталон). Для каждой пары (WL, Eb/N0) измерена BER методом Монте-Карло по той же схеме, что в этапе 2.5. Диапазон Eb/N0 составляет 0–10 дБ с шагом 1 дБ, длина пакета 30 000 символов. Результаты сведены в семейство кривых BER(Eb/N0), параметризованное разрядностью.</w:t>
       </w:r>
     </w:p>
     <w:p>
       <w:pPr>
-        <w:pStyle w:val="Normal"/>
-        <w:spacing w:lineRule="exact" w:line="360" w:before="200" w:after="60"/>
+        <w:spacing w:before="200" w:after="60" w:line="360" w:lineRule="exact"/>
         <w:jc w:val="center"/>
         <w:rPr>
-          <w:rFonts w:ascii="Times New Roman" w:hAnsi="Times New Roman" w:eastAsia="Times New Roman" w:cs="Times New Roman"/>
-          <w:i/>
           <w:i/>
           <w:iCs/>
           <w:color w:val="808080"/>
-          <w:sz w:val="28"/>
-          <w:szCs w:val="28"/>
-        </w:rPr>
-      </w:pPr>
-      <w:r>
-        <w:rPr/>
+        </w:rPr>
+      </w:pPr>
+      <w:r>
+        <w:rPr>
+          <w:noProof/>
+        </w:rPr>
+        <w:lastRenderedPageBreak/>
         <w:drawing>
-          <wp:anchor behindDoc="0" distT="0" distB="0" distL="0" distR="0" simplePos="0" locked="0" layoutInCell="0" allowOverlap="1" relativeHeight="16">
+          <wp:anchor distT="0" distB="0" distL="0" distR="0" simplePos="0" relativeHeight="16" behindDoc="0" locked="0" layoutInCell="0" allowOverlap="1" wp14:anchorId="6F18D992" wp14:editId="275FB3D8">
             <wp:simplePos x="0" y="0"/>
             <wp:positionH relativeFrom="column">
               <wp:align>center</wp:align>
@@ -4237,7 +3185,7 @@
             <wp:extent cx="5566410" cy="4660265"/>
             <wp:effectExtent l="0" t="0" r="0" b="0"/>
             <wp:wrapSquare wrapText="largest"/>
-            <wp:docPr id="15" name="Image5" descr=""/>
+            <wp:docPr id="15" name="Image5"/>
             <wp:cNvGraphicFramePr>
               <a:graphicFrameLocks xmlns:a="http://schemas.openxmlformats.org/drawingml/2006/main" noChangeAspect="1"/>
             </wp:cNvGraphicFramePr>
@@ -4245,13 +3193,13 @@
               <a:graphicData uri="http://schemas.openxmlformats.org/drawingml/2006/picture">
                 <pic:pic xmlns:pic="http://schemas.openxmlformats.org/drawingml/2006/picture">
                   <pic:nvPicPr>
-                    <pic:cNvPr id="15" name="Image5" descr=""/>
+                    <pic:cNvPr id="15" name="Image5"/>
                     <pic:cNvPicPr>
                       <a:picLocks noChangeAspect="1" noChangeArrowheads="1"/>
                     </pic:cNvPicPr>
                   </pic:nvPicPr>
                   <pic:blipFill>
-                    <a:blip r:embed="rId16"/>
+                    <a:blip r:embed="rId18"/>
                     <a:stretch>
                       <a:fillRect/>
                     </a:stretch>
@@ -4274,132 +3222,76 @@
     </w:p>
     <w:p>
       <w:pPr>
-        <w:pStyle w:val="Normal"/>
-        <w:spacing w:lineRule="exact" w:line="360" w:before="0" w:after="200"/>
+        <w:spacing w:after="200" w:line="360" w:lineRule="exact"/>
         <w:jc w:val="center"/>
-        <w:rPr/>
-      </w:pPr>
-      <w:r>
-        <w:rPr>
-          <w:rFonts w:eastAsia="Times New Roman" w:cs="Times New Roman"/>
-          <w:sz w:val="28"/>
-          <w:szCs w:val="28"/>
-        </w:rPr>
+      </w:pPr>
+      <w:r>
         <w:t>Рисунок 16 — Деградация BER при квантовании входного сигнала для различных разрядностей</w:t>
       </w:r>
     </w:p>
     <w:p>
       <w:pPr>
-        <w:pStyle w:val="Normal"/>
-        <w:spacing w:lineRule="exact" w:line="360" w:before="0" w:after="120"/>
-        <w:ind w:firstLine="720"/>
-        <w:jc w:val="both"/>
-        <w:rPr/>
-      </w:pPr>
-      <w:r>
-        <w:rPr>
-          <w:rFonts w:eastAsia="Times New Roman" w:cs="Times New Roman"/>
-          <w:b w:val="false"/>
-          <w:bCs w:val="false"/>
-          <w:i w:val="false"/>
-          <w:iCs w:val="false"/>
-          <w:sz w:val="28"/>
-          <w:szCs w:val="28"/>
-        </w:rPr>
+        <w:spacing w:after="120" w:line="360" w:lineRule="exact"/>
+        <w:ind w:firstLine="720"/>
+        <w:jc w:val="both"/>
+      </w:pPr>
+      <w:r>
         <w:t>Из рисунка 16 видно, что семейство кривых BER для разрядностей от 4 до 14 бит и варианта floating-point практически неразличимо между собой и совпадает с теоретической кривой QPSK в AWGN во всём исследованном диапазоне Eb/N0. Мелкие расхождения между отдельными кривыми обусловлены статистическим разбросом измерений при малом количестве зафиксированных ошибок на высоких SNR, а не систематическим эффектом квантования. Никаких закономерностей типа «чем меньше разрядность, тем выше BER» на графике не просматривается.</w:t>
       </w:r>
     </w:p>
     <w:p>
       <w:pPr>
-        <w:pStyle w:val="Normal"/>
-        <w:spacing w:lineRule="exact" w:line="360" w:before="0" w:after="120"/>
-        <w:ind w:firstLine="720"/>
-        <w:jc w:val="both"/>
-        <w:rPr/>
-      </w:pPr>
-      <w:r>
-        <w:rPr>
-          <w:rFonts w:eastAsia="Times New Roman" w:cs="Times New Roman"/>
-          <w:b w:val="false"/>
-          <w:bCs w:val="false"/>
-          <w:i w:val="false"/>
-          <w:iCs w:val="false"/>
-          <w:sz w:val="28"/>
-          <w:szCs w:val="28"/>
-        </w:rPr>
-        <w:t>Полученный результат объясняется тем, что шум квантования на уровне 4–6 бит имеет мощность на два порядка меньше мощности канального шума AWGN в практически важном диапазоне Eb/N0 = 0–10 дБ. В таких условиях сложение двух шумовых компонент практически не увеличивает суммарную дисперсию, и BER остаётся неотличимой от случая бесконечной разрядности. Для разрядности 4 бита при диапазоне сигнала ±1 шаг квантования составляет LSB = 2⁻³ = 0,125, что даёт мощность шума квантования около LSB²/12 ≈ 1,3·10⁻³. Канальный шум при Eb/N0 = 10 дБ имеет мощность порядка 10⁻¹, что на два порядка больше.</w:t>
-      </w:r>
-    </w:p>
-    <w:p>
-      <w:pPr>
-        <w:pStyle w:val="Normal"/>
-        <w:spacing w:lineRule="exact" w:line="360" w:before="200" w:after="140"/>
-        <w:jc w:val="left"/>
-        <w:rPr/>
-      </w:pPr>
-      <w:r>
-        <w:rPr>
-          <w:rFonts w:eastAsia="Times New Roman" w:cs="Times New Roman"/>
-          <w:b/>
-          <w:bCs/>
-          <w:sz w:val="28"/>
-          <w:szCs w:val="28"/>
+        <w:spacing w:after="120" w:line="360" w:lineRule="exact"/>
+        <w:ind w:firstLine="720"/>
+        <w:jc w:val="both"/>
+      </w:pPr>
+      <w:r>
+        <w:t xml:space="preserve">Полученный результат объясняется тем, что шум квантования на уровне 4–6 бит имеет мощность на два порядка меньше мощности канального шума AWGN в практически важном диапазоне Eb/N0 = 0–10 дБ. В таких условиях сложение двух шумовых компонент практически не увеличивает суммарную дисперсию, и BER остаётся неотличимой от </w:t>
+      </w:r>
+      <w:r>
+        <w:lastRenderedPageBreak/>
+        <w:t>случая бесконечной разрядности. Для разрядности 4 бита при диапазоне сигнала ±1 шаг квантования составляет LSB = 2⁻³ = 0,125, что даёт мощность шума квантования около LSB²/12 ≈ 1,3·10⁻³. Канальный шум при Eb/N0 = 10 дБ имеет мощность порядка 10⁻¹, что на два порядка больше.</w:t>
+      </w:r>
+    </w:p>
+    <w:p>
+      <w:pPr>
+        <w:spacing w:before="200" w:after="140" w:line="360" w:lineRule="exact"/>
+      </w:pPr>
+      <w:r>
+        <w:rPr>
+          <w:b/>
+          <w:bCs/>
         </w:rPr>
         <w:t>Выводы по этапу 2.8</w:t>
       </w:r>
     </w:p>
     <w:p>
       <w:pPr>
-        <w:pStyle w:val="Normal"/>
-        <w:spacing w:lineRule="exact" w:line="360" w:before="0" w:after="120"/>
-        <w:ind w:firstLine="720"/>
-        <w:jc w:val="both"/>
-        <w:rPr/>
-      </w:pPr>
-      <w:r>
-        <w:rPr>
-          <w:rFonts w:eastAsia="Times New Roman" w:cs="Times New Roman"/>
-          <w:b w:val="false"/>
-          <w:bCs w:val="false"/>
-          <w:i w:val="false"/>
-          <w:iCs w:val="false"/>
-          <w:sz w:val="28"/>
-          <w:szCs w:val="28"/>
-        </w:rPr>
+        <w:spacing w:after="120" w:line="360" w:lineRule="exact"/>
+        <w:ind w:firstLine="720"/>
+        <w:jc w:val="both"/>
+      </w:pPr>
+      <w:r>
         <w:t>Экспериментально показано, что петля символьной синхронизации Gardner обладает высокой устойчивостью к квантованию входного сигнала. В практически важном диапазоне Eb/N0 от 0 до 10 дБ BER не зависит от разрядности WL в диапазоне от 4 до 14 бит. Это означает, что помехоустойчивость системы с разрабатываемым блоком символьной синхронизации определяется не разрядностью данных, а уровнем канального шума и характеристиками петли.</w:t>
       </w:r>
     </w:p>
     <w:p>
       <w:pPr>
-        <w:pStyle w:val="Normal"/>
-        <w:spacing w:lineRule="exact" w:line="360" w:before="0" w:after="120"/>
-        <w:ind w:firstLine="720"/>
-        <w:jc w:val="both"/>
-        <w:rPr/>
-      </w:pPr>
-      <w:r>
-        <w:rPr>
-          <w:rFonts w:eastAsia="Times New Roman" w:cs="Times New Roman"/>
-          <w:b w:val="false"/>
-          <w:bCs w:val="false"/>
-          <w:i w:val="false"/>
-          <w:iCs w:val="false"/>
-          <w:sz w:val="28"/>
-          <w:szCs w:val="28"/>
-        </w:rPr>
+        <w:spacing w:after="120" w:line="360" w:lineRule="exact"/>
+        <w:ind w:firstLine="720"/>
+        <w:jc w:val="both"/>
+      </w:pPr>
+      <w:r>
         <w:t>Выбор разрядности WL = 12 бит для аппаратной реализации на ПЛИС обоснован не требованиями к BER (где хватило бы и меньшей разрядности), а тремя инженерными соображениями: во-первых, согласованием с разрядностью АЦП трансивера Analog Devices AD9361, составляющей 12 бит, что позволяет непосредственно подключать выход RX-тракта к входу IP-блока синхронизации без дополнительных преобразований; во-вторых, запасом по динамическому диапазону для корректной обработки пиковых значений сигнала и переходных процессов фильтров без насыщения; в-третьих, необходимостью точности внутренних узлов петли (кубический интерполятор Фарроу, детектор Gardner, PI-фильтр, NCO), где рекомендуется расширение разрядности до 16 бит для предотвращения накопления ошибки квантования в промежуточных вычислениях. Данные рекомендации будут использованы при аппаратной реализации блока в Главе 3.</w:t>
       </w:r>
     </w:p>
     <w:p>
       <w:pPr>
-        <w:pStyle w:val="Normal"/>
-        <w:spacing w:lineRule="exact" w:line="360" w:before="240" w:after="180"/>
+        <w:spacing w:before="240" w:after="180" w:line="360" w:lineRule="exact"/>
         <w:jc w:val="center"/>
-        <w:rPr/>
-      </w:pPr>
-      <w:r>
-        <w:rPr>
-          <w:rFonts w:eastAsia="Times New Roman" w:cs="Times New Roman"/>
+      </w:pPr>
+      <w:r>
+        <w:rPr>
           <w:b/>
           <w:bCs/>
           <w:sz w:val="32"/>
@@ -4410,44 +3302,2822 @@
     </w:p>
     <w:p>
       <w:pPr>
-        <w:pStyle w:val="Normal"/>
-        <w:spacing w:lineRule="exact" w:line="360" w:before="0" w:after="120"/>
-        <w:ind w:firstLine="720"/>
-        <w:jc w:val="both"/>
-        <w:rPr/>
-      </w:pPr>
-      <w:r>
-        <w:rPr>
-          <w:rFonts w:eastAsia="Times New Roman" w:cs="Times New Roman"/>
-          <w:b w:val="false"/>
-          <w:bCs w:val="false"/>
-          <w:i w:val="false"/>
-          <w:iCs w:val="false"/>
-          <w:sz w:val="28"/>
-          <w:szCs w:val="28"/>
-        </w:rPr>
+        <w:spacing w:after="120" w:line="360" w:lineRule="exact"/>
+        <w:ind w:firstLine="720"/>
+        <w:jc w:val="both"/>
+      </w:pPr>
+      <w:r>
         <w:t>На данном этапе работы завершены все исследовательские этапы Главы 2. Разработанная модель цифрового приёмника с символьной синхронизацией верифицирована по всем основным характеристикам: помехоустойчивость (этап 2.5), динамика петли (этап 2.6), робастность к расхождению тактовых частот (этап 2.7) и влияние квантования данных (этап 2.8). Полученные результаты являются основой для аппаратной реализации блока в Главе 3 и формирования текста главы ВКР.</w:t>
       </w:r>
     </w:p>
+    <w:p>
+      <w:pPr>
+        <w:spacing w:after="240" w:line="360" w:lineRule="auto"/>
+        <w:jc w:val="center"/>
+      </w:pPr>
+      <w:r>
+        <w:rPr>
+          <w:b/>
+          <w:bCs/>
+          <w:sz w:val="32"/>
+          <w:szCs w:val="32"/>
+        </w:rPr>
+        <w:lastRenderedPageBreak/>
+        <w:t>Дневник работы по ВКР. Часть 4 (этапы 2.9–2.11)</w:t>
+      </w:r>
+    </w:p>
+    <w:p>
+      <w:pPr>
+        <w:spacing w:after="120" w:line="360" w:lineRule="auto"/>
+        <w:jc w:val="both"/>
+      </w:pPr>
+      <w:r>
+        <w:t>Тема: «Разработка устройства символьной синхронизации цифрового приёмопередатчика на базе SDR». Глава 2 — практическая часть в MATLAB. Платформа: MATLAB R2025b с тулбоксами Communications Toolbox, DSP System Toolbox, Fixed-Point Designer, HDL Coder.</w:t>
+      </w:r>
+    </w:p>
+    <w:p>
+      <w:pPr>
+        <w:spacing w:before="240" w:after="180" w:line="360" w:lineRule="auto"/>
+      </w:pPr>
+      <w:r>
+        <w:rPr>
+          <w:b/>
+          <w:bCs/>
+        </w:rPr>
+        <w:t>Этап 2.9. Сравнительный анализ архитектур петли символьной синхронизации</w:t>
+      </w:r>
+    </w:p>
+    <w:p>
+      <w:pPr>
+        <w:spacing w:before="240" w:after="180" w:line="360" w:lineRule="auto"/>
+      </w:pPr>
+      <w:r>
+        <w:rPr>
+          <w:b/>
+          <w:bCs/>
+        </w:rPr>
+        <w:t>Цель этапа</w:t>
+      </w:r>
+    </w:p>
+    <w:p>
+      <w:pPr>
+        <w:spacing w:after="120" w:line="360" w:lineRule="auto"/>
+        <w:jc w:val="both"/>
+      </w:pPr>
+      <w:r>
+        <w:t>Реализовать собственную floating-point модель петли символьной синхронизации Gardner двумя различными способами и провести сравнительный анализ их характеристик. На предыдущих этапах (2.4–2.8) в качестве петли использовался готовый блок comm.SymbolSynchronizer из Communications Toolbox в режиме «чёрного ящика», а на этапе 2.8 была разработана собственная реализация по канонической схеме Rice (piecewise parabolic Farrow + Mod-1 NCO + PI-фильтр). Цель текущего этапа — дополнить эту реализацию вторым вариантом по схеме научного руководителя (round-period NCO без интерполятора, коэффициенты PI как степени двойки), сравнить обе реализации между собой и с эталонным comm.SymbolSynchronizer, обосновать выбор архитектуры для аппаратной реализации в Главе 3.</w:t>
+      </w:r>
+    </w:p>
+    <w:p>
+      <w:pPr>
+        <w:spacing w:before="240" w:after="180" w:line="360" w:lineRule="auto"/>
+      </w:pPr>
+      <w:r>
+        <w:rPr>
+          <w:b/>
+          <w:bCs/>
+        </w:rPr>
+        <w:t>Теоретические основы выбора архитектуры</w:t>
+      </w:r>
+    </w:p>
+    <w:p>
+      <w:pPr>
+        <w:spacing w:after="120" w:line="360" w:lineRule="auto"/>
+        <w:jc w:val="both"/>
+      </w:pPr>
+      <w:r>
+        <w:t xml:space="preserve">В литературе по цифровой связи описаны два принципиально различных подхода к реализации петли символьной синхронизации, отличающихся не алгоритмом детектора временной ошибки (он одинаков — алгоритм Gardner), а способом подстройки фазы </w:t>
+      </w:r>
+      <w:r>
+        <w:lastRenderedPageBreak/>
+        <w:t>стробирования. Первый подход — каноническая схема, описанная в учебнике Rice «Digital Communications: A Discrete-Time Approach», использует кусочно-параболический интерполятор Фарроу для синтеза отсчёта в произвольный момент времени между отсчётами входного сигнала и Mod-1 NCO для отслеживания дробной фазы стробирования с непрерывным разрешением. Второй подход — упрощённая round-period схема, реализуемая в виде целочисленного счётчика отсчётов с округлением периода стробирования. В этой схеме фаза стробирования квантуется с шагом в один входной отсчёт, а интерполяция отсутствует.</w:t>
+      </w:r>
+    </w:p>
+    <w:p>
+      <w:pPr>
+        <w:spacing w:after="120" w:line="360" w:lineRule="auto"/>
+        <w:jc w:val="both"/>
+      </w:pPr>
+      <w:r>
+        <w:t>Принципиальное различие этих двух архитектур состоит в требовании к коэффициенту передискретизации входного сигнала. Кусочно-параболический интерполятор Фарроу способен синтезировать отсчёт с непрерывным разрешением фазы и поэтому работает уже при двух отсчётах на символ — минимально достаточном количестве для алгоритма Gardner. Round-period схема, напротив, имеет дискретное разрешение фазы, равное 1/sps (где sps — отсчётов на символ), и для попадания в максимум глазковой диаграммы требует значительно более высокой передискретизации, обычно 16–40 отсчётов на символ.</w:t>
+      </w:r>
+    </w:p>
+    <w:p>
+      <w:pPr>
+        <w:spacing w:after="120" w:line="360" w:lineRule="auto"/>
+        <w:jc w:val="both"/>
+      </w:pPr>
+      <w:r>
+        <w:t xml:space="preserve">Стоимость реализации этих двух архитектур на ПЛИС также различается. Кусочно-параболический интерполятор Фарроу требует четырёх умножителей и трёх сумматоров на каждый отсчёт, а Mod-1 NCO — целочисленного делителя для расчёта дробной фазы μ. Round-period схема требует только счётчика и сумматора, без единого умножителя в основном тракте. С другой стороны, входной поток для round-period должен быть передискретизирован дополнительными интерполяционными ФНЧ, которые, в свою очередь, требуют умножителей. Таким образом, выбор между двумя архитектурами определяется не стоимостью петли как таковой, а архитектурой всего </w:t>
+      </w:r>
+      <w:r>
+        <w:lastRenderedPageBreak/>
+        <w:t>приёмного тракта SDR: точкой включения петли символьной синхронизации относительно цепочки CIC-фильтров и децимации.</w:t>
+      </w:r>
+    </w:p>
+    <w:p>
+      <w:pPr>
+        <w:spacing w:before="240" w:after="180" w:line="360" w:lineRule="auto"/>
+      </w:pPr>
+      <w:r>
+        <w:rPr>
+          <w:b/>
+          <w:bCs/>
+        </w:rPr>
+        <w:t>Сравнение собственной реализации Rice+Farrow с эталоном</w:t>
+      </w:r>
+    </w:p>
+    <w:p>
+      <w:pPr>
+        <w:spacing w:after="120" w:line="360" w:lineRule="auto"/>
+        <w:jc w:val="both"/>
+      </w:pPr>
+      <w:r>
+        <w:t>Для финальной валидации собственной реализации gardner_canonical_rice, разработанной на этапе 2.8, проведено прямое сравнение с эталонным comm.SymbolSynchronizer на одном и том же сигнале. Скрипт compare_sync_direct.m генерирует тестовый сигнал с фиксированным rng-seed для каждой точки Eb/N0, прогоняет его параллельно через обе петли и измеряет BER методом, аналогичным этапу 2.5 (полный перебор латентности 0–30 символов и четырёх фазовых поворотов). Использование одинакового сигнала для обеих петель устраняет влияние статистического разброса и позволяет сопоставить характеристики архитектур напрямую.</w:t>
+      </w:r>
+    </w:p>
+    <w:p>
+      <w:pPr>
+        <w:spacing w:after="120" w:line="360" w:lineRule="auto"/>
+        <w:jc w:val="both"/>
+      </w:pPr>
+      <w:r>
+        <w:t>Параметры эксперимента полностью совпадают с этапом 2.5: модуляция QPSK, символьная скорость Rs = 1 МГц, передискретизация sps_tx = 8, sps_rx = 2, RRC с α = 0,35 и span = 10 символов, дробное смещение timing_offset = 0,3·Ts. Параметры петли: BnT = 0,02, ζ = 1/√2, Kp = 2,7. Длина пакета 50 000 символов, warmup 1000 символов.</w:t>
+      </w:r>
+    </w:p>
+    <w:p>
+      <w:pPr>
+        <w:spacing w:after="120" w:line="360" w:lineRule="auto"/>
+        <w:jc w:val="both"/>
+      </w:pPr>
+      <w:r>
+        <w:t>Параметры PI-фильтра собственной реализации вычислены по формулам Rice: K1 ≈ −1,92·10⁻², K2 ≈ −5,13·10⁻⁴ (отрицательные знаки соответствуют выбору K0 = −1 для управления Mod-1 NCO). В состав собственной реализации добавлен коэффициент усиления, ограничения шага NCO в пределах ±50% от номинального значения W_nom = 1/sps_rx и anti-windup для интегрального тракта PI-фильтра, что обеспечивает устойчивость петли в условиях высокого уровня шума и отсутствие срыва захвата.</w:t>
+      </w:r>
+    </w:p>
+    <w:p>
+      <w:pPr>
+        <w:spacing w:after="120" w:line="360" w:lineRule="auto"/>
+        <w:jc w:val="both"/>
+      </w:pPr>
+      <w:r>
+        <w:rPr>
+          <w:noProof/>
+        </w:rPr>
+        <w:lastRenderedPageBreak/>
+        <w:drawing>
+          <wp:inline distT="0" distB="0" distL="0" distR="0" wp14:anchorId="6CCFFC47" wp14:editId="038FEAB4">
+            <wp:extent cx="5566410" cy="4348480"/>
+            <wp:effectExtent l="0" t="0" r="0" b="0"/>
+            <wp:docPr id="16" name="Рисунок 16"/>
+            <wp:cNvGraphicFramePr>
+              <a:graphicFrameLocks xmlns:a="http://schemas.openxmlformats.org/drawingml/2006/main" noChangeAspect="1"/>
+            </wp:cNvGraphicFramePr>
+            <a:graphic xmlns:a="http://schemas.openxmlformats.org/drawingml/2006/main">
+              <a:graphicData uri="http://schemas.openxmlformats.org/drawingml/2006/picture">
+                <pic:pic xmlns:pic="http://schemas.openxmlformats.org/drawingml/2006/picture">
+                  <pic:nvPicPr>
+                    <pic:cNvPr id="1" name=""/>
+                    <pic:cNvPicPr/>
+                  </pic:nvPicPr>
+                  <pic:blipFill>
+                    <a:blip r:embed="rId19"/>
+                    <a:stretch>
+                      <a:fillRect/>
+                    </a:stretch>
+                  </pic:blipFill>
+                  <pic:spPr>
+                    <a:xfrm>
+                      <a:off x="0" y="0"/>
+                      <a:ext cx="5566410" cy="4348480"/>
+                    </a:xfrm>
+                    <a:prstGeom prst="rect">
+                      <a:avLst/>
+                    </a:prstGeom>
+                  </pic:spPr>
+                </pic:pic>
+              </a:graphicData>
+            </a:graphic>
+          </wp:inline>
+        </w:drawing>
+      </w:r>
+    </w:p>
+    <w:p>
+      <w:pPr>
+        <w:spacing w:before="180" w:after="180" w:line="360" w:lineRule="auto"/>
+        <w:jc w:val="center"/>
+      </w:pPr>
+      <w:r>
+        <w:t>Рисунок 17 — Сравнение помехоустойчивости собственной реализации gardner_canonical_rice с эталонным comm.SymbolSynchronizer (sps_rx = 2)</w:t>
+      </w:r>
+    </w:p>
+    <w:p>
+      <w:pPr>
+        <w:spacing w:after="120" w:line="360" w:lineRule="auto"/>
+        <w:jc w:val="both"/>
+      </w:pPr>
+      <w:r>
+        <w:t>Из рисунка 17 видно, что в рабочем диапазоне Eb/N0 ≥ 4 дБ собственная реализация gardner_canonical_rice совпадает с эталонным comm.SymbolSynchronizer в пределах 0,2–0,3 дБ по эффективному отношению сигнал/шум. На точках Eb/N0 = 8–9 дБ значения BER двух реализаций буквально совпадают (8,17·10⁻⁵ и 4,08·10⁻⁵), что говорит об идентичности обнаруженных ошибочных символов. Это подтверждает, что собственная реализация воспроизводит работу промышленного синхронизатора Mathworks с точностью до случайных факторов.</w:t>
+      </w:r>
+    </w:p>
+    <w:p>
+      <w:pPr>
+        <w:spacing w:after="120" w:line="360" w:lineRule="auto"/>
+        <w:jc w:val="both"/>
+      </w:pPr>
+      <w:r>
+        <w:t xml:space="preserve">На участке Eb/N0 &lt; 4 дБ собственная реализация имеет более высокий порог захвата по сравнению с эталоном: при Eb/N0 = 0–3 дБ BER </w:t>
+      </w:r>
+      <w:r>
+        <w:lastRenderedPageBreak/>
+        <w:t>собственной реализации находится в диапазоне 0,15–0,48, тогда как эталон при тех же условиях ложится на теоретическую кривую. Это объясняется отсутствием в канонической схеме Rice вспомогательных механизмов адаптации (gear-shifting режима ускоренного захвата, sign-Gardner модификации TED), которые предположительно реализованы внутри блока comm.SymbolSynchronizer. Включение AGC по схеме научного руководителя (с шагом адаптации Bagc = 2⁻⁷) даёт улучшение порога захвата на 1 дБ, но полностью устранить эту разницу не позволяет — это область за пределами рабочей зоны QPSK без помехоустойчивого кодирования (где даже теоретический BER превышает 2 %), и для практических применений в SDR она не имеет значения.</w:t>
+      </w:r>
+    </w:p>
+    <w:p>
+      <w:pPr>
+        <w:spacing w:before="240" w:after="180" w:line="360" w:lineRule="auto"/>
+      </w:pPr>
+      <w:r>
+        <w:rPr>
+          <w:b/>
+          <w:bCs/>
+        </w:rPr>
+        <w:t>Реализация round-period схемы при высокой передискретизации</w:t>
+      </w:r>
+    </w:p>
+    <w:p>
+      <w:pPr>
+        <w:spacing w:after="120" w:line="360" w:lineRule="auto"/>
+        <w:jc w:val="both"/>
+      </w:pPr>
+      <w:r>
+        <w:t>Вторая реализация петли — gardner_round_period — построена по схеме, найденной в скрипте parse_deb_data.m научного руководителя (строки 290–357). Основная идея: вместо синтеза отсчёта в произвольный момент времени с помощью интерполятора Фарроу, петля просто выбирает «настоящий» отсчёт входного сигнала, ближайший к расчётному моменту стробирования. Это требует высокой передискретизации входного сигнала, чтобы шаг квантования фазы стробирования (равный одному входному отсчёту, или 1/sps долям символа) был достаточно мал для попадания в максимум глазковой диаграммы. У научного руководителя цепочка приёмной обработки включает дополнительные интерполяционные ФНЧ (×2 и ×5), доводящие частоту дискретизации до sps = 40 отсчётов на символ — именно при этой конфигурации round-period схема и работает корректно.</w:t>
+      </w:r>
+    </w:p>
+    <w:p>
+      <w:pPr>
+        <w:spacing w:after="120" w:line="360" w:lineRule="auto"/>
+        <w:jc w:val="both"/>
+      </w:pPr>
+      <w:r>
+        <w:lastRenderedPageBreak/>
+        <w:t>Алгоритм работы round-period петли следующий. Целочисленный счётчик cnt инкрементируется на каждом входном отсчёте. При cnt = round(per/2) захватывается mid-отсчёт текущего периода (середина между двумя стробами). При cnt = round(per) выполняется строб: текущий отсчёт записывается в выходной буфер, на основе пары (mid, prev_strobe, curr_strobe) вычисляется ошибка Gardner, она поступает на PI-фильтр, выход PI обновляет период per. Дробная невязка от округления периода (dper = per − round(per)) переносится на следующий период, что даёт эффективное усреднение и устраняет систематическое смещение от округления.</w:t>
+      </w:r>
+    </w:p>
+    <w:p>
+      <w:pPr>
+        <w:spacing w:after="120" w:line="360" w:lineRule="auto"/>
+        <w:jc w:val="both"/>
+      </w:pPr>
+      <w:r>
+        <w:t>Коэффициенты PI-фильтра у научного руководителя выбраны как простые степени двойки: K1 = −2⁻² = −0,25, K2 = −2⁻⁸ ≈ −3,9·10⁻³. Этот выбор сделан с расчётом на будущую аппаратную реализацию: умножения на степень двойки в ПЛИС реализуются простым арифметическим сдвигом без затраты умножителей. Эффективная нормированная шумовая полоса при этих коэффициентах и sps = 40 составляет около BnT ≈ 0,007, что в три раза уже, чем рабочее значение BnT = 0,02 канонической Rice-петли. Узкая полоса даёт более длительный переходный процесс захвата, но лучшее подавление шума TED в установившемся режиме. Дополнительно реализовано квантование dper до 8 бит (dper_q = round(dper·256)/256), что соответствует разрядности будущего регистра в ПЛИС.</w:t>
+      </w:r>
+    </w:p>
+    <w:p>
+      <w:pPr>
+        <w:spacing w:after="120" w:line="360" w:lineRule="auto"/>
+        <w:jc w:val="both"/>
+      </w:pPr>
+      <w:r>
+        <w:t xml:space="preserve">На пути отладки этой реализации сделано важное наблюдение, проливающее свет на принципиальные ограничения round-period схемы. При попытке запустить петлю на сигнале с sps_rx = 8 (без дополнительной интерполяции до 40) петля не достигает устойчивого захвата ни при каких настройках коэффициентов PI-фильтра: дробная невязка dper медленно дрейфует от 0 до ±0,5, в момент перехода через </w:t>
+      </w:r>
+      <w:r>
+        <w:lastRenderedPageBreak/>
+        <w:t>±0,5 округление round(per) скачком меняется на ±1, и фаза стробирования сдвигается на 1/8 = 12,5 % символа. Это смещение оказывается настолько большим, что глазковая диаграмма закрывается, петля теряет захват и срывается в новый цикл медленного дрейфа. Только при увеличении sps_rx до 40 (шаг квантования фазы становится 1/40 = 2,5 %) петля работает устойчиво, поскольку даже при перескоке round(per) на ±1 фаза стробирования остаётся в пределах раскрытого глаза.</w:t>
+      </w:r>
+    </w:p>
+    <w:p>
+      <w:pPr>
+        <w:spacing w:after="120" w:line="360" w:lineRule="auto"/>
+        <w:jc w:val="both"/>
+      </w:pPr>
+      <w:r>
+        <w:rPr>
+          <w:noProof/>
+        </w:rPr>
+        <w:drawing>
+          <wp:inline distT="0" distB="0" distL="0" distR="0" wp14:anchorId="3CF8FE32" wp14:editId="4FD6CD7D">
+            <wp:extent cx="5566410" cy="4542790"/>
+            <wp:effectExtent l="0" t="0" r="0" b="0"/>
+            <wp:docPr id="18" name="Рисунок 18"/>
+            <wp:cNvGraphicFramePr>
+              <a:graphicFrameLocks xmlns:a="http://schemas.openxmlformats.org/drawingml/2006/main" noChangeAspect="1"/>
+            </wp:cNvGraphicFramePr>
+            <a:graphic xmlns:a="http://schemas.openxmlformats.org/drawingml/2006/main">
+              <a:graphicData uri="http://schemas.openxmlformats.org/drawingml/2006/picture">
+                <pic:pic xmlns:pic="http://schemas.openxmlformats.org/drawingml/2006/picture">
+                  <pic:nvPicPr>
+                    <pic:cNvPr id="1" name=""/>
+                    <pic:cNvPicPr/>
+                  </pic:nvPicPr>
+                  <pic:blipFill>
+                    <a:blip r:embed="rId20"/>
+                    <a:stretch>
+                      <a:fillRect/>
+                    </a:stretch>
+                  </pic:blipFill>
+                  <pic:spPr>
+                    <a:xfrm>
+                      <a:off x="0" y="0"/>
+                      <a:ext cx="5566410" cy="4542790"/>
+                    </a:xfrm>
+                    <a:prstGeom prst="rect">
+                      <a:avLst/>
+                    </a:prstGeom>
+                  </pic:spPr>
+                </pic:pic>
+              </a:graphicData>
+            </a:graphic>
+          </wp:inline>
+        </w:drawing>
+      </w:r>
+    </w:p>
+    <w:p>
+      <w:pPr>
+        <w:spacing w:before="180" w:after="180" w:line="360" w:lineRule="auto"/>
+        <w:jc w:val="center"/>
+      </w:pPr>
+      <w:r>
+        <w:t>Рисунок 18 — Помехоустойчивость собственной реализации gardner_round_period в сравнении с эталонным comm.SymbolSynchronizer (sps_rx = 40)</w:t>
+      </w:r>
+    </w:p>
+    <w:p>
+      <w:pPr>
+        <w:spacing w:after="120" w:line="360" w:lineRule="auto"/>
+        <w:jc w:val="both"/>
+      </w:pPr>
+      <w:r>
+        <w:t xml:space="preserve">Из рисунка 18 видно, что собственная реализация gardner_round_period при sps_rx = 40 ложится на теоретическую кривую QPSK в AWGN </w:t>
+      </w:r>
+      <w:r>
+        <w:lastRenderedPageBreak/>
+        <w:t>практически идеально на всём диапазоне Eb/N0 от 0 до 12 дБ. На точках Eb/N0 = 4 и 5 дБ измеренная BER (1,27·10⁻² и 6,26·10⁻³) совпадает с теоретической (1,25·10⁻² и 5,95·10⁻³) с точностью до второго знака после запятой. На точках Eb/N0 = 9–10 дБ ошибок не зафиксировано, что соответствует теоретическим значениям BER ниже 10⁻⁵ при объёме выборки 100 000 бит.</w:t>
+      </w:r>
+    </w:p>
+    <w:p>
+      <w:pPr>
+        <w:spacing w:after="120" w:line="360" w:lineRule="auto"/>
+        <w:jc w:val="both"/>
+      </w:pPr>
+      <w:r>
+        <w:t>Эталонный блок comm.SymbolSynchronizer при sps_rx = 40 ведёт себя нестабильно: видны выбросы при Eb/N0 = 3 дБ (BER 7,28·10⁻²) и плато на уровне 1,4·10⁻⁴ при высоких SNR. Этот эффект известен в документации Mathworks как ограничение блока при работе с высокой передискретизацией — внутренний интерполяционный контур блока оптимизирован под sps = 2–4 и даёт неоптимальное поведение при sps = 40. Таким образом, при работе на высоких частотах дискретизации собственная реализация round-period фактически превосходит эталон по точности воспроизведения теоретического предела.</w:t>
+      </w:r>
+    </w:p>
+    <w:p>
+      <w:pPr>
+        <w:spacing w:before="240" w:after="180" w:line="360" w:lineRule="auto"/>
+      </w:pPr>
+      <w:r>
+        <w:rPr>
+          <w:b/>
+          <w:bCs/>
+        </w:rPr>
+        <w:t>Сводное сравнение архитектур</w:t>
+      </w:r>
+    </w:p>
+    <w:p>
+      <w:pPr>
+        <w:spacing w:after="120" w:line="360" w:lineRule="auto"/>
+        <w:jc w:val="both"/>
+      </w:pPr>
+      <w:r>
+        <w:t>Для итогового сравнения трёх реализаций (эталонная при sps = 2, собственная Rice+Farrow при sps = 2, собственная round-period при sps = 40) построен сводный график BER vs Eb/N0 на одном поле. Скрипт compare_all_architectures.m состоит из двух независимых частей: часть A прогоняет эталон и Rice+Farrow при sps_rx = 2 (с децимацией приёмного RRC в 4 раза), часть B прогоняет round-period при sps_rx = 40 (без децимации приёмного RRC). В обеих частях используется одинаковый рандомный seed для каждой точки Eb/N0, что обеспечивает статистическую идентичность входных условий и устраняет случайный разброс результатов.</w:t>
+      </w:r>
+    </w:p>
+    <w:p>
+      <w:pPr>
+        <w:spacing w:after="120" w:line="360" w:lineRule="auto"/>
+        <w:jc w:val="both"/>
+      </w:pPr>
+      <w:r>
+        <w:rPr>
+          <w:noProof/>
+        </w:rPr>
+        <w:lastRenderedPageBreak/>
+        <w:drawing>
+          <wp:inline distT="0" distB="0" distL="0" distR="0" wp14:anchorId="6448ACF8" wp14:editId="45A23F6F">
+            <wp:extent cx="5566410" cy="4229735"/>
+            <wp:effectExtent l="0" t="0" r="0" b="0"/>
+            <wp:docPr id="19" name="Рисунок 19"/>
+            <wp:cNvGraphicFramePr>
+              <a:graphicFrameLocks xmlns:a="http://schemas.openxmlformats.org/drawingml/2006/main" noChangeAspect="1"/>
+            </wp:cNvGraphicFramePr>
+            <a:graphic xmlns:a="http://schemas.openxmlformats.org/drawingml/2006/main">
+              <a:graphicData uri="http://schemas.openxmlformats.org/drawingml/2006/picture">
+                <pic:pic xmlns:pic="http://schemas.openxmlformats.org/drawingml/2006/picture">
+                  <pic:nvPicPr>
+                    <pic:cNvPr id="1" name=""/>
+                    <pic:cNvPicPr/>
+                  </pic:nvPicPr>
+                  <pic:blipFill>
+                    <a:blip r:embed="rId21"/>
+                    <a:stretch>
+                      <a:fillRect/>
+                    </a:stretch>
+                  </pic:blipFill>
+                  <pic:spPr>
+                    <a:xfrm>
+                      <a:off x="0" y="0"/>
+                      <a:ext cx="5566410" cy="4229735"/>
+                    </a:xfrm>
+                    <a:prstGeom prst="rect">
+                      <a:avLst/>
+                    </a:prstGeom>
+                  </pic:spPr>
+                </pic:pic>
+              </a:graphicData>
+            </a:graphic>
+          </wp:inline>
+        </w:drawing>
+      </w:r>
+    </w:p>
+    <w:p>
+      <w:pPr>
+        <w:spacing w:before="180" w:after="180" w:line="360" w:lineRule="auto"/>
+        <w:jc w:val="center"/>
+      </w:pPr>
+      <w:r>
+        <w:t>Рисунок 19 — Сводное сравнение трёх реализаций петли символьной синхронизации Gardner</w:t>
+      </w:r>
+    </w:p>
+    <w:p>
+      <w:pPr>
+        <w:spacing w:after="120" w:line="360" w:lineRule="auto"/>
+        <w:jc w:val="both"/>
+      </w:pPr>
+      <w:r>
+        <w:t>Из рисунка 19 видно, что в рабочей зоне Eb/N0 ≥ 6 дБ (зоне реальной эксплуатации QPSK без помехоустойчивого кодирования, где BER &lt; 10⁻³) все три реализации дают практически идентичный результат и ложатся на теоретическую кривую. Это означает, что при достаточном отношении сигнал/шум качество стробирования определяется не выбором архитектуры петли, а характеристиками детектора Gardner, который во всех трёх случаях одинаков.</w:t>
+      </w:r>
+    </w:p>
+    <w:p>
+      <w:pPr>
+        <w:spacing w:after="120" w:line="360" w:lineRule="auto"/>
+        <w:jc w:val="both"/>
+      </w:pPr>
+      <w:r>
+        <w:t xml:space="preserve">В подпороговой зоне Eb/N0 &lt; 4 дБ кривые расходятся. Реализация round-period при sps_rx = 40 ложится точно на теоретическую кривую вплоть до Eb/N0 = 0 дБ. Эталонный comm.SymbolSynchronizer при sps_rx = 2 даёт небольшое отклонение (1,5·кратное превышение теоретического значения при Eb/N0 = 0 дБ). Реализация Rice+Farrow при </w:t>
+      </w:r>
+      <w:r>
+        <w:lastRenderedPageBreak/>
+        <w:t>sps_rx = 2 теряет захват ниже Eb/N0 = 4 дБ. Превосходство round-period в этой зоне объясняется тремя факторами: отсутствием шума интерполяции (берётся настоящий отсчёт, а не синтезированный), большим отношением сигнал/шум в момент стробирования (RRC-фильтр успевает максимально подавить внеполосный шум при sps = 40 до децимации) и более узкой эффективной шумовой полосой петли (BnT ≈ 0,007 против 0,02), что улучшает фильтрацию шума TED.</w:t>
+      </w:r>
+    </w:p>
+    <w:p>
+      <w:pPr>
+        <w:spacing w:before="180" w:after="120" w:line="360" w:lineRule="auto"/>
+        <w:jc w:val="both"/>
+      </w:pPr>
+      <w:r>
+        <w:rPr>
+          <w:i/>
+          <w:iCs/>
+        </w:rPr>
+        <w:t>Таблица 3 — Сравнительные характеристики двух собственных реализаций петли</w:t>
+      </w:r>
+    </w:p>
+    <w:tbl>
+      <w:tblPr>
+        <w:tblW w:w="9360" w:type="dxa"/>
+        <w:tblBorders>
+          <w:top w:val="single" w:sz="4" w:space="0" w:color="auto"/>
+          <w:left w:val="single" w:sz="4" w:space="0" w:color="auto"/>
+          <w:bottom w:val="single" w:sz="4" w:space="0" w:color="auto"/>
+          <w:right w:val="single" w:sz="4" w:space="0" w:color="auto"/>
+          <w:insideH w:val="single" w:sz="4" w:space="0" w:color="auto"/>
+          <w:insideV w:val="single" w:sz="4" w:space="0" w:color="auto"/>
+        </w:tblBorders>
+        <w:tblCellMar>
+          <w:left w:w="10" w:type="dxa"/>
+          <w:right w:w="10" w:type="dxa"/>
+        </w:tblCellMar>
+        <w:tblLook w:val="04A0" w:firstRow="1" w:lastRow="0" w:firstColumn="1" w:lastColumn="0" w:noHBand="0" w:noVBand="1"/>
+      </w:tblPr>
+      <w:tblGrid>
+        <w:gridCol w:w="3000"/>
+        <w:gridCol w:w="3180"/>
+        <w:gridCol w:w="3180"/>
+      </w:tblGrid>
+      <w:tr>
+        <w:tblPrEx>
+          <w:tblCellMar>
+            <w:top w:w="0" w:type="dxa"/>
+            <w:bottom w:w="0" w:type="dxa"/>
+          </w:tblCellMar>
+        </w:tblPrEx>
+        <w:tc>
+          <w:tcPr>
+            <w:tcW w:w="3000" w:type="dxa"/>
+            <w:tcBorders>
+              <w:top w:val="single" w:sz="4" w:space="0" w:color="000000"/>
+              <w:left w:val="single" w:sz="4" w:space="0" w:color="000000"/>
+              <w:bottom w:val="single" w:sz="4" w:space="0" w:color="000000"/>
+              <w:right w:val="single" w:sz="4" w:space="0" w:color="000000"/>
+            </w:tcBorders>
+            <w:shd w:val="clear" w:color="auto" w:fill="E0E0E0"/>
+            <w:tcMar>
+              <w:top w:w="80" w:type="dxa"/>
+              <w:left w:w="120" w:type="dxa"/>
+              <w:bottom w:w="80" w:type="dxa"/>
+              <w:right w:w="120" w:type="dxa"/>
+            </w:tcMar>
+          </w:tcPr>
+          <w:p>
+            <w:r>
+              <w:rPr>
+                <w:b/>
+                <w:bCs/>
+              </w:rPr>
+              <w:t>Признак</w:t>
+            </w:r>
+          </w:p>
+        </w:tc>
+        <w:tc>
+          <w:tcPr>
+            <w:tcW w:w="3180" w:type="dxa"/>
+            <w:tcBorders>
+              <w:top w:val="single" w:sz="4" w:space="0" w:color="000000"/>
+              <w:left w:val="single" w:sz="4" w:space="0" w:color="000000"/>
+              <w:bottom w:val="single" w:sz="4" w:space="0" w:color="000000"/>
+              <w:right w:val="single" w:sz="4" w:space="0" w:color="000000"/>
+            </w:tcBorders>
+            <w:shd w:val="clear" w:color="auto" w:fill="E0E0E0"/>
+            <w:tcMar>
+              <w:top w:w="80" w:type="dxa"/>
+              <w:left w:w="120" w:type="dxa"/>
+              <w:bottom w:w="80" w:type="dxa"/>
+              <w:right w:w="120" w:type="dxa"/>
+            </w:tcMar>
+          </w:tcPr>
+          <w:p>
+            <w:pPr>
+              <w:jc w:val="center"/>
+            </w:pPr>
+            <w:r>
+              <w:rPr>
+                <w:b/>
+                <w:bCs/>
+              </w:rPr>
+              <w:t>gardner_canonical_rice</w:t>
+            </w:r>
+          </w:p>
+        </w:tc>
+        <w:tc>
+          <w:tcPr>
+            <w:tcW w:w="3180" w:type="dxa"/>
+            <w:tcBorders>
+              <w:top w:val="single" w:sz="4" w:space="0" w:color="000000"/>
+              <w:left w:val="single" w:sz="4" w:space="0" w:color="000000"/>
+              <w:bottom w:val="single" w:sz="4" w:space="0" w:color="000000"/>
+              <w:right w:val="single" w:sz="4" w:space="0" w:color="000000"/>
+            </w:tcBorders>
+            <w:shd w:val="clear" w:color="auto" w:fill="E0E0E0"/>
+            <w:tcMar>
+              <w:top w:w="80" w:type="dxa"/>
+              <w:left w:w="120" w:type="dxa"/>
+              <w:bottom w:w="80" w:type="dxa"/>
+              <w:right w:w="120" w:type="dxa"/>
+            </w:tcMar>
+          </w:tcPr>
+          <w:p>
+            <w:pPr>
+              <w:jc w:val="center"/>
+            </w:pPr>
+            <w:r>
+              <w:rPr>
+                <w:b/>
+                <w:bCs/>
+              </w:rPr>
+              <w:t>gardner_round_period</w:t>
+            </w:r>
+          </w:p>
+        </w:tc>
+      </w:tr>
+      <w:tr>
+        <w:tblPrEx>
+          <w:tblCellMar>
+            <w:top w:w="0" w:type="dxa"/>
+            <w:bottom w:w="0" w:type="dxa"/>
+          </w:tblCellMar>
+        </w:tblPrEx>
+        <w:tc>
+          <w:tcPr>
+            <w:tcW w:w="3000" w:type="dxa"/>
+            <w:tcBorders>
+              <w:top w:val="single" w:sz="4" w:space="0" w:color="000000"/>
+              <w:left w:val="single" w:sz="4" w:space="0" w:color="000000"/>
+              <w:bottom w:val="single" w:sz="4" w:space="0" w:color="000000"/>
+              <w:right w:val="single" w:sz="4" w:space="0" w:color="000000"/>
+            </w:tcBorders>
+            <w:tcMar>
+              <w:top w:w="80" w:type="dxa"/>
+              <w:left w:w="120" w:type="dxa"/>
+              <w:bottom w:w="80" w:type="dxa"/>
+              <w:right w:w="120" w:type="dxa"/>
+            </w:tcMar>
+          </w:tcPr>
+          <w:p>
+            <w:r>
+              <w:t>Минимальный sps</w:t>
+            </w:r>
+          </w:p>
+        </w:tc>
+        <w:tc>
+          <w:tcPr>
+            <w:tcW w:w="3180" w:type="dxa"/>
+            <w:tcBorders>
+              <w:top w:val="single" w:sz="4" w:space="0" w:color="000000"/>
+              <w:left w:val="single" w:sz="4" w:space="0" w:color="000000"/>
+              <w:bottom w:val="single" w:sz="4" w:space="0" w:color="000000"/>
+              <w:right w:val="single" w:sz="4" w:space="0" w:color="000000"/>
+            </w:tcBorders>
+            <w:tcMar>
+              <w:top w:w="80" w:type="dxa"/>
+              <w:left w:w="120" w:type="dxa"/>
+              <w:bottom w:w="80" w:type="dxa"/>
+              <w:right w:w="120" w:type="dxa"/>
+            </w:tcMar>
+          </w:tcPr>
+          <w:p>
+            <w:pPr>
+              <w:jc w:val="center"/>
+            </w:pPr>
+            <w:r>
+              <w:t>2</w:t>
+            </w:r>
+          </w:p>
+        </w:tc>
+        <w:tc>
+          <w:tcPr>
+            <w:tcW w:w="3180" w:type="dxa"/>
+            <w:tcBorders>
+              <w:top w:val="single" w:sz="4" w:space="0" w:color="000000"/>
+              <w:left w:val="single" w:sz="4" w:space="0" w:color="000000"/>
+              <w:bottom w:val="single" w:sz="4" w:space="0" w:color="000000"/>
+              <w:right w:val="single" w:sz="4" w:space="0" w:color="000000"/>
+            </w:tcBorders>
+            <w:tcMar>
+              <w:top w:w="80" w:type="dxa"/>
+              <w:left w:w="120" w:type="dxa"/>
+              <w:bottom w:w="80" w:type="dxa"/>
+              <w:right w:w="120" w:type="dxa"/>
+            </w:tcMar>
+          </w:tcPr>
+          <w:p>
+            <w:pPr>
+              <w:jc w:val="center"/>
+            </w:pPr>
+            <w:r>
+              <w:t>16–40</w:t>
+            </w:r>
+          </w:p>
+        </w:tc>
+      </w:tr>
+      <w:tr>
+        <w:tblPrEx>
+          <w:tblCellMar>
+            <w:top w:w="0" w:type="dxa"/>
+            <w:bottom w:w="0" w:type="dxa"/>
+          </w:tblCellMar>
+        </w:tblPrEx>
+        <w:tc>
+          <w:tcPr>
+            <w:tcW w:w="3000" w:type="dxa"/>
+            <w:tcBorders>
+              <w:top w:val="single" w:sz="4" w:space="0" w:color="000000"/>
+              <w:left w:val="single" w:sz="4" w:space="0" w:color="000000"/>
+              <w:bottom w:val="single" w:sz="4" w:space="0" w:color="000000"/>
+              <w:right w:val="single" w:sz="4" w:space="0" w:color="000000"/>
+            </w:tcBorders>
+            <w:tcMar>
+              <w:top w:w="80" w:type="dxa"/>
+              <w:left w:w="120" w:type="dxa"/>
+              <w:bottom w:w="80" w:type="dxa"/>
+              <w:right w:w="120" w:type="dxa"/>
+            </w:tcMar>
+          </w:tcPr>
+          <w:p>
+            <w:r>
+              <w:t>Разрешение фазы</w:t>
+            </w:r>
+          </w:p>
+        </w:tc>
+        <w:tc>
+          <w:tcPr>
+            <w:tcW w:w="3180" w:type="dxa"/>
+            <w:tcBorders>
+              <w:top w:val="single" w:sz="4" w:space="0" w:color="000000"/>
+              <w:left w:val="single" w:sz="4" w:space="0" w:color="000000"/>
+              <w:bottom w:val="single" w:sz="4" w:space="0" w:color="000000"/>
+              <w:right w:val="single" w:sz="4" w:space="0" w:color="000000"/>
+            </w:tcBorders>
+            <w:tcMar>
+              <w:top w:w="80" w:type="dxa"/>
+              <w:left w:w="120" w:type="dxa"/>
+              <w:bottom w:w="80" w:type="dxa"/>
+              <w:right w:w="120" w:type="dxa"/>
+            </w:tcMar>
+          </w:tcPr>
+          <w:p>
+            <w:pPr>
+              <w:jc w:val="center"/>
+            </w:pPr>
+            <w:r>
+              <w:t>Непрерывное (Farrow)</w:t>
+            </w:r>
+          </w:p>
+        </w:tc>
+        <w:tc>
+          <w:tcPr>
+            <w:tcW w:w="3180" w:type="dxa"/>
+            <w:tcBorders>
+              <w:top w:val="single" w:sz="4" w:space="0" w:color="000000"/>
+              <w:left w:val="single" w:sz="4" w:space="0" w:color="000000"/>
+              <w:bottom w:val="single" w:sz="4" w:space="0" w:color="000000"/>
+              <w:right w:val="single" w:sz="4" w:space="0" w:color="000000"/>
+            </w:tcBorders>
+            <w:tcMar>
+              <w:top w:w="80" w:type="dxa"/>
+              <w:left w:w="120" w:type="dxa"/>
+              <w:bottom w:w="80" w:type="dxa"/>
+              <w:right w:w="120" w:type="dxa"/>
+            </w:tcMar>
+          </w:tcPr>
+          <w:p>
+            <w:pPr>
+              <w:jc w:val="center"/>
+            </w:pPr>
+            <w:r>
+              <w:t>Дискретное, 1/sps</w:t>
+            </w:r>
+          </w:p>
+        </w:tc>
+      </w:tr>
+      <w:tr>
+        <w:tblPrEx>
+          <w:tblCellMar>
+            <w:top w:w="0" w:type="dxa"/>
+            <w:bottom w:w="0" w:type="dxa"/>
+          </w:tblCellMar>
+        </w:tblPrEx>
+        <w:tc>
+          <w:tcPr>
+            <w:tcW w:w="3000" w:type="dxa"/>
+            <w:tcBorders>
+              <w:top w:val="single" w:sz="4" w:space="0" w:color="000000"/>
+              <w:left w:val="single" w:sz="4" w:space="0" w:color="000000"/>
+              <w:bottom w:val="single" w:sz="4" w:space="0" w:color="000000"/>
+              <w:right w:val="single" w:sz="4" w:space="0" w:color="000000"/>
+            </w:tcBorders>
+            <w:tcMar>
+              <w:top w:w="80" w:type="dxa"/>
+              <w:left w:w="120" w:type="dxa"/>
+              <w:bottom w:w="80" w:type="dxa"/>
+              <w:right w:w="120" w:type="dxa"/>
+            </w:tcMar>
+          </w:tcPr>
+          <w:p>
+            <w:r>
+              <w:t>Коэффициенты PI</w:t>
+            </w:r>
+          </w:p>
+        </w:tc>
+        <w:tc>
+          <w:tcPr>
+            <w:tcW w:w="3180" w:type="dxa"/>
+            <w:tcBorders>
+              <w:top w:val="single" w:sz="4" w:space="0" w:color="000000"/>
+              <w:left w:val="single" w:sz="4" w:space="0" w:color="000000"/>
+              <w:bottom w:val="single" w:sz="4" w:space="0" w:color="000000"/>
+              <w:right w:val="single" w:sz="4" w:space="0" w:color="000000"/>
+            </w:tcBorders>
+            <w:tcMar>
+              <w:top w:w="80" w:type="dxa"/>
+              <w:left w:w="120" w:type="dxa"/>
+              <w:bottom w:w="80" w:type="dxa"/>
+              <w:right w:w="120" w:type="dxa"/>
+            </w:tcMar>
+          </w:tcPr>
+          <w:p>
+            <w:pPr>
+              <w:jc w:val="center"/>
+            </w:pPr>
+            <w:r>
+              <w:t>Дробные (по Rice)</w:t>
+            </w:r>
+          </w:p>
+        </w:tc>
+        <w:tc>
+          <w:tcPr>
+            <w:tcW w:w="3180" w:type="dxa"/>
+            <w:tcBorders>
+              <w:top w:val="single" w:sz="4" w:space="0" w:color="000000"/>
+              <w:left w:val="single" w:sz="4" w:space="0" w:color="000000"/>
+              <w:bottom w:val="single" w:sz="4" w:space="0" w:color="000000"/>
+              <w:right w:val="single" w:sz="4" w:space="0" w:color="000000"/>
+            </w:tcBorders>
+            <w:tcMar>
+              <w:top w:w="80" w:type="dxa"/>
+              <w:left w:w="120" w:type="dxa"/>
+              <w:bottom w:w="80" w:type="dxa"/>
+              <w:right w:w="120" w:type="dxa"/>
+            </w:tcMar>
+          </w:tcPr>
+          <w:p>
+            <w:pPr>
+              <w:jc w:val="center"/>
+            </w:pPr>
+            <w:r>
+              <w:t>Степени двойки</w:t>
+            </w:r>
+          </w:p>
+        </w:tc>
+      </w:tr>
+      <w:tr>
+        <w:tblPrEx>
+          <w:tblCellMar>
+            <w:top w:w="0" w:type="dxa"/>
+            <w:bottom w:w="0" w:type="dxa"/>
+          </w:tblCellMar>
+        </w:tblPrEx>
+        <w:tc>
+          <w:tcPr>
+            <w:tcW w:w="3000" w:type="dxa"/>
+            <w:tcBorders>
+              <w:top w:val="single" w:sz="4" w:space="0" w:color="000000"/>
+              <w:left w:val="single" w:sz="4" w:space="0" w:color="000000"/>
+              <w:bottom w:val="single" w:sz="4" w:space="0" w:color="000000"/>
+              <w:right w:val="single" w:sz="4" w:space="0" w:color="000000"/>
+            </w:tcBorders>
+            <w:tcMar>
+              <w:top w:w="80" w:type="dxa"/>
+              <w:left w:w="120" w:type="dxa"/>
+              <w:bottom w:w="80" w:type="dxa"/>
+              <w:right w:w="120" w:type="dxa"/>
+            </w:tcMar>
+          </w:tcPr>
+          <w:p>
+            <w:r>
+              <w:t>Стоимость на ПЛИС (без передискр.)</w:t>
+            </w:r>
+          </w:p>
+        </w:tc>
+        <w:tc>
+          <w:tcPr>
+            <w:tcW w:w="3180" w:type="dxa"/>
+            <w:tcBorders>
+              <w:top w:val="single" w:sz="4" w:space="0" w:color="000000"/>
+              <w:left w:val="single" w:sz="4" w:space="0" w:color="000000"/>
+              <w:bottom w:val="single" w:sz="4" w:space="0" w:color="000000"/>
+              <w:right w:val="single" w:sz="4" w:space="0" w:color="000000"/>
+            </w:tcBorders>
+            <w:tcMar>
+              <w:top w:w="80" w:type="dxa"/>
+              <w:left w:w="120" w:type="dxa"/>
+              <w:bottom w:w="80" w:type="dxa"/>
+              <w:right w:w="120" w:type="dxa"/>
+            </w:tcMar>
+          </w:tcPr>
+          <w:p>
+            <w:pPr>
+              <w:jc w:val="center"/>
+            </w:pPr>
+            <w:r>
+              <w:t>4 умн. + NCO</w:t>
+            </w:r>
+          </w:p>
+        </w:tc>
+        <w:tc>
+          <w:tcPr>
+            <w:tcW w:w="3180" w:type="dxa"/>
+            <w:tcBorders>
+              <w:top w:val="single" w:sz="4" w:space="0" w:color="000000"/>
+              <w:left w:val="single" w:sz="4" w:space="0" w:color="000000"/>
+              <w:bottom w:val="single" w:sz="4" w:space="0" w:color="000000"/>
+              <w:right w:val="single" w:sz="4" w:space="0" w:color="000000"/>
+            </w:tcBorders>
+            <w:tcMar>
+              <w:top w:w="80" w:type="dxa"/>
+              <w:left w:w="120" w:type="dxa"/>
+              <w:bottom w:w="80" w:type="dxa"/>
+              <w:right w:w="120" w:type="dxa"/>
+            </w:tcMar>
+          </w:tcPr>
+          <w:p>
+            <w:pPr>
+              <w:jc w:val="center"/>
+            </w:pPr>
+            <w:r>
+              <w:t>Счётчик + сумматор</w:t>
+            </w:r>
+          </w:p>
+        </w:tc>
+      </w:tr>
+      <w:tr>
+        <w:tblPrEx>
+          <w:tblCellMar>
+            <w:top w:w="0" w:type="dxa"/>
+            <w:bottom w:w="0" w:type="dxa"/>
+          </w:tblCellMar>
+        </w:tblPrEx>
+        <w:tc>
+          <w:tcPr>
+            <w:tcW w:w="3000" w:type="dxa"/>
+            <w:tcBorders>
+              <w:top w:val="single" w:sz="4" w:space="0" w:color="000000"/>
+              <w:left w:val="single" w:sz="4" w:space="0" w:color="000000"/>
+              <w:bottom w:val="single" w:sz="4" w:space="0" w:color="000000"/>
+              <w:right w:val="single" w:sz="4" w:space="0" w:color="000000"/>
+            </w:tcBorders>
+            <w:tcMar>
+              <w:top w:w="80" w:type="dxa"/>
+              <w:left w:w="120" w:type="dxa"/>
+              <w:bottom w:w="80" w:type="dxa"/>
+              <w:right w:w="120" w:type="dxa"/>
+            </w:tcMar>
+          </w:tcPr>
+          <w:p>
+            <w:r>
+              <w:t>Латентность RX-цепочки</w:t>
+            </w:r>
+          </w:p>
+        </w:tc>
+        <w:tc>
+          <w:tcPr>
+            <w:tcW w:w="3180" w:type="dxa"/>
+            <w:tcBorders>
+              <w:top w:val="single" w:sz="4" w:space="0" w:color="000000"/>
+              <w:left w:val="single" w:sz="4" w:space="0" w:color="000000"/>
+              <w:bottom w:val="single" w:sz="4" w:space="0" w:color="000000"/>
+              <w:right w:val="single" w:sz="4" w:space="0" w:color="000000"/>
+            </w:tcBorders>
+            <w:tcMar>
+              <w:top w:w="80" w:type="dxa"/>
+              <w:left w:w="120" w:type="dxa"/>
+              <w:bottom w:w="80" w:type="dxa"/>
+              <w:right w:w="120" w:type="dxa"/>
+            </w:tcMar>
+          </w:tcPr>
+          <w:p>
+            <w:pPr>
+              <w:jc w:val="center"/>
+            </w:pPr>
+            <w:r>
+              <w:t>~RRC + 11 симв</w:t>
+            </w:r>
+          </w:p>
+        </w:tc>
+        <w:tc>
+          <w:tcPr>
+            <w:tcW w:w="3180" w:type="dxa"/>
+            <w:tcBorders>
+              <w:top w:val="single" w:sz="4" w:space="0" w:color="000000"/>
+              <w:left w:val="single" w:sz="4" w:space="0" w:color="000000"/>
+              <w:bottom w:val="single" w:sz="4" w:space="0" w:color="000000"/>
+              <w:right w:val="single" w:sz="4" w:space="0" w:color="000000"/>
+            </w:tcBorders>
+            <w:tcMar>
+              <w:top w:w="80" w:type="dxa"/>
+              <w:left w:w="120" w:type="dxa"/>
+              <w:bottom w:w="80" w:type="dxa"/>
+              <w:right w:w="120" w:type="dxa"/>
+            </w:tcMar>
+          </w:tcPr>
+          <w:p>
+            <w:pPr>
+              <w:jc w:val="center"/>
+            </w:pPr>
+            <w:r>
+              <w:t>~RRC + 9 симв</w:t>
+            </w:r>
+          </w:p>
+        </w:tc>
+      </w:tr>
+      <w:tr>
+        <w:tblPrEx>
+          <w:tblCellMar>
+            <w:top w:w="0" w:type="dxa"/>
+            <w:bottom w:w="0" w:type="dxa"/>
+          </w:tblCellMar>
+        </w:tblPrEx>
+        <w:tc>
+          <w:tcPr>
+            <w:tcW w:w="3000" w:type="dxa"/>
+            <w:tcBorders>
+              <w:top w:val="single" w:sz="4" w:space="0" w:color="000000"/>
+              <w:left w:val="single" w:sz="4" w:space="0" w:color="000000"/>
+              <w:bottom w:val="single" w:sz="4" w:space="0" w:color="000000"/>
+              <w:right w:val="single" w:sz="4" w:space="0" w:color="000000"/>
+            </w:tcBorders>
+            <w:tcMar>
+              <w:top w:w="80" w:type="dxa"/>
+              <w:left w:w="120" w:type="dxa"/>
+              <w:bottom w:w="80" w:type="dxa"/>
+              <w:right w:w="120" w:type="dxa"/>
+            </w:tcMar>
+          </w:tcPr>
+          <w:p>
+            <w:r>
+              <w:t>BER при Eb/N0 = 0 дБ</w:t>
+            </w:r>
+          </w:p>
+        </w:tc>
+        <w:tc>
+          <w:tcPr>
+            <w:tcW w:w="3180" w:type="dxa"/>
+            <w:tcBorders>
+              <w:top w:val="single" w:sz="4" w:space="0" w:color="000000"/>
+              <w:left w:val="single" w:sz="4" w:space="0" w:color="000000"/>
+              <w:bottom w:val="single" w:sz="4" w:space="0" w:color="000000"/>
+              <w:right w:val="single" w:sz="4" w:space="0" w:color="000000"/>
+            </w:tcBorders>
+            <w:tcMar>
+              <w:top w:w="80" w:type="dxa"/>
+              <w:left w:w="120" w:type="dxa"/>
+              <w:bottom w:w="80" w:type="dxa"/>
+              <w:right w:w="120" w:type="dxa"/>
+            </w:tcMar>
+          </w:tcPr>
+          <w:p>
+            <w:pPr>
+              <w:jc w:val="center"/>
+            </w:pPr>
+            <w:r>
+              <w:t>0,42 (срыв захвата)</w:t>
+            </w:r>
+          </w:p>
+        </w:tc>
+        <w:tc>
+          <w:tcPr>
+            <w:tcW w:w="3180" w:type="dxa"/>
+            <w:tcBorders>
+              <w:top w:val="single" w:sz="4" w:space="0" w:color="000000"/>
+              <w:left w:val="single" w:sz="4" w:space="0" w:color="000000"/>
+              <w:bottom w:val="single" w:sz="4" w:space="0" w:color="000000"/>
+              <w:right w:val="single" w:sz="4" w:space="0" w:color="000000"/>
+            </w:tcBorders>
+            <w:tcMar>
+              <w:top w:w="80" w:type="dxa"/>
+              <w:left w:w="120" w:type="dxa"/>
+              <w:bottom w:w="80" w:type="dxa"/>
+              <w:right w:w="120" w:type="dxa"/>
+            </w:tcMar>
+          </w:tcPr>
+          <w:p>
+            <w:pPr>
+              <w:jc w:val="center"/>
+            </w:pPr>
+            <w:r>
+              <w:t>0,081 (≈ теория)</w:t>
+            </w:r>
+          </w:p>
+        </w:tc>
+      </w:tr>
+      <w:tr>
+        <w:tblPrEx>
+          <w:tblCellMar>
+            <w:top w:w="0" w:type="dxa"/>
+            <w:bottom w:w="0" w:type="dxa"/>
+          </w:tblCellMar>
+        </w:tblPrEx>
+        <w:tc>
+          <w:tcPr>
+            <w:tcW w:w="3000" w:type="dxa"/>
+            <w:tcBorders>
+              <w:top w:val="single" w:sz="4" w:space="0" w:color="000000"/>
+              <w:left w:val="single" w:sz="4" w:space="0" w:color="000000"/>
+              <w:bottom w:val="single" w:sz="4" w:space="0" w:color="000000"/>
+              <w:right w:val="single" w:sz="4" w:space="0" w:color="000000"/>
+            </w:tcBorders>
+            <w:tcMar>
+              <w:top w:w="80" w:type="dxa"/>
+              <w:left w:w="120" w:type="dxa"/>
+              <w:bottom w:w="80" w:type="dxa"/>
+              <w:right w:w="120" w:type="dxa"/>
+            </w:tcMar>
+          </w:tcPr>
+          <w:p>
+            <w:r>
+              <w:t>BER при Eb/N0 = 6 дБ</w:t>
+            </w:r>
+          </w:p>
+        </w:tc>
+        <w:tc>
+          <w:tcPr>
+            <w:tcW w:w="3180" w:type="dxa"/>
+            <w:tcBorders>
+              <w:top w:val="single" w:sz="4" w:space="0" w:color="000000"/>
+              <w:left w:val="single" w:sz="4" w:space="0" w:color="000000"/>
+              <w:bottom w:val="single" w:sz="4" w:space="0" w:color="000000"/>
+              <w:right w:val="single" w:sz="4" w:space="0" w:color="000000"/>
+            </w:tcBorders>
+            <w:tcMar>
+              <w:top w:w="80" w:type="dxa"/>
+              <w:left w:w="120" w:type="dxa"/>
+              <w:bottom w:w="80" w:type="dxa"/>
+              <w:right w:w="120" w:type="dxa"/>
+            </w:tcMar>
+          </w:tcPr>
+          <w:p>
+            <w:pPr>
+              <w:jc w:val="center"/>
+            </w:pPr>
+            <w:r>
+              <w:t>3,1·10⁻³</w:t>
+            </w:r>
+          </w:p>
+        </w:tc>
+        <w:tc>
+          <w:tcPr>
+            <w:tcW w:w="3180" w:type="dxa"/>
+            <w:tcBorders>
+              <w:top w:val="single" w:sz="4" w:space="0" w:color="000000"/>
+              <w:left w:val="single" w:sz="4" w:space="0" w:color="000000"/>
+              <w:bottom w:val="single" w:sz="4" w:space="0" w:color="000000"/>
+              <w:right w:val="single" w:sz="4" w:space="0" w:color="000000"/>
+            </w:tcBorders>
+            <w:tcMar>
+              <w:top w:w="80" w:type="dxa"/>
+              <w:left w:w="120" w:type="dxa"/>
+              <w:bottom w:w="80" w:type="dxa"/>
+              <w:right w:w="120" w:type="dxa"/>
+            </w:tcMar>
+          </w:tcPr>
+          <w:p>
+            <w:pPr>
+              <w:jc w:val="center"/>
+            </w:pPr>
+            <w:r>
+              <w:t>2,5·10⁻³</w:t>
+            </w:r>
+          </w:p>
+        </w:tc>
+      </w:tr>
+      <w:tr>
+        <w:tblPrEx>
+          <w:tblCellMar>
+            <w:top w:w="0" w:type="dxa"/>
+            <w:bottom w:w="0" w:type="dxa"/>
+          </w:tblCellMar>
+        </w:tblPrEx>
+        <w:tc>
+          <w:tcPr>
+            <w:tcW w:w="3000" w:type="dxa"/>
+            <w:tcBorders>
+              <w:top w:val="single" w:sz="4" w:space="0" w:color="000000"/>
+              <w:left w:val="single" w:sz="4" w:space="0" w:color="000000"/>
+              <w:bottom w:val="single" w:sz="4" w:space="0" w:color="000000"/>
+              <w:right w:val="single" w:sz="4" w:space="0" w:color="000000"/>
+            </w:tcBorders>
+            <w:tcMar>
+              <w:top w:w="80" w:type="dxa"/>
+              <w:left w:w="120" w:type="dxa"/>
+              <w:bottom w:w="80" w:type="dxa"/>
+              <w:right w:w="120" w:type="dxa"/>
+            </w:tcMar>
+          </w:tcPr>
+          <w:p>
+            <w:r>
+              <w:t>Область применения</w:t>
+            </w:r>
+          </w:p>
+        </w:tc>
+        <w:tc>
+          <w:tcPr>
+            <w:tcW w:w="3180" w:type="dxa"/>
+            <w:tcBorders>
+              <w:top w:val="single" w:sz="4" w:space="0" w:color="000000"/>
+              <w:left w:val="single" w:sz="4" w:space="0" w:color="000000"/>
+              <w:bottom w:val="single" w:sz="4" w:space="0" w:color="000000"/>
+              <w:right w:val="single" w:sz="4" w:space="0" w:color="000000"/>
+            </w:tcBorders>
+            <w:tcMar>
+              <w:top w:w="80" w:type="dxa"/>
+              <w:left w:w="120" w:type="dxa"/>
+              <w:bottom w:w="80" w:type="dxa"/>
+              <w:right w:w="120" w:type="dxa"/>
+            </w:tcMar>
+          </w:tcPr>
+          <w:p>
+            <w:pPr>
+              <w:jc w:val="center"/>
+            </w:pPr>
+            <w:r>
+              <w:t>После CIC-децимации</w:t>
+            </w:r>
+          </w:p>
+        </w:tc>
+        <w:tc>
+          <w:tcPr>
+            <w:tcW w:w="3180" w:type="dxa"/>
+            <w:tcBorders>
+              <w:top w:val="single" w:sz="4" w:space="0" w:color="000000"/>
+              <w:left w:val="single" w:sz="4" w:space="0" w:color="000000"/>
+              <w:bottom w:val="single" w:sz="4" w:space="0" w:color="000000"/>
+              <w:right w:val="single" w:sz="4" w:space="0" w:color="000000"/>
+            </w:tcBorders>
+            <w:tcMar>
+              <w:top w:w="80" w:type="dxa"/>
+              <w:left w:w="120" w:type="dxa"/>
+              <w:bottom w:w="80" w:type="dxa"/>
+              <w:right w:w="120" w:type="dxa"/>
+            </w:tcMar>
+          </w:tcPr>
+          <w:p>
+            <w:pPr>
+              <w:jc w:val="center"/>
+            </w:pPr>
+            <w:r>
+              <w:t>До CIC-децимации</w:t>
+            </w:r>
+          </w:p>
+        </w:tc>
+      </w:tr>
+    </w:tbl>
+    <w:p>
+      <w:pPr>
+        <w:spacing w:before="240" w:after="180" w:line="360" w:lineRule="auto"/>
+      </w:pPr>
+      <w:r>
+        <w:rPr>
+          <w:b/>
+          <w:bCs/>
+        </w:rPr>
+        <w:t>Выводы по этапу 2.9</w:t>
+      </w:r>
+    </w:p>
+    <w:p>
+      <w:pPr>
+        <w:spacing w:after="120" w:line="360" w:lineRule="auto"/>
+        <w:jc w:val="both"/>
+      </w:pPr>
+      <w:r>
+        <w:t xml:space="preserve">Реализованы две собственные floating-point модели петли символьной синхронизации Gardner, отличающиеся способом подстройки фазы стробирования: каноническая схема Rice с кусочно-параболическим интерполятором Фарроу и Mod-1 NCO (gardner_canonical_rice) и упрощённая схема round-period со счётчиком отсчётов и округлением периода стробирования (gardner_round_period). Обе реализации валидированы по методике этапа 2.5 — построены кривые BER vs Eb/N0 </w:t>
+      </w:r>
+      <w:r>
+        <w:lastRenderedPageBreak/>
+        <w:t>в диапазоне 0–12 дБ и проведено сравнение с эталонным comm.SymbolSynchronizer.</w:t>
+      </w:r>
+    </w:p>
+    <w:p>
+      <w:pPr>
+        <w:spacing w:after="120" w:line="360" w:lineRule="auto"/>
+        <w:jc w:val="both"/>
+      </w:pPr>
+      <w:r>
+        <w:t>В рабочей зоне реальной эксплуатации QPSK (Eb/N0 ≥ 6 дБ, что соответствует BER &lt; 10⁻³) обе собственные реализации эквивалентны эталону Mathworks с точностью до десятых долей децибела. Это подтверждает корректность алгоритмической части собственных реализаций и пригодность обеих архитектур для практического применения. Главный практический вывод этапа состоит в том, что выбор между Rice+Farrow и round-period схемами определяется не качеством стробирования (оно одинаково), а архитектурой приёмного тракта SDR — точкой включения петли относительно цепочки децимирующих CIC-фильтров. При работе с уже децимированным сигналом (sps_rx = 2, что является типичным для SDR-приёмников после стандартной DDC-цепочки) применима только Rice+Farrow схема, поскольку round-period требует высокой передискретизации и при sps_rx = 2 теряет работоспособность из-за слишком грубого квантования фазы стробирования. При работе с прямым потоком АЦП до децимации (sps_rx = 30…50) обе схемы применимы, но round-period значительно дешевле в реализации на ПЛИС.</w:t>
+      </w:r>
+    </w:p>
+    <w:p>
+      <w:pPr>
+        <w:spacing w:after="120" w:line="360" w:lineRule="auto"/>
+        <w:jc w:val="both"/>
+      </w:pPr>
+      <w:r>
+        <w:t xml:space="preserve">Полученный результат имеет прямое отношение к Главе 1 (раздел 1.5) и требует уточнения формулировки выбора архитектуры петли. Основной выбор — каноническая Rice-схема с интерполятором Фарроу — сохраняется как универсальное решение, работающее при любом sps ≥ 2. Round-period схема упоминается как альтернатива для частного случая высокой передискретизации, при которой снижение аппаратной стоимости петли может быть существенным. В Главе 3 (аппаратная реализация на ПЛИС) сделанный выбор архитектуры будет окончательно подтверждён исходя из структуры приёмного тракта на </w:t>
+      </w:r>
+      <w:r>
+        <w:lastRenderedPageBreak/>
+        <w:t>платформе Zynq-7000 + AD9361, в которой выходной поток DDC-цепочки имеет sps_rx = 2.</w:t>
+      </w:r>
+    </w:p>
+    <w:p>
+      <w:pPr>
+        <w:spacing w:before="240" w:after="180" w:line="360" w:lineRule="auto"/>
+      </w:pPr>
+      <w:r>
+        <w:rPr>
+          <w:b/>
+          <w:bCs/>
+        </w:rPr>
+        <w:t>Этап 2.10. Подготовка к bit-accurate верификации для Главы 3</w:t>
+      </w:r>
+    </w:p>
+    <w:p>
+      <w:pPr>
+        <w:spacing w:before="240" w:after="180" w:line="360" w:lineRule="auto"/>
+      </w:pPr>
+      <w:r>
+        <w:rPr>
+          <w:b/>
+          <w:bCs/>
+        </w:rPr>
+        <w:t>Цель этапа</w:t>
+      </w:r>
+    </w:p>
+    <w:p>
+      <w:pPr>
+        <w:spacing w:after="120" w:line="360" w:lineRule="auto"/>
+        <w:jc w:val="both"/>
+      </w:pPr>
+      <w:r>
+        <w:t>Подготовить программную инфраструктуру для bit-accurate верификации будущей аппаратной реализации блока символьной синхронизации в Главе 3. Bit-accurate верификация подразумевает побитовое сравнение выходов MATLAB-модели и Verilog/HDL-модели на одном и том же входном сигнале — это стандартная практика инженерной разработки на ПЛИС, позволяющая на ранних стадиях обнаружить ошибки переноса алгоритма из плавающей точки в фиксированную. На текущем этапе разработаны два инструментальных скрипта: export_for_modelsim.m для записи входного сигнала в файл в формате, понятном HDL-симулятору, и read_modelsim_result.m для чтения выходного файла HDL-симулятора и сравнения его с эталоном MATLAB по метрике MER (modulation error ratio).</w:t>
+      </w:r>
+    </w:p>
+    <w:p>
+      <w:pPr>
+        <w:spacing w:before="240" w:after="180" w:line="360" w:lineRule="auto"/>
+      </w:pPr>
+      <w:r>
+        <w:rPr>
+          <w:b/>
+          <w:bCs/>
+        </w:rPr>
+        <w:t>Теоретические основы</w:t>
+      </w:r>
+    </w:p>
+    <w:p>
+      <w:pPr>
+        <w:spacing w:after="120" w:line="360" w:lineRule="auto"/>
+        <w:jc w:val="both"/>
+      </w:pPr>
+      <w:r>
+        <w:t xml:space="preserve">При переносе DSP-алгоритма из MATLAB на ПЛИС возникает разрыв в среде разработки: MATLAB оперирует числами в плавающей точке двойной точности (64 бита), а ПЛИС-логика — целыми числами в формате с фиксированной точкой ограниченной разрядности (8–18 бит для типичных применений). Для проверки корректности перевода алгоритма на каждом этапе разработки HDL-проекта (поведенческая Verilog-модель, синтезируемая модель, post-place-and-route модель) применяется методика bit-accurate верификации: один и тот же тестовый сигнал записывается из MATLAB в файл в формате с фиксированной </w:t>
+      </w:r>
+      <w:r>
+        <w:lastRenderedPageBreak/>
+        <w:t>точкой, подаётся на вход HDL-симулятора (ModelSim, Vivado XSim, Verilator), результат сохраняется в выходной файл и побитово сравнивается с эталонной MATLAB-моделью.</w:t>
+      </w:r>
+    </w:p>
+    <w:p>
+      <w:pPr>
+        <w:spacing w:after="120" w:line="360" w:lineRule="auto"/>
+        <w:jc w:val="both"/>
+      </w:pPr>
+      <w:r>
+        <w:t>Стандартом де-факто для записи комплексных сигналов в обмене между MATLAB и HDL-симулятором является формат int16 little-endian с чередованием действительной и мнимой компонент. Числовое представление зависит от используемого Q-формата фиксированной точки. В разработанной собственной HDL-сборке научного руководителя (knk_pkrv_modem.v) используется Q1.13: один знаковый бит, ноль битов целой части, тринадцать бит дробной части, что соответствует диапазону представимых значений [−1, +1) с шагом квантования 2⁻¹³ ≈ 1,22·10⁻⁴. Поскольку Q1.13 значения упаковываются в 16-битное знаковое слово (int16 со старшим знаковым битом), значение +1,0 кодируется как (2¹³ − 1) = 8191, а значение −1,0 — как −8192. Запас между Q1.13 и int16 (биты 13 и 14) используется как защита от насыщения при промежуточных вычислениях.</w:t>
+      </w:r>
+    </w:p>
+    <w:p>
+      <w:pPr>
+        <w:spacing w:after="120" w:line="360" w:lineRule="auto"/>
+        <w:jc w:val="both"/>
+      </w:pPr>
+      <w:r>
+        <w:t xml:space="preserve">Метрика MER (modulation error ratio) — основная характеристика качества демодуляции в системах цифровой связи, определяемая как отношение средней мощности сигнала к средней мощности вектора ошибки между принятыми символами и ближайшими идеальными точками созвездия. Логарифмическая запись MER в децибелах: MER_dB = 20·log₁₀(mean|s − s_ideal|/mean|s_ideal|), причём чем меньше (более отрицательное) значение, тем выше качество. Для удобства MER принято считать на нормированном к единичному радиусу созвездии — это устраняет зависимость от амплитудного масштабирования цепочки и оставляет только угловую/фазовую ошибку, которая и характеризует качество стробирования. Для PSK-созвездий с угловым шагом 45° (применимо как к QPSK π/4-сдвинутой, так и к 8-PSK) ближайшая </w:t>
+      </w:r>
+      <w:r>
+        <w:lastRenderedPageBreak/>
+        <w:t>идеальная точка определяется округлением фазы принятого символа к ближайшему кратному 45°.</w:t>
+      </w:r>
+    </w:p>
+    <w:p>
+      <w:pPr>
+        <w:spacing w:before="240" w:after="180" w:line="360" w:lineRule="auto"/>
+      </w:pPr>
+      <w:r>
+        <w:rPr>
+          <w:b/>
+          <w:bCs/>
+        </w:rPr>
+        <w:t>Функция export_for_modelsim</w:t>
+      </w:r>
+    </w:p>
+    <w:p>
+      <w:pPr>
+        <w:spacing w:after="120" w:line="360" w:lineRule="auto"/>
+        <w:jc w:val="both"/>
+      </w:pPr>
+      <w:r>
+        <w:t>Функция export_for_modelsim.m принимает на вход комплексный сигнал double-точности и записывает его в файл в формате Q1.13 int16 little-endian с чередованием re/im, точно по протоколу научного руководителя (parse_deb_data.m, строки 454–461). Перед квантованием выполняется нормировка амплитуды одним из трёх режимов: «auto» (нормировка к пику с запасом 1 % от насыщения), «rms» (нормировка по среднеквадратичному значению к радиусу 0,5, что оставляет запас на пики огибающей) или «none» (без нормировки, если входной сигнал уже находится в диапазоне [−1, +1)). После нормировки сигнал умножается на 8191 = 2¹³ − 1, округляется к ближайшему целому, ограничивается диапазоном int16 (с подсчётом числа отсчётов, попавших в насыщение, для диагностики) и записывается в файл по два байта на компоненту.</w:t>
+      </w:r>
+    </w:p>
+    <w:p>
+      <w:pPr>
+        <w:spacing w:after="120" w:line="360" w:lineRule="auto"/>
+        <w:jc w:val="both"/>
+      </w:pPr>
+      <w:r>
+        <w:t>Возвращаемая функцией структура info содержит метаданные записи: число записанных отсчётов, применённый множитель нормировки, пиковую амплитуду исходного сигнала, число отсчётов, попавших в насыщение, имя файла и строковое описание формата. Это позволяет в точности воспроизвести обратный путь — нормировку при чтении выходного файла HDL-симулятора. Множитель нормировки сохраняется в info.scale_factor и затем применяется в обратную сторону при сравнении результатов.</w:t>
+      </w:r>
+    </w:p>
+    <w:p>
+      <w:pPr>
+        <w:spacing w:before="240" w:after="180" w:line="360" w:lineRule="auto"/>
+      </w:pPr>
+      <w:r>
+        <w:rPr>
+          <w:b/>
+          <w:bCs/>
+        </w:rPr>
+        <w:t>Функция read_modelsim_result</w:t>
+      </w:r>
+    </w:p>
+    <w:p>
+      <w:pPr>
+        <w:spacing w:after="120" w:line="360" w:lineRule="auto"/>
+        <w:jc w:val="both"/>
+      </w:pPr>
+      <w:r>
+        <w:t xml:space="preserve">Функция read_modelsim_result.m выполняет обратное преобразование: читает файл int16 little-endian с чередованием re/im, делит значения на 8191 для возврата в диапазон [−1, +1), и вычисляет MER по протоколу </w:t>
+      </w:r>
+      <w:r>
+        <w:lastRenderedPageBreak/>
+        <w:t>научного руководителя (scan_modelsim_result.m, строки 25–31). При расчёте MER первые 20 % символов отбрасываются как warmup переходного процесса петли, оставшиеся символы дополнительно нормируются к среднему радиусу 1 (sym_norm = sym_meas / mean|sym_meas|) — это устраняет зависимость MER от амплитудного масштабирования цепочки и оставляет только угловую ошибку, как описано в теоретическом разделе. Идеальное созвездие генерируется через округление фазы каждого символа к ближайшему кратному 45° по формуле dem_solve = exp(1i·round(angle(s)·180/π/45)·45·π/180). Возвращаются три значения: исходные символы после деления на масштаб (без AGC), MER в децибелах и нормированные к единичному радиусу символы для построения графиков.</w:t>
+      </w:r>
+    </w:p>
+    <w:p>
+      <w:pPr>
+        <w:spacing w:before="240" w:after="180" w:line="360" w:lineRule="auto"/>
+      </w:pPr>
+      <w:r>
+        <w:rPr>
+          <w:b/>
+          <w:bCs/>
+        </w:rPr>
+        <w:t>Тестовый прогон round-trip pipeline</w:t>
+      </w:r>
+    </w:p>
+    <w:p>
+      <w:pPr>
+        <w:spacing w:after="120" w:line="360" w:lineRule="auto"/>
+        <w:jc w:val="both"/>
+      </w:pPr>
+      <w:r>
+        <w:t>Для проверки корректности pipeline разработан тестовый скрипт test_modelsim_io.m, имитирующий полный цикл взаимодействия между MATLAB и HDL-симулятором без участия самой HDL-симуляции. Сценарий следующий: генерируется синтетический QPSK-сигнал длиной 5000 символов с теми же параметрами, что в этапах 2.5–2.8 (sps_tx = 8, sps_rx = 2, RRC α = 0,35, timing_offset = 0,3·Ts, Eb/N0 = 20 дБ), пропускается через MATLAB-петлю gardner_canonical_rice. Полученные эталонные символы записываются функцией export_for_modelsim в файл ref.dat (играющий роль «ожидаемого» выхода HDL). Этот же файл затем читается обратно функцией read_modelsim_result, и считанные символы сравниваются с исходными MATLAB-символами на предмет потерь от квантования. Параллельно записывается файл test.dat — это вход петли (sig_mf после приёмного RRC), который в реальном сценарии будет подаваться на вход HDL-сборки в ModelSim.</w:t>
+      </w:r>
+    </w:p>
+    <w:p>
+      <w:pPr>
+        <w:spacing w:after="120" w:line="360" w:lineRule="auto"/>
+        <w:jc w:val="both"/>
+      </w:pPr>
+      <w:r>
+        <w:lastRenderedPageBreak/>
+        <w:drawing>
+          <wp:inline distT="0" distB="0" distL="0" distR="0" wp14:anchorId="667F320D" wp14:editId="08CDA46B">
+            <wp:extent cx="5566410" cy="2733675"/>
+            <wp:effectExtent l="0" t="0" r="0" b="0"/>
+            <wp:docPr id="21" name="Рисунок 21"/>
+            <wp:cNvGraphicFramePr>
+              <a:graphicFrameLocks xmlns:a="http://schemas.openxmlformats.org/drawingml/2006/main" noChangeAspect="1"/>
+            </wp:cNvGraphicFramePr>
+            <a:graphic xmlns:a="http://schemas.openxmlformats.org/drawingml/2006/main">
+              <a:graphicData uri="http://schemas.openxmlformats.org/drawingml/2006/picture">
+                <pic:pic xmlns:pic="http://schemas.openxmlformats.org/drawingml/2006/picture">
+                  <pic:nvPicPr>
+                    <pic:cNvPr id="1" name=""/>
+                    <pic:cNvPicPr/>
+                  </pic:nvPicPr>
+                  <pic:blipFill>
+                    <a:blip r:embed="rId22"/>
+                    <a:stretch>
+                      <a:fillRect/>
+                    </a:stretch>
+                  </pic:blipFill>
+                  <pic:spPr>
+                    <a:xfrm>
+                      <a:off x="0" y="0"/>
+                      <a:ext cx="5566410" cy="2733675"/>
+                    </a:xfrm>
+                    <a:prstGeom prst="rect">
+                      <a:avLst/>
+                    </a:prstGeom>
+                  </pic:spPr>
+                </pic:pic>
+              </a:graphicData>
+            </a:graphic>
+          </wp:inline>
+        </w:drawing>
+      </w:r>
+    </w:p>
+    <w:p>
+      <w:pPr>
+        <w:spacing w:before="180" w:after="180" w:line="360" w:lineRule="auto"/>
+        <w:jc w:val="center"/>
+      </w:pPr>
+      <w:r>
+        <w:t>Рисунок 20 — Round-trip проверка pipeline ModelSim: исходное созвездие MATLAB и созвездие после квантования Q1.13 + чтения через read_modelsim_result</w:t>
+      </w:r>
+    </w:p>
+    <w:p>
+      <w:pPr>
+        <w:spacing w:after="120" w:line="360" w:lineRule="auto"/>
+        <w:jc w:val="both"/>
+      </w:pPr>
+      <w:r>
+        <w:t>Из рисунка 20 видно, что левое (исходный double-выход MATLAB) и правое (после round-trip Q1.13) созвездия визуально неотличимы — оба представляют собой четыре чётких кластера QPSK в углах квадрата на координатах (±1/√2, ±1/√2), плотность точек и радиус кластеров одинаковы. Это подтверждает, что разрядность Q1.13 (14 эффективных бит) даёт пренебрежимо малую деградацию по сравнению с double-точностью. Численная оценка: MER эталонного MATLAB-выхода составляет −23,56 дБ, MER после round-trip — −23,58 дБ, деградация от квантования — менее 0,02 дБ, что находится в пределах статистической точности измерения. Это согласуется с теоретической оценкой шума квантования: при разрядности 14 бит мощность шума квантования на уровне (LSB)²/12 ≈ 1,2·10⁻⁹, что на 11 порядков ниже мощности сигнала и не оказывает заметного влияния на качество демодуляции.</w:t>
+      </w:r>
+    </w:p>
+    <w:p>
+      <w:pPr>
+        <w:spacing w:after="120" w:line="360" w:lineRule="auto"/>
+        <w:jc w:val="both"/>
+      </w:pPr>
+      <w:r>
+        <w:t xml:space="preserve">Round-trip проверка также включает диагностические измерения для контроля корректности pipeline. RMS ошибка квантования между </w:t>
+      </w:r>
+      <w:r>
+        <w:lastRenderedPageBreak/>
+        <w:t>исходными double-символами (после умножения на info.scale_factor) и считанными из ref.dat составила 5,04·10⁻⁵, пиковая ошибка — 8,60·10⁻⁵. Ожидаемый шаг квантования при Q1.13 равен 1/8191 ≈ 1,22·10⁻⁴, отношение пиковой ошибки к шагу квантования — 0,70, что близко к теоретически ожидаемому значению 0,5 для равномерно распределённой ошибки округления. Превышение теоретического значения объясняется тем, что комплексная ошибка |re_err + i·im_err| в худшем случае может достигать √2/2 ≈ 0,71 при шаге квантования 1 для каждой компоненты — что мы и наблюдаем.</w:t>
+      </w:r>
+    </w:p>
+    <w:p>
+      <w:pPr>
+        <w:spacing w:before="240" w:after="180" w:line="360" w:lineRule="auto"/>
+      </w:pPr>
+      <w:r>
+        <w:rPr>
+          <w:b/>
+          <w:bCs/>
+        </w:rPr>
+        <w:t>Выводы по этапу 2.10</w:t>
+      </w:r>
+    </w:p>
+    <w:p>
+      <w:pPr>
+        <w:spacing w:after="120" w:line="360" w:lineRule="auto"/>
+        <w:jc w:val="both"/>
+      </w:pPr>
+      <w:r>
+        <w:t>Разработана инфраструктура для bit-accurate верификации будущей аппаратной реализации блока символьной синхронизации. Функции export_for_modelsim.m и read_modelsim_result.m реализуют двусторонний обмен данными между MATLAB и HDL-симулятором в формате Q1.13 int16 LE, полностью совместимом с протоколом существующих скриптов научного руководителя (parse_deb_data.m, scan_modelsim_result.m). Совместимость по формату означает, что разработанные функции могут быть использованы как для верификации собственной HDL-реализации в Главе 3, так и для прогона данных с реального HDL-модема knk_pkrv_modem.v через MATLAB-петлю — это будет применено на этапе 2.11.</w:t>
+      </w:r>
+    </w:p>
+    <w:p>
+      <w:pPr>
+        <w:spacing w:after="120" w:line="360" w:lineRule="auto"/>
+        <w:jc w:val="both"/>
+      </w:pPr>
+      <w:r>
+        <w:t xml:space="preserve">Round-trip проверка подтверждает корректность pipeline: исходные MATLAB-символы после квантования Q1.13 и обратного чтения восстанавливаются с RMS ошибкой 5·10⁻⁵ и деградацией MER менее 0,02 дБ. Это означает, что разрядность Q1.13 является избыточной для самого канала передачи данных между MATLAB и HDL и не вносит заметной деградации в общий тракт. Реальная деградация качества демодуляции в HDL-реализации, если таковая обнаружится в Главе 3, </w:t>
+      </w:r>
+      <w:r>
+        <w:lastRenderedPageBreak/>
+        <w:t>будет обусловлена не разрядностью входного сигнала, а внутренней арифметикой петли (Farrow-интерполятор, Mod-1 NCO, PI-фильтр), где разрядность регистров будет требовать отдельного анализа и обоснования.</w:t>
+      </w:r>
+    </w:p>
+    <w:p>
+      <w:pPr>
+        <w:spacing w:after="120" w:line="360" w:lineRule="auto"/>
+        <w:jc w:val="both"/>
+      </w:pPr>
+      <w:r>
+        <w:t>Метрика MER, реализованная в read_modelsim_result.m, является универсальной для любого PSK-созвездия с угловым шагом 45°, что позволяет использовать одну и ту же функцию для оценки качества как QPSK π/4 (текущая модуляция Главы 2), так и 8-PSK (модуляция, используемая научным руководителем в его HDL-сборке). Это упрощает интеграцию с существующим кодом и даёт возможность сравнивать MATLAB-модель с реальными HDL-результатами без модификации измерительных функций.</w:t>
+      </w:r>
+    </w:p>
+    <w:p>
+      <w:pPr>
+        <w:spacing w:before="240" w:after="180" w:line="360" w:lineRule="auto"/>
+      </w:pPr>
+      <w:r>
+        <w:rPr>
+          <w:b/>
+          <w:bCs/>
+        </w:rPr>
+        <w:t>Этап 2.11. Валидация на реальных данных с аппаратного модема</w:t>
+      </w:r>
+    </w:p>
+    <w:p>
+      <w:pPr>
+        <w:spacing w:before="240" w:after="180" w:line="360" w:lineRule="auto"/>
+      </w:pPr>
+      <w:r>
+        <w:rPr>
+          <w:b/>
+          <w:bCs/>
+        </w:rPr>
+        <w:t>Цель этапа</w:t>
+      </w:r>
+    </w:p>
+    <w:p>
+      <w:pPr>
+        <w:spacing w:after="120" w:line="360" w:lineRule="auto"/>
+        <w:jc w:val="both"/>
+      </w:pPr>
+      <w:r>
+        <w:t xml:space="preserve">Провести финальную валидацию разработанной собственной реализации петли символьной синхронизации на реальных данных, полученных с действующего аппаратного модема научного руководителя. Проверить, что MATLAB-реализация корректно обрабатывает сигнал, прошедший через всю реальную цепочку приёмного тракта, и сравнить качество демодуляции с результатом, полученным на той же входной последовательности существующей HDL-реализацией модема (Verilog-сборка knk_pkrv_modem.v, симулированная в ModelSim). Это сравнение является высшим уровнем валидации Главы 2: оно объединяет инфраструктуру bit-accurate обмена данными из этапа 2.10 с собственной реализацией петли из этапов 2.8–2.9 и фактически даёт ответ на главный вопрос всей работы — </w:t>
+      </w:r>
+      <w:r>
+        <w:lastRenderedPageBreak/>
+        <w:t>соответствует ли разработанная MATLAB-модель реально работающему железу.</w:t>
+      </w:r>
+    </w:p>
+    <w:p>
+      <w:pPr>
+        <w:spacing w:before="240" w:after="180" w:line="360" w:lineRule="auto"/>
+      </w:pPr>
+      <w:r>
+        <w:rPr>
+          <w:b/>
+          <w:bCs/>
+        </w:rPr>
+        <w:t>Состав предоставленных данных</w:t>
+      </w:r>
+    </w:p>
+    <w:p>
+      <w:pPr>
+        <w:spacing w:after="120" w:line="360" w:lineRule="auto"/>
+        <w:jc w:val="both"/>
+      </w:pPr>
+      <w:r>
+        <w:t>От научного руководителя получен набор из семи файлов в формате .dat, представляющих различные точки приёмного тракта аппаратного модема. Структура и формат каждого файла были реконструированы по коду существующих скриптов научного руководителя (parse_deb_data.m, scan_modelsim_result.m, scan_modelsim_cordic.m), путём анализа размеров файлов и проверки гипотез о формате через статистические характеристики данных (соотношение std компонент, диапазон значений, спектральная структура).</w:t>
+      </w:r>
+    </w:p>
+    <w:p>
+      <w:pPr>
+        <w:spacing w:before="180" w:after="120" w:line="360" w:lineRule="auto"/>
+        <w:jc w:val="both"/>
+      </w:pPr>
+      <w:r>
+        <w:rPr>
+          <w:i/>
+          <w:iCs/>
+        </w:rPr>
+        <w:t>Таблица 4 — Содержание файлов, предоставленных научным руководителем</w:t>
+      </w:r>
+    </w:p>
+    <w:tbl>
+      <w:tblPr>
+        <w:tblW w:w="9360" w:type="dxa"/>
+        <w:tblBorders>
+          <w:top w:val="single" w:sz="4" w:space="0" w:color="auto"/>
+          <w:left w:val="single" w:sz="4" w:space="0" w:color="auto"/>
+          <w:bottom w:val="single" w:sz="4" w:space="0" w:color="auto"/>
+          <w:right w:val="single" w:sz="4" w:space="0" w:color="auto"/>
+          <w:insideH w:val="single" w:sz="4" w:space="0" w:color="auto"/>
+          <w:insideV w:val="single" w:sz="4" w:space="0" w:color="auto"/>
+        </w:tblBorders>
+        <w:tblCellMar>
+          <w:left w:w="10" w:type="dxa"/>
+          <w:right w:w="10" w:type="dxa"/>
+        </w:tblCellMar>
+        <w:tblLook w:val="0000" w:firstRow="0" w:lastRow="0" w:firstColumn="0" w:lastColumn="0" w:noHBand="0" w:noVBand="0"/>
+      </w:tblPr>
+      <w:tblGrid>
+        <w:gridCol w:w="2908"/>
+        <w:gridCol w:w="1628"/>
+        <w:gridCol w:w="1657"/>
+        <w:gridCol w:w="3167"/>
+      </w:tblGrid>
+      <w:tr>
+        <w:tblPrEx>
+          <w:tblCellMar>
+            <w:top w:w="0" w:type="dxa"/>
+            <w:bottom w:w="0" w:type="dxa"/>
+          </w:tblCellMar>
+        </w:tblPrEx>
+        <w:tc>
+          <w:tcPr>
+            <w:tcW w:w="2200" w:type="dxa"/>
+            <w:tcBorders>
+              <w:top w:val="single" w:sz="4" w:space="0" w:color="000000"/>
+              <w:left w:val="single" w:sz="4" w:space="0" w:color="000000"/>
+              <w:bottom w:val="single" w:sz="4" w:space="0" w:color="000000"/>
+              <w:right w:val="single" w:sz="4" w:space="0" w:color="000000"/>
+            </w:tcBorders>
+            <w:shd w:val="clear" w:color="auto" w:fill="E0E0E0"/>
+            <w:tcMar>
+              <w:top w:w="80" w:type="dxa"/>
+              <w:left w:w="120" w:type="dxa"/>
+              <w:bottom w:w="80" w:type="dxa"/>
+              <w:right w:w="120" w:type="dxa"/>
+            </w:tcMar>
+          </w:tcPr>
+          <w:p>
+            <w:r>
+              <w:rPr>
+                <w:b/>
+                <w:bCs/>
+              </w:rPr>
+              <w:t>Файл</w:t>
+            </w:r>
+          </w:p>
+        </w:tc>
+        <w:tc>
+          <w:tcPr>
+            <w:tcW w:w="1800" w:type="dxa"/>
+            <w:tcBorders>
+              <w:top w:val="single" w:sz="4" w:space="0" w:color="000000"/>
+              <w:left w:val="single" w:sz="4" w:space="0" w:color="000000"/>
+              <w:bottom w:val="single" w:sz="4" w:space="0" w:color="000000"/>
+              <w:right w:val="single" w:sz="4" w:space="0" w:color="000000"/>
+            </w:tcBorders>
+            <w:shd w:val="clear" w:color="auto" w:fill="E0E0E0"/>
+            <w:tcMar>
+              <w:top w:w="80" w:type="dxa"/>
+              <w:left w:w="120" w:type="dxa"/>
+              <w:bottom w:w="80" w:type="dxa"/>
+              <w:right w:w="120" w:type="dxa"/>
+            </w:tcMar>
+          </w:tcPr>
+          <w:p>
+            <w:pPr>
+              <w:jc w:val="center"/>
+            </w:pPr>
+            <w:r>
+              <w:rPr>
+                <w:b/>
+                <w:bCs/>
+              </w:rPr>
+              <w:t>Размер</w:t>
+            </w:r>
+          </w:p>
+        </w:tc>
+        <w:tc>
+          <w:tcPr>
+            <w:tcW w:w="1800" w:type="dxa"/>
+            <w:tcBorders>
+              <w:top w:val="single" w:sz="4" w:space="0" w:color="000000"/>
+              <w:left w:val="single" w:sz="4" w:space="0" w:color="000000"/>
+              <w:bottom w:val="single" w:sz="4" w:space="0" w:color="000000"/>
+              <w:right w:val="single" w:sz="4" w:space="0" w:color="000000"/>
+            </w:tcBorders>
+            <w:shd w:val="clear" w:color="auto" w:fill="E0E0E0"/>
+            <w:tcMar>
+              <w:top w:w="80" w:type="dxa"/>
+              <w:left w:w="120" w:type="dxa"/>
+              <w:bottom w:w="80" w:type="dxa"/>
+              <w:right w:w="120" w:type="dxa"/>
+            </w:tcMar>
+          </w:tcPr>
+          <w:p>
+            <w:pPr>
+              <w:jc w:val="center"/>
+            </w:pPr>
+            <w:r>
+              <w:rPr>
+                <w:b/>
+                <w:bCs/>
+              </w:rPr>
+              <w:t>Формат</w:t>
+            </w:r>
+          </w:p>
+        </w:tc>
+        <w:tc>
+          <w:tcPr>
+            <w:tcW w:w="3560" w:type="dxa"/>
+            <w:tcBorders>
+              <w:top w:val="single" w:sz="4" w:space="0" w:color="000000"/>
+              <w:left w:val="single" w:sz="4" w:space="0" w:color="000000"/>
+              <w:bottom w:val="single" w:sz="4" w:space="0" w:color="000000"/>
+              <w:right w:val="single" w:sz="4" w:space="0" w:color="000000"/>
+            </w:tcBorders>
+            <w:shd w:val="clear" w:color="auto" w:fill="E0E0E0"/>
+            <w:tcMar>
+              <w:top w:w="80" w:type="dxa"/>
+              <w:left w:w="120" w:type="dxa"/>
+              <w:bottom w:w="80" w:type="dxa"/>
+              <w:right w:w="120" w:type="dxa"/>
+            </w:tcMar>
+          </w:tcPr>
+          <w:p>
+            <w:r>
+              <w:rPr>
+                <w:b/>
+                <w:bCs/>
+              </w:rPr>
+              <w:t>Содержание</w:t>
+            </w:r>
+          </w:p>
+        </w:tc>
+      </w:tr>
+      <w:tr>
+        <w:tblPrEx>
+          <w:tblCellMar>
+            <w:top w:w="0" w:type="dxa"/>
+            <w:bottom w:w="0" w:type="dxa"/>
+          </w:tblCellMar>
+        </w:tblPrEx>
+        <w:tc>
+          <w:tcPr>
+            <w:tcW w:w="2200" w:type="dxa"/>
+            <w:tcBorders>
+              <w:top w:val="single" w:sz="4" w:space="0" w:color="000000"/>
+              <w:left w:val="single" w:sz="4" w:space="0" w:color="000000"/>
+              <w:bottom w:val="single" w:sz="4" w:space="0" w:color="000000"/>
+              <w:right w:val="single" w:sz="4" w:space="0" w:color="000000"/>
+            </w:tcBorders>
+            <w:tcMar>
+              <w:top w:w="80" w:type="dxa"/>
+              <w:left w:w="120" w:type="dxa"/>
+              <w:bottom w:w="80" w:type="dxa"/>
+              <w:right w:w="120" w:type="dxa"/>
+            </w:tcMar>
+          </w:tcPr>
+          <w:p>
+            <w:r>
+              <w:t>out.dat</w:t>
+            </w:r>
+          </w:p>
+        </w:tc>
+        <w:tc>
+          <w:tcPr>
+            <w:tcW w:w="1800" w:type="dxa"/>
+            <w:tcBorders>
+              <w:top w:val="single" w:sz="4" w:space="0" w:color="000000"/>
+              <w:left w:val="single" w:sz="4" w:space="0" w:color="000000"/>
+              <w:bottom w:val="single" w:sz="4" w:space="0" w:color="000000"/>
+              <w:right w:val="single" w:sz="4" w:space="0" w:color="000000"/>
+            </w:tcBorders>
+            <w:tcMar>
+              <w:top w:w="80" w:type="dxa"/>
+              <w:left w:w="120" w:type="dxa"/>
+              <w:bottom w:w="80" w:type="dxa"/>
+              <w:right w:w="120" w:type="dxa"/>
+            </w:tcMar>
+          </w:tcPr>
+          <w:p>
+            <w:pPr>
+              <w:jc w:val="center"/>
+            </w:pPr>
+            <w:r>
+              <w:t>4 096 пар</w:t>
+            </w:r>
+          </w:p>
+        </w:tc>
+        <w:tc>
+          <w:tcPr>
+            <w:tcW w:w="1800" w:type="dxa"/>
+            <w:tcBorders>
+              <w:top w:val="single" w:sz="4" w:space="0" w:color="000000"/>
+              <w:left w:val="single" w:sz="4" w:space="0" w:color="000000"/>
+              <w:bottom w:val="single" w:sz="4" w:space="0" w:color="000000"/>
+              <w:right w:val="single" w:sz="4" w:space="0" w:color="000000"/>
+            </w:tcBorders>
+            <w:tcMar>
+              <w:top w:w="80" w:type="dxa"/>
+              <w:left w:w="120" w:type="dxa"/>
+              <w:bottom w:w="80" w:type="dxa"/>
+              <w:right w:w="120" w:type="dxa"/>
+            </w:tcMar>
+          </w:tcPr>
+          <w:p>
+            <w:pPr>
+              <w:jc w:val="center"/>
+            </w:pPr>
+            <w:r>
+              <w:t>double LE</w:t>
+            </w:r>
+          </w:p>
+        </w:tc>
+        <w:tc>
+          <w:tcPr>
+            <w:tcW w:w="3560" w:type="dxa"/>
+            <w:tcBorders>
+              <w:top w:val="single" w:sz="4" w:space="0" w:color="000000"/>
+              <w:left w:val="single" w:sz="4" w:space="0" w:color="000000"/>
+              <w:bottom w:val="single" w:sz="4" w:space="0" w:color="000000"/>
+              <w:right w:val="single" w:sz="4" w:space="0" w:color="000000"/>
+            </w:tcBorders>
+            <w:tcMar>
+              <w:top w:w="80" w:type="dxa"/>
+              <w:left w:w="120" w:type="dxa"/>
+              <w:bottom w:w="80" w:type="dxa"/>
+              <w:right w:w="120" w:type="dxa"/>
+            </w:tcMar>
+          </w:tcPr>
+          <w:p>
+            <w:r>
+              <w:t>Сырой ADC, только I-канал (Q ≈ 0)</w:t>
+            </w:r>
+          </w:p>
+        </w:tc>
+      </w:tr>
+      <w:tr>
+        <w:tblPrEx>
+          <w:tblCellMar>
+            <w:top w:w="0" w:type="dxa"/>
+            <w:bottom w:w="0" w:type="dxa"/>
+          </w:tblCellMar>
+        </w:tblPrEx>
+        <w:tc>
+          <w:tcPr>
+            <w:tcW w:w="2200" w:type="dxa"/>
+            <w:tcBorders>
+              <w:top w:val="single" w:sz="4" w:space="0" w:color="000000"/>
+              <w:left w:val="single" w:sz="4" w:space="0" w:color="000000"/>
+              <w:bottom w:val="single" w:sz="4" w:space="0" w:color="000000"/>
+              <w:right w:val="single" w:sz="4" w:space="0" w:color="000000"/>
+            </w:tcBorders>
+            <w:tcMar>
+              <w:top w:w="80" w:type="dxa"/>
+              <w:left w:w="120" w:type="dxa"/>
+              <w:bottom w:w="80" w:type="dxa"/>
+              <w:right w:w="120" w:type="dxa"/>
+            </w:tcMar>
+          </w:tcPr>
+          <w:p>
+            <w:r>
+              <w:t>test.dat</w:t>
+            </w:r>
+          </w:p>
+        </w:tc>
+        <w:tc>
+          <w:tcPr>
+            <w:tcW w:w="1800" w:type="dxa"/>
+            <w:tcBorders>
+              <w:top w:val="single" w:sz="4" w:space="0" w:color="000000"/>
+              <w:left w:val="single" w:sz="4" w:space="0" w:color="000000"/>
+              <w:bottom w:val="single" w:sz="4" w:space="0" w:color="000000"/>
+              <w:right w:val="single" w:sz="4" w:space="0" w:color="000000"/>
+            </w:tcBorders>
+            <w:tcMar>
+              <w:top w:w="80" w:type="dxa"/>
+              <w:left w:w="120" w:type="dxa"/>
+              <w:bottom w:w="80" w:type="dxa"/>
+              <w:right w:w="120" w:type="dxa"/>
+            </w:tcMar>
+          </w:tcPr>
+          <w:p>
+            <w:pPr>
+              <w:jc w:val="center"/>
+            </w:pPr>
+            <w:r>
+              <w:t>1 399 172 пар</w:t>
+            </w:r>
+          </w:p>
+        </w:tc>
+        <w:tc>
+          <w:tcPr>
+            <w:tcW w:w="1800" w:type="dxa"/>
+            <w:tcBorders>
+              <w:top w:val="single" w:sz="4" w:space="0" w:color="000000"/>
+              <w:left w:val="single" w:sz="4" w:space="0" w:color="000000"/>
+              <w:bottom w:val="single" w:sz="4" w:space="0" w:color="000000"/>
+              <w:right w:val="single" w:sz="4" w:space="0" w:color="000000"/>
+            </w:tcBorders>
+            <w:tcMar>
+              <w:top w:w="80" w:type="dxa"/>
+              <w:left w:w="120" w:type="dxa"/>
+              <w:bottom w:w="80" w:type="dxa"/>
+              <w:right w:w="120" w:type="dxa"/>
+            </w:tcMar>
+          </w:tcPr>
+          <w:p>
+            <w:pPr>
+              <w:jc w:val="center"/>
+            </w:pPr>
+            <w:r>
+              <w:t>int16 LE Q1.13</w:t>
+            </w:r>
+          </w:p>
+        </w:tc>
+        <w:tc>
+          <w:tcPr>
+            <w:tcW w:w="3560" w:type="dxa"/>
+            <w:tcBorders>
+              <w:top w:val="single" w:sz="4" w:space="0" w:color="000000"/>
+              <w:left w:val="single" w:sz="4" w:space="0" w:color="000000"/>
+              <w:bottom w:val="single" w:sz="4" w:space="0" w:color="000000"/>
+              <w:right w:val="single" w:sz="4" w:space="0" w:color="000000"/>
+            </w:tcBorders>
+            <w:tcMar>
+              <w:top w:w="80" w:type="dxa"/>
+              <w:left w:w="120" w:type="dxa"/>
+              <w:bottom w:w="80" w:type="dxa"/>
+              <w:right w:w="120" w:type="dxa"/>
+            </w:tcMar>
+          </w:tcPr>
+          <w:p>
+            <w:r>
+              <w:t>Сигнал после предобработки и интерполяции до sps ≈ 40, вход в HDL-симуляцию</w:t>
+            </w:r>
+          </w:p>
+        </w:tc>
+      </w:tr>
+      <w:tr>
+        <w:tblPrEx>
+          <w:tblCellMar>
+            <w:top w:w="0" w:type="dxa"/>
+            <w:bottom w:w="0" w:type="dxa"/>
+          </w:tblCellMar>
+        </w:tblPrEx>
+        <w:tc>
+          <w:tcPr>
+            <w:tcW w:w="2200" w:type="dxa"/>
+            <w:tcBorders>
+              <w:top w:val="single" w:sz="4" w:space="0" w:color="000000"/>
+              <w:left w:val="single" w:sz="4" w:space="0" w:color="000000"/>
+              <w:bottom w:val="single" w:sz="4" w:space="0" w:color="000000"/>
+              <w:right w:val="single" w:sz="4" w:space="0" w:color="000000"/>
+            </w:tcBorders>
+            <w:tcMar>
+              <w:top w:w="80" w:type="dxa"/>
+              <w:left w:w="120" w:type="dxa"/>
+              <w:bottom w:w="80" w:type="dxa"/>
+              <w:right w:w="120" w:type="dxa"/>
+            </w:tcMar>
+          </w:tcPr>
+          <w:p>
+            <w:r>
+              <w:t>result.dat</w:t>
+            </w:r>
+          </w:p>
+        </w:tc>
+        <w:tc>
+          <w:tcPr>
+            <w:tcW w:w="1800" w:type="dxa"/>
+            <w:tcBorders>
+              <w:top w:val="single" w:sz="4" w:space="0" w:color="000000"/>
+              <w:left w:val="single" w:sz="4" w:space="0" w:color="000000"/>
+              <w:bottom w:val="single" w:sz="4" w:space="0" w:color="000000"/>
+              <w:right w:val="single" w:sz="4" w:space="0" w:color="000000"/>
+            </w:tcBorders>
+            <w:tcMar>
+              <w:top w:w="80" w:type="dxa"/>
+              <w:left w:w="120" w:type="dxa"/>
+              <w:bottom w:w="80" w:type="dxa"/>
+              <w:right w:w="120" w:type="dxa"/>
+            </w:tcMar>
+          </w:tcPr>
+          <w:p>
+            <w:pPr>
+              <w:jc w:val="center"/>
+            </w:pPr>
+            <w:r>
+              <w:t>25 000 пар</w:t>
+            </w:r>
+          </w:p>
+        </w:tc>
+        <w:tc>
+          <w:tcPr>
+            <w:tcW w:w="1800" w:type="dxa"/>
+            <w:tcBorders>
+              <w:top w:val="single" w:sz="4" w:space="0" w:color="000000"/>
+              <w:left w:val="single" w:sz="4" w:space="0" w:color="000000"/>
+              <w:bottom w:val="single" w:sz="4" w:space="0" w:color="000000"/>
+              <w:right w:val="single" w:sz="4" w:space="0" w:color="000000"/>
+            </w:tcBorders>
+            <w:tcMar>
+              <w:top w:w="80" w:type="dxa"/>
+              <w:left w:w="120" w:type="dxa"/>
+              <w:bottom w:w="80" w:type="dxa"/>
+              <w:right w:w="120" w:type="dxa"/>
+            </w:tcMar>
+          </w:tcPr>
+          <w:p>
+            <w:pPr>
+              <w:jc w:val="center"/>
+            </w:pPr>
+            <w:r>
+              <w:t>int16 LE</w:t>
+            </w:r>
+          </w:p>
+        </w:tc>
+        <w:tc>
+          <w:tcPr>
+            <w:tcW w:w="3560" w:type="dxa"/>
+            <w:tcBorders>
+              <w:top w:val="single" w:sz="4" w:space="0" w:color="000000"/>
+              <w:left w:val="single" w:sz="4" w:space="0" w:color="000000"/>
+              <w:bottom w:val="single" w:sz="4" w:space="0" w:color="000000"/>
+              <w:right w:val="single" w:sz="4" w:space="0" w:color="000000"/>
+            </w:tcBorders>
+            <w:tcMar>
+              <w:top w:w="80" w:type="dxa"/>
+              <w:left w:w="120" w:type="dxa"/>
+              <w:bottom w:w="80" w:type="dxa"/>
+              <w:right w:w="120" w:type="dxa"/>
+            </w:tcMar>
+          </w:tcPr>
+          <w:p>
+            <w:r>
+              <w:t>Выход HDL (короткий прогон)</w:t>
+            </w:r>
+          </w:p>
+        </w:tc>
+      </w:tr>
+      <w:tr>
+        <w:tblPrEx>
+          <w:tblCellMar>
+            <w:top w:w="0" w:type="dxa"/>
+            <w:bottom w:w="0" w:type="dxa"/>
+          </w:tblCellMar>
+        </w:tblPrEx>
+        <w:tc>
+          <w:tcPr>
+            <w:tcW w:w="2200" w:type="dxa"/>
+            <w:tcBorders>
+              <w:top w:val="single" w:sz="4" w:space="0" w:color="000000"/>
+              <w:left w:val="single" w:sz="4" w:space="0" w:color="000000"/>
+              <w:bottom w:val="single" w:sz="4" w:space="0" w:color="000000"/>
+              <w:right w:val="single" w:sz="4" w:space="0" w:color="000000"/>
+            </w:tcBorders>
+            <w:tcMar>
+              <w:top w:w="80" w:type="dxa"/>
+              <w:left w:w="120" w:type="dxa"/>
+              <w:bottom w:w="80" w:type="dxa"/>
+              <w:right w:w="120" w:type="dxa"/>
+            </w:tcMar>
+          </w:tcPr>
+          <w:p>
+            <w:r>
+              <w:t>result_MODELSIM.dat</w:t>
+            </w:r>
+          </w:p>
+        </w:tc>
+        <w:tc>
+          <w:tcPr>
+            <w:tcW w:w="1800" w:type="dxa"/>
+            <w:tcBorders>
+              <w:top w:val="single" w:sz="4" w:space="0" w:color="000000"/>
+              <w:left w:val="single" w:sz="4" w:space="0" w:color="000000"/>
+              <w:bottom w:val="single" w:sz="4" w:space="0" w:color="000000"/>
+              <w:right w:val="single" w:sz="4" w:space="0" w:color="000000"/>
+            </w:tcBorders>
+            <w:tcMar>
+              <w:top w:w="80" w:type="dxa"/>
+              <w:left w:w="120" w:type="dxa"/>
+              <w:bottom w:w="80" w:type="dxa"/>
+              <w:right w:w="120" w:type="dxa"/>
+            </w:tcMar>
+          </w:tcPr>
+          <w:p>
+            <w:pPr>
+              <w:jc w:val="center"/>
+            </w:pPr>
+            <w:r>
+              <w:t>35 000 пар</w:t>
+            </w:r>
+          </w:p>
+        </w:tc>
+        <w:tc>
+          <w:tcPr>
+            <w:tcW w:w="1800" w:type="dxa"/>
+            <w:tcBorders>
+              <w:top w:val="single" w:sz="4" w:space="0" w:color="000000"/>
+              <w:left w:val="single" w:sz="4" w:space="0" w:color="000000"/>
+              <w:bottom w:val="single" w:sz="4" w:space="0" w:color="000000"/>
+              <w:right w:val="single" w:sz="4" w:space="0" w:color="000000"/>
+            </w:tcBorders>
+            <w:tcMar>
+              <w:top w:w="80" w:type="dxa"/>
+              <w:left w:w="120" w:type="dxa"/>
+              <w:bottom w:w="80" w:type="dxa"/>
+              <w:right w:w="120" w:type="dxa"/>
+            </w:tcMar>
+          </w:tcPr>
+          <w:p>
+            <w:pPr>
+              <w:jc w:val="center"/>
+            </w:pPr>
+            <w:r>
+              <w:t>int16 LE</w:t>
+            </w:r>
+          </w:p>
+        </w:tc>
+        <w:tc>
+          <w:tcPr>
+            <w:tcW w:w="3560" w:type="dxa"/>
+            <w:tcBorders>
+              <w:top w:val="single" w:sz="4" w:space="0" w:color="000000"/>
+              <w:left w:val="single" w:sz="4" w:space="0" w:color="000000"/>
+              <w:bottom w:val="single" w:sz="4" w:space="0" w:color="000000"/>
+              <w:right w:val="single" w:sz="4" w:space="0" w:color="000000"/>
+            </w:tcBorders>
+            <w:tcMar>
+              <w:top w:w="80" w:type="dxa"/>
+              <w:left w:w="120" w:type="dxa"/>
+              <w:bottom w:w="80" w:type="dxa"/>
+              <w:right w:w="120" w:type="dxa"/>
+            </w:tcMar>
+          </w:tcPr>
+          <w:p>
+            <w:r>
+              <w:t>Выход HDL (длинный прогон в ModelSim)</w:t>
+            </w:r>
+          </w:p>
+        </w:tc>
+      </w:tr>
+      <w:tr>
+        <w:tblPrEx>
+          <w:tblCellMar>
+            <w:top w:w="0" w:type="dxa"/>
+            <w:bottom w:w="0" w:type="dxa"/>
+          </w:tblCellMar>
+        </w:tblPrEx>
+        <w:tc>
+          <w:tcPr>
+            <w:tcW w:w="2200" w:type="dxa"/>
+            <w:tcBorders>
+              <w:top w:val="single" w:sz="4" w:space="0" w:color="000000"/>
+              <w:left w:val="single" w:sz="4" w:space="0" w:color="000000"/>
+              <w:bottom w:val="single" w:sz="4" w:space="0" w:color="000000"/>
+              <w:right w:val="single" w:sz="4" w:space="0" w:color="000000"/>
+            </w:tcBorders>
+            <w:tcMar>
+              <w:top w:w="80" w:type="dxa"/>
+              <w:left w:w="120" w:type="dxa"/>
+              <w:bottom w:w="80" w:type="dxa"/>
+              <w:right w:w="120" w:type="dxa"/>
+            </w:tcMar>
+          </w:tcPr>
+          <w:p>
+            <w:r>
+              <w:t>result_mod_xil.dat</w:t>
+            </w:r>
+          </w:p>
+        </w:tc>
+        <w:tc>
+          <w:tcPr>
+            <w:tcW w:w="1800" w:type="dxa"/>
+            <w:tcBorders>
+              <w:top w:val="single" w:sz="4" w:space="0" w:color="000000"/>
+              <w:left w:val="single" w:sz="4" w:space="0" w:color="000000"/>
+              <w:bottom w:val="single" w:sz="4" w:space="0" w:color="000000"/>
+              <w:right w:val="single" w:sz="4" w:space="0" w:color="000000"/>
+            </w:tcBorders>
+            <w:tcMar>
+              <w:top w:w="80" w:type="dxa"/>
+              <w:left w:w="120" w:type="dxa"/>
+              <w:bottom w:w="80" w:type="dxa"/>
+              <w:right w:w="120" w:type="dxa"/>
+            </w:tcMar>
+          </w:tcPr>
+          <w:p>
+            <w:pPr>
+              <w:jc w:val="center"/>
+            </w:pPr>
+            <w:r>
+              <w:t>35 000 пар</w:t>
+            </w:r>
+          </w:p>
+        </w:tc>
+        <w:tc>
+          <w:tcPr>
+            <w:tcW w:w="1800" w:type="dxa"/>
+            <w:tcBorders>
+              <w:top w:val="single" w:sz="4" w:space="0" w:color="000000"/>
+              <w:left w:val="single" w:sz="4" w:space="0" w:color="000000"/>
+              <w:bottom w:val="single" w:sz="4" w:space="0" w:color="000000"/>
+              <w:right w:val="single" w:sz="4" w:space="0" w:color="000000"/>
+            </w:tcBorders>
+            <w:tcMar>
+              <w:top w:w="80" w:type="dxa"/>
+              <w:left w:w="120" w:type="dxa"/>
+              <w:bottom w:w="80" w:type="dxa"/>
+              <w:right w:w="120" w:type="dxa"/>
+            </w:tcMar>
+          </w:tcPr>
+          <w:p>
+            <w:pPr>
+              <w:jc w:val="center"/>
+            </w:pPr>
+            <w:r>
+              <w:t>ASCII bits</w:t>
+            </w:r>
+          </w:p>
+        </w:tc>
+        <w:tc>
+          <w:tcPr>
+            <w:tcW w:w="3560" w:type="dxa"/>
+            <w:tcBorders>
+              <w:top w:val="single" w:sz="4" w:space="0" w:color="000000"/>
+              <w:left w:val="single" w:sz="4" w:space="0" w:color="000000"/>
+              <w:bottom w:val="single" w:sz="4" w:space="0" w:color="000000"/>
+              <w:right w:val="single" w:sz="4" w:space="0" w:color="000000"/>
+            </w:tcBorders>
+            <w:tcMar>
+              <w:top w:w="80" w:type="dxa"/>
+              <w:left w:w="120" w:type="dxa"/>
+              <w:bottom w:w="80" w:type="dxa"/>
+              <w:right w:w="120" w:type="dxa"/>
+            </w:tcMar>
+          </w:tcPr>
+          <w:p>
+            <w:r>
+              <w:t>То же содержание в текстовом формате $writememb (Vivado)</w:t>
+            </w:r>
+          </w:p>
+        </w:tc>
+      </w:tr>
+      <w:tr>
+        <w:tblPrEx>
+          <w:tblCellMar>
+            <w:top w:w="0" w:type="dxa"/>
+            <w:bottom w:w="0" w:type="dxa"/>
+          </w:tblCellMar>
+        </w:tblPrEx>
+        <w:tc>
+          <w:tcPr>
+            <w:tcW w:w="2200" w:type="dxa"/>
+            <w:tcBorders>
+              <w:top w:val="single" w:sz="4" w:space="0" w:color="000000"/>
+              <w:left w:val="single" w:sz="4" w:space="0" w:color="000000"/>
+              <w:bottom w:val="single" w:sz="4" w:space="0" w:color="000000"/>
+              <w:right w:val="single" w:sz="4" w:space="0" w:color="000000"/>
+            </w:tcBorders>
+            <w:tcMar>
+              <w:top w:w="80" w:type="dxa"/>
+              <w:left w:w="120" w:type="dxa"/>
+              <w:bottom w:w="80" w:type="dxa"/>
+              <w:right w:w="120" w:type="dxa"/>
+            </w:tcMar>
+          </w:tcPr>
+          <w:p>
+            <w:r>
+              <w:t>res_dem.dat</w:t>
+            </w:r>
+          </w:p>
+        </w:tc>
+        <w:tc>
+          <w:tcPr>
+            <w:tcW w:w="1800" w:type="dxa"/>
+            <w:tcBorders>
+              <w:top w:val="single" w:sz="4" w:space="0" w:color="000000"/>
+              <w:left w:val="single" w:sz="4" w:space="0" w:color="000000"/>
+              <w:bottom w:val="single" w:sz="4" w:space="0" w:color="000000"/>
+              <w:right w:val="single" w:sz="4" w:space="0" w:color="000000"/>
+            </w:tcBorders>
+            <w:tcMar>
+              <w:top w:w="80" w:type="dxa"/>
+              <w:left w:w="120" w:type="dxa"/>
+              <w:bottom w:w="80" w:type="dxa"/>
+              <w:right w:w="120" w:type="dxa"/>
+            </w:tcMar>
+          </w:tcPr>
+          <w:p>
+            <w:pPr>
+              <w:jc w:val="center"/>
+            </w:pPr>
+            <w:r>
+              <w:t>12 499 пар</w:t>
+            </w:r>
+          </w:p>
+        </w:tc>
+        <w:tc>
+          <w:tcPr>
+            <w:tcW w:w="1800" w:type="dxa"/>
+            <w:tcBorders>
+              <w:top w:val="single" w:sz="4" w:space="0" w:color="000000"/>
+              <w:left w:val="single" w:sz="4" w:space="0" w:color="000000"/>
+              <w:bottom w:val="single" w:sz="4" w:space="0" w:color="000000"/>
+              <w:right w:val="single" w:sz="4" w:space="0" w:color="000000"/>
+            </w:tcBorders>
+            <w:tcMar>
+              <w:top w:w="80" w:type="dxa"/>
+              <w:left w:w="120" w:type="dxa"/>
+              <w:bottom w:w="80" w:type="dxa"/>
+              <w:right w:w="120" w:type="dxa"/>
+            </w:tcMar>
+          </w:tcPr>
+          <w:p>
+            <w:pPr>
+              <w:jc w:val="center"/>
+            </w:pPr>
+            <w:r>
+              <w:t>int16 LE</w:t>
+            </w:r>
+          </w:p>
+        </w:tc>
+        <w:tc>
+          <w:tcPr>
+            <w:tcW w:w="3560" w:type="dxa"/>
+            <w:tcBorders>
+              <w:top w:val="single" w:sz="4" w:space="0" w:color="000000"/>
+              <w:left w:val="single" w:sz="4" w:space="0" w:color="000000"/>
+              <w:bottom w:val="single" w:sz="4" w:space="0" w:color="000000"/>
+              <w:right w:val="single" w:sz="4" w:space="0" w:color="000000"/>
+            </w:tcBorders>
+            <w:tcMar>
+              <w:top w:w="80" w:type="dxa"/>
+              <w:left w:w="120" w:type="dxa"/>
+              <w:bottom w:w="80" w:type="dxa"/>
+              <w:right w:w="120" w:type="dxa"/>
+            </w:tcMar>
+          </w:tcPr>
+          <w:p>
+            <w:r>
+              <w:t>Выход демаппера (значения ±8191, 0)</w:t>
+            </w:r>
+          </w:p>
+        </w:tc>
+      </w:tr>
+      <w:tr>
+        <w:tblPrEx>
+          <w:tblCellMar>
+            <w:top w:w="0" w:type="dxa"/>
+            <w:bottom w:w="0" w:type="dxa"/>
+          </w:tblCellMar>
+        </w:tblPrEx>
+        <w:tc>
+          <w:tcPr>
+            <w:tcW w:w="2200" w:type="dxa"/>
+            <w:tcBorders>
+              <w:top w:val="single" w:sz="4" w:space="0" w:color="000000"/>
+              <w:left w:val="single" w:sz="4" w:space="0" w:color="000000"/>
+              <w:bottom w:val="single" w:sz="4" w:space="0" w:color="000000"/>
+              <w:right w:val="single" w:sz="4" w:space="0" w:color="000000"/>
+            </w:tcBorders>
+            <w:tcMar>
+              <w:top w:w="80" w:type="dxa"/>
+              <w:left w:w="120" w:type="dxa"/>
+              <w:bottom w:w="80" w:type="dxa"/>
+              <w:right w:w="120" w:type="dxa"/>
+            </w:tcMar>
+          </w:tcPr>
+          <w:p>
+            <w:r>
+              <w:lastRenderedPageBreak/>
+              <w:t>cordic.dat</w:t>
+            </w:r>
+          </w:p>
+        </w:tc>
+        <w:tc>
+          <w:tcPr>
+            <w:tcW w:w="1800" w:type="dxa"/>
+            <w:tcBorders>
+              <w:top w:val="single" w:sz="4" w:space="0" w:color="000000"/>
+              <w:left w:val="single" w:sz="4" w:space="0" w:color="000000"/>
+              <w:bottom w:val="single" w:sz="4" w:space="0" w:color="000000"/>
+              <w:right w:val="single" w:sz="4" w:space="0" w:color="000000"/>
+            </w:tcBorders>
+            <w:tcMar>
+              <w:top w:w="80" w:type="dxa"/>
+              <w:left w:w="120" w:type="dxa"/>
+              <w:bottom w:w="80" w:type="dxa"/>
+              <w:right w:w="120" w:type="dxa"/>
+            </w:tcMar>
+          </w:tcPr>
+          <w:p>
+            <w:pPr>
+              <w:jc w:val="center"/>
+            </w:pPr>
+            <w:r>
+              <w:t>0 байт</w:t>
+            </w:r>
+          </w:p>
+        </w:tc>
+        <w:tc>
+          <w:tcPr>
+            <w:tcW w:w="1800" w:type="dxa"/>
+            <w:tcBorders>
+              <w:top w:val="single" w:sz="4" w:space="0" w:color="000000"/>
+              <w:left w:val="single" w:sz="4" w:space="0" w:color="000000"/>
+              <w:bottom w:val="single" w:sz="4" w:space="0" w:color="000000"/>
+              <w:right w:val="single" w:sz="4" w:space="0" w:color="000000"/>
+            </w:tcBorders>
+            <w:tcMar>
+              <w:top w:w="80" w:type="dxa"/>
+              <w:left w:w="120" w:type="dxa"/>
+              <w:bottom w:w="80" w:type="dxa"/>
+              <w:right w:w="120" w:type="dxa"/>
+            </w:tcMar>
+          </w:tcPr>
+          <w:p>
+            <w:pPr>
+              <w:jc w:val="center"/>
+            </w:pPr>
+            <w:r>
+              <w:t>—</w:t>
+            </w:r>
+          </w:p>
+        </w:tc>
+        <w:tc>
+          <w:tcPr>
+            <w:tcW w:w="3560" w:type="dxa"/>
+            <w:tcBorders>
+              <w:top w:val="single" w:sz="4" w:space="0" w:color="000000"/>
+              <w:left w:val="single" w:sz="4" w:space="0" w:color="000000"/>
+              <w:bottom w:val="single" w:sz="4" w:space="0" w:color="000000"/>
+              <w:right w:val="single" w:sz="4" w:space="0" w:color="000000"/>
+            </w:tcBorders>
+            <w:tcMar>
+              <w:top w:w="80" w:type="dxa"/>
+              <w:left w:w="120" w:type="dxa"/>
+              <w:bottom w:w="80" w:type="dxa"/>
+              <w:right w:w="120" w:type="dxa"/>
+            </w:tcMar>
+          </w:tcPr>
+          <w:p>
+            <w:r>
+              <w:t>Пустой файл</w:t>
+            </w:r>
+          </w:p>
+        </w:tc>
+      </w:tr>
+    </w:tbl>
+    <w:p>
+      <w:pPr>
+        <w:spacing w:after="120" w:line="360" w:lineRule="auto"/>
+        <w:jc w:val="both"/>
+      </w:pPr>
+      <w:r>
+        <w:t>Из таблицы 4 следует, что реальная цепочка обработки в HDL-сборке научного руководителя имеет следующую структуру: сырые отсчёты ADC (out.dat) → программная предобработка в MATLAB (нормировка, частотный сдвиг, RRC-фильтрация, интерполяция) → подача в HDL-симуляцию (test.dat) → блоки HDL (символьная синхронизация, демодуляция) → выход HDL (result_MODELSIM.dat). Файл result_mod_xil.dat является дубликатом result_MODELSIM.dat в текстовом формате и не содержит дополнительной информации. Файл cordic.dat пуст и предположительно соответствует промежуточному отладочному выходу, не активированному в текущем прогоне HDL.</w:t>
+      </w:r>
+    </w:p>
+    <w:p>
+      <w:pPr>
+        <w:spacing w:before="240" w:after="180" w:line="360" w:lineRule="auto"/>
+      </w:pPr>
+      <w:r>
+        <w:rPr>
+          <w:b/>
+          <w:bCs/>
+        </w:rPr>
+        <w:t>Диагностика сырого сигнала out.dat</w:t>
+      </w:r>
+    </w:p>
+    <w:p>
+      <w:pPr>
+        <w:spacing w:after="120" w:line="360" w:lineRule="auto"/>
+        <w:jc w:val="both"/>
+      </w:pPr>
+      <w:r>
+        <w:t>Первой попыткой валидации был прямой прогон файла out.dat через собственную реализацию gardner_canonical_rice по полной цепочке предобработки, реконструированной из parse_deb_data.m: нормировка к пику, частотный сдвиг exp(−i·2π·n/4) (перенос несущей с Fs/4 в baseband), RRC-фильтрация с rolloff = 0,20, span = 10, sps = 4. Результат прогона показал отсутствие захвата петли: дробная задержка μ совершала пилообразные колебания от 0 до 1, сигнал ошибки TED состоял из редких изолированных выбросов с большими интервалами тишины, MER на выходе составил −1,87 дБ, что соответствует случайному декоду. Диагностика выявила, что сам сигнал out.dat имеет нестандартную структуру и не является обычным baseband-сигналом.</w:t>
+      </w:r>
+    </w:p>
+    <w:p>
+      <w:pPr>
+        <w:spacing w:after="120" w:line="360" w:lineRule="auto"/>
+        <w:jc w:val="both"/>
+      </w:pPr>
+      <w:r>
+        <w:lastRenderedPageBreak/>
+        <w:drawing>
+          <wp:inline distT="0" distB="0" distL="0" distR="0" wp14:anchorId="671A433A" wp14:editId="6F6FA75D">
+            <wp:extent cx="5566410" cy="3338195"/>
+            <wp:effectExtent l="0" t="0" r="0" b="0"/>
+            <wp:docPr id="22" name="Рисунок 22"/>
+            <wp:cNvGraphicFramePr>
+              <a:graphicFrameLocks xmlns:a="http://schemas.openxmlformats.org/drawingml/2006/main" noChangeAspect="1"/>
+            </wp:cNvGraphicFramePr>
+            <a:graphic xmlns:a="http://schemas.openxmlformats.org/drawingml/2006/main">
+              <a:graphicData uri="http://schemas.openxmlformats.org/drawingml/2006/picture">
+                <pic:pic xmlns:pic="http://schemas.openxmlformats.org/drawingml/2006/picture">
+                  <pic:nvPicPr>
+                    <pic:cNvPr id="1" name=""/>
+                    <pic:cNvPicPr/>
+                  </pic:nvPicPr>
+                  <pic:blipFill>
+                    <a:blip r:embed="rId23"/>
+                    <a:stretch>
+                      <a:fillRect/>
+                    </a:stretch>
+                  </pic:blipFill>
+                  <pic:spPr>
+                    <a:xfrm>
+                      <a:off x="0" y="0"/>
+                      <a:ext cx="5566410" cy="3338195"/>
+                    </a:xfrm>
+                    <a:prstGeom prst="rect">
+                      <a:avLst/>
+                    </a:prstGeom>
+                  </pic:spPr>
+                </pic:pic>
+              </a:graphicData>
+            </a:graphic>
+          </wp:inline>
+        </w:drawing>
+      </w:r>
+    </w:p>
+    <w:p>
+      <w:pPr>
+        <w:spacing w:before="180" w:after="180" w:line="360" w:lineRule="auto"/>
+        <w:jc w:val="center"/>
+      </w:pPr>
+      <w:r>
+        <w:t>Рисунок 21 — Диагностика сырого сигнала out.dat: временные ряды, огибающая, спектр и сырое созвездие</w:t>
+      </w:r>
+    </w:p>
+    <w:p>
+      <w:pPr>
+        <w:spacing w:after="120" w:line="360" w:lineRule="auto"/>
+        <w:jc w:val="both"/>
+      </w:pPr>
+      <w:r>
+        <w:t xml:space="preserve">Из рисунка 21 видно несколько диагностических признаков, однозначно характеризующих природу сигнала. Соотношение среднеквадратичных значений компонент составляет std(re)/std(im) = 71,4 — то есть мнимая компонента практически нулевая. Это означает, что out.dat является не полноценным комплексным baseband-сигналом, а действительным сигналом, формально представленным как комплексный с нулевой Q-составляющей. Сырое созвездие (точечный сгусток, вытянутый строго вдоль оси I в диапазоне от −8000 до +12000 при Q ∈ ±500) подтверждает этот вывод. Спектр сырого сигнала имеет гигантский пик в нуле частоты, что характерно для сигнала с большой постоянной составляющей (mean(re) = 1131,7) и медленной огибающей. Огибающая |s| демонстрирует характерную пилообразную структуру с периодом ~1000 отсчётов и четырьмя резкими провалами на интервале 4096 отсчётов — это указывает на TDMA-кадровую структуру или </w:t>
+      </w:r>
+      <w:r>
+        <w:lastRenderedPageBreak/>
+        <w:t>периодическую преамбулу, не воспроизводимую без знания протокола передачи.</w:t>
+      </w:r>
+    </w:p>
+    <w:p>
+      <w:pPr>
+        <w:spacing w:after="120" w:line="360" w:lineRule="auto"/>
+        <w:jc w:val="both"/>
+      </w:pPr>
+      <w:r>
+        <w:t>Полученные данные говорят о том, что out.dat представляет собой не сырой выход baseband-демодулятора, а отладочный дамп с какой-то другой точки приёмного тракта (вероятно — выход первого каскада ADC до квадратурной демодуляции, либо сигнал на промежуточной частоте до квадратурного смесителя). Без точного описания протокола передачи и параметров I/Q-демодуляции восстановить настоящий baseband-сигнал из этого файла однозначно невозможно. Дальнейшее исследование out.dat выходит за рамки задач Главы 2 и не является блокирующим — для целей валидации MATLAB-модели имеется более удобный исходный материал — файл test.dat, представляющий собой комплексный сигнал в полностью пригодной для прогона форме.</w:t>
+      </w:r>
+    </w:p>
+    <w:p>
+      <w:pPr>
+        <w:spacing w:before="240" w:after="180" w:line="360" w:lineRule="auto"/>
+      </w:pPr>
+      <w:r>
+        <w:rPr>
+          <w:b/>
+          <w:bCs/>
+        </w:rPr>
+        <w:t>Прогон test.dat через MATLAB-петлю</w:t>
+      </w:r>
+    </w:p>
+    <w:p>
+      <w:pPr>
+        <w:spacing w:after="120" w:line="360" w:lineRule="auto"/>
+        <w:jc w:val="both"/>
+      </w:pPr>
+      <w:r>
+        <w:t>Файл test.dat содержит 1 399 172 пар комплексных отсчётов в формате Q1.13 int16 LE (тот же формат, что описан в этапе 2.10), и представляет собой сигнал на входе HDL-сборки knk_pkrv_modem.v после полной предобработки в MATLAB. Соотношение std(re)/std(im) = 1,07 — нормальный комплексный baseband-сигнал. Спектральный анализ показал ширину занимаемой полосы около 2,3 % от частоты дискретизации, что соответствует sps ≈ 40 при типичной форме спектра RRC-сигнала. Эти параметры точно совпадают с параметрами round-period реализации gardner_round_period, разработанной на этапе 2.9, что позволяет провести прямой прогон без какой-либо дополнительной обработки.</w:t>
+      </w:r>
+    </w:p>
+    <w:p>
+      <w:pPr>
+        <w:spacing w:after="120" w:line="360" w:lineRule="auto"/>
+        <w:jc w:val="both"/>
+      </w:pPr>
+      <w:r>
+        <w:t xml:space="preserve">Скрипт validate_against_modelsim.m выполняет следующую последовательность действий: чтение test.dat функцией fread с делением </w:t>
+      </w:r>
+      <w:r>
+        <w:lastRenderedPageBreak/>
+        <w:t>на 8191 для возврата в диапазон [−1, +1), прогон через gardner_round_period с параметрами K1 = −2⁻², K2 = −2⁻⁸, quant_bits = 8 (в точности как в HDL-сборке научного руководителя), измерение MER по протоколу этапа 2.10, чтение result_MODELSIM.dat функцией read_modelsim_result, измерение MER HDL-выхода, построение сравнительных созвездий. Время прогона MATLAB-петли на полном сигнале 1,4 миллиона отсчётов составило менее одной секунды, что подтверждает работоспособность собственной реализации не только на коротких тестовых сигналах, но и на реальных длинных потоках.</w:t>
+      </w:r>
+    </w:p>
+    <w:p>
+      <w:pPr>
+        <w:spacing w:after="120" w:line="360" w:lineRule="auto"/>
+        <w:jc w:val="both"/>
+      </w:pPr>
+      <w:r>
+        <w:drawing>
+          <wp:inline distT="0" distB="0" distL="0" distR="0" wp14:anchorId="71009236" wp14:editId="54115EB3">
+            <wp:extent cx="5566410" cy="2677795"/>
+            <wp:effectExtent l="0" t="0" r="0" b="0"/>
+            <wp:docPr id="23" name="Рисунок 23"/>
+            <wp:cNvGraphicFramePr>
+              <a:graphicFrameLocks xmlns:a="http://schemas.openxmlformats.org/drawingml/2006/main" noChangeAspect="1"/>
+            </wp:cNvGraphicFramePr>
+            <a:graphic xmlns:a="http://schemas.openxmlformats.org/drawingml/2006/main">
+              <a:graphicData uri="http://schemas.openxmlformats.org/drawingml/2006/picture">
+                <pic:pic xmlns:pic="http://schemas.openxmlformats.org/drawingml/2006/picture">
+                  <pic:nvPicPr>
+                    <pic:cNvPr id="1" name=""/>
+                    <pic:cNvPicPr/>
+                  </pic:nvPicPr>
+                  <pic:blipFill>
+                    <a:blip r:embed="rId24"/>
+                    <a:stretch>
+                      <a:fillRect/>
+                    </a:stretch>
+                  </pic:blipFill>
+                  <pic:spPr>
+                    <a:xfrm>
+                      <a:off x="0" y="0"/>
+                      <a:ext cx="5566410" cy="2677795"/>
+                    </a:xfrm>
+                    <a:prstGeom prst="rect">
+                      <a:avLst/>
+                    </a:prstGeom>
+                  </pic:spPr>
+                </pic:pic>
+              </a:graphicData>
+            </a:graphic>
+          </wp:inline>
+        </w:drawing>
+      </w:r>
+    </w:p>
+    <w:p>
+      <w:pPr>
+        <w:spacing w:before="180" w:after="180" w:line="360" w:lineRule="auto"/>
+        <w:jc w:val="center"/>
+      </w:pPr>
+      <w:r>
+        <w:t>Рисунок 22 — Сравнительные созвездия на выходе MATLAB-петли (gardner_round_period) и HDL-сборки (knk_pkrv_modem.v) на одном входном сигнале test.dat</w:t>
+      </w:r>
+    </w:p>
+    <w:p>
+      <w:pPr>
+        <w:spacing w:after="120" w:line="360" w:lineRule="auto"/>
+        <w:jc w:val="both"/>
+      </w:pPr>
+      <w:r>
+        <w:t xml:space="preserve">Из рисунка 22 виден главный результат всей Главы 2: оба созвездия структурно идентичны — восемь чётких компактных кластеров на единичной окружности с угловым шагом 45°. Это означает, что сигнал в test.dat представляет собой 8-PSK модуляцию (а не QPSK, использовавшуюся в синтетических тестах этапов 2.5–2.9), причём собственная реализация gardner_round_period обработала эту модуляцию корректно без каких-либо изменений алгоритма. Это подтверждает </w:t>
+      </w:r>
+      <w:r>
+        <w:lastRenderedPageBreak/>
+        <w:t>теоретическое положение, что алгоритм Gardner TED модуляционно-агностичен — он работает на любой PSK-модуляции с произвольным числом точек, поскольку детектор использует только информацию об огибающей сигнала, а не о конкретных символьных решениях.</w:t>
+      </w:r>
+    </w:p>
+    <w:p>
+      <w:pPr>
+        <w:spacing w:after="120" w:line="360" w:lineRule="auto"/>
+        <w:jc w:val="both"/>
+      </w:pPr>
+      <w:r>
+        <w:t>Численная оценка качества демодуляции: MER MATLAB-реализации составил −34,89 дБ (на 27 983 символах после warmup 6 995 символов), MER HDL-реализации — −39,13 дБ (на 28 000 символах после warmup 7 000 символов). Оба значения являются превосходными для 8-PSK: типичные требования к качеству 8-PSK линка с FEC-кодированием составляют MER лучше −20 дБ, для качественной демодуляции без помехоустойчивого кодирования — лучше −25 дБ. Полученные значения превышают эти требования на 10–15 дБ, что говорит о работе обеих реализаций на чистом сигнале с минимальным канальным шумом.</w:t>
+      </w:r>
+    </w:p>
+    <w:p>
+      <w:pPr>
+        <w:spacing w:after="120" w:line="360" w:lineRule="auto"/>
+        <w:jc w:val="both"/>
+      </w:pPr>
+      <w:r>
+        <w:t>Разница MER между MATLAB и HDL реализациями составляет 4,24 дБ в пользу HDL. Эта разница объясняется тремя факторами. Во-первых, у HDL-сборки научного руководителя в составе петли реализован активный AGC-контур (присутствующий в коде parse_deb_data.m, строка 325, как Kagc + Bagc·(1 − |dsa|²)), которого нет в собственной реализации gardner_round_period (AGC был добавлен только в gardner_canonical_rice на этапе 2.9). Во-вторых, HDL может иметь большее число бит в регистре dper (у нас фиксировано 8 бит для совместимости со скриптом советника, в HDL может быть 12–16 бит), что снижает limit cycle от квантования. В-третьих, начальные условия регистров и порядок обработки первых отсчётов могут давать небольшие систематические различия. Несмотря на эту 4-децибельную разницу, обе реализации работают в одной и той же зоне качества (сильно лучше требований), и для практических целей их следует считать функционально эквивалентными.</w:t>
+      </w:r>
+    </w:p>
+    <w:p>
+      <w:pPr>
+        <w:spacing w:before="240" w:after="180" w:line="360" w:lineRule="auto"/>
+      </w:pPr>
+      <w:r>
+        <w:rPr>
+          <w:b/>
+          <w:bCs/>
+        </w:rPr>
+        <w:lastRenderedPageBreak/>
+        <w:t>Выводы по этапу 2.11</w:t>
+      </w:r>
+    </w:p>
+    <w:p>
+      <w:pPr>
+        <w:spacing w:after="120" w:line="360" w:lineRule="auto"/>
+        <w:jc w:val="both"/>
+      </w:pPr>
+      <w:r>
+        <w:t>Проведена финальная валидация собственной реализации петли символьной синхронизации gardner_round_period на реальном сигнале, полученном с аппаратного модема научного руководителя. Реализация корректно обрабатывает сигнал длиной 1,4 миллиона отсчётов и формирует 34 979 выходных символов 8-PSK с MER −34,9 дБ, что соответствует превосходному качеству демодуляции (на 10 дБ ниже требований к качеству демодуляции без помехоустойчивого кодирования). Это первое подтверждение работоспособности собственной реализации на сигнале, не сгенерированном синтетически в MATLAB, а пришедшем с реального оборудования.</w:t>
+      </w:r>
+    </w:p>
+    <w:p>
+      <w:pPr>
+        <w:spacing w:after="120" w:line="360" w:lineRule="auto"/>
+        <w:jc w:val="both"/>
+      </w:pPr>
+      <w:r>
+        <w:t>Прямое сравнение с HDL-реализацией научного руководителя на одном и том же входном сигнале test.dat показало структурную идентичность выходных созвездий и количественную сопоставимость показателей MER (разница 4,24 дБ при абсолютных значениях −34,89 и −39,13 дБ). Это означает функциональную эквивалентность двух реализаций: при имеющихся условиях обе формируют качественное 8-PSK созвездие с пренебрежимо малым уровнем фазовой ошибки. Незначительное преимущество HDL-реализации связано с конкретными деталями реализации (наличие AGC, большая разрядность регистров) и не является принципиальным недостатком MATLAB-модели.</w:t>
+      </w:r>
+    </w:p>
+    <w:p>
+      <w:pPr>
+        <w:spacing w:after="120" w:line="360" w:lineRule="auto"/>
+        <w:jc w:val="both"/>
+      </w:pPr>
+      <w:r>
+        <w:t>Главный практический результат этапа состоит в том, что MATLAB-реализация петли символьной синхронизации из Главы 2 готова служить эталонной floating-point моделью для bit-accurate верификации собственной HDL-реализации в Главе 3. Все необходимые компоненты для такой верификации разработаны и оттестированы на реальных данных: алгоритмическое ядро (gardner_canonical_rice и gardner_round_period для двух архитектур), функции обмена с HDL-</w:t>
+      </w:r>
+      <w:r>
+        <w:lastRenderedPageBreak/>
+        <w:t>симулятором (export_for_modelsim, read_modelsim_result), методика измерения MER, тестовый сигнал с известным эталонным результатом (test.dat и result_MODELSIM.dat). При разработке собственной HDL-реализации в Главе 3 целевой критерий качества будет следующий: MER собственной HDL-реализации на сигнале test.dat должен быть в пределах ±2 дБ от MATLAB-эталона −34,9 дБ, что обеспечит сопоставимое качество с эталонным HDL и заведомо удовлетворит требованиям к 8-PSK модему без помехоустойчивого кодирования.</w:t>
+      </w:r>
+    </w:p>
+    <w:p>
+      <w:pPr>
+        <w:spacing w:before="240" w:after="180" w:line="360" w:lineRule="auto"/>
+      </w:pPr>
+      <w:r>
+        <w:rPr>
+          <w:b/>
+          <w:bCs/>
+        </w:rPr>
+        <w:t>Общие выводы по части 4 (этапы 2.9–2.11)</w:t>
+      </w:r>
+    </w:p>
+    <w:p>
+      <w:pPr>
+        <w:spacing w:after="120" w:line="360" w:lineRule="auto"/>
+        <w:jc w:val="both"/>
+      </w:pPr>
+      <w:r>
+        <w:t>В части 4 дневника завершены последние три этапа Главы 2: сравнительный анализ архитектур петли символьной синхронизации (этап 2.9), подготовка инфраструктуры для bit-accurate верификации (этап 2.10), валидация на реальных данных с аппаратного модема (этап 2.11). На текущем этапе работы Глава 2 практической части ВКР полностью завершена.</w:t>
+      </w:r>
+    </w:p>
+    <w:p>
+      <w:pPr>
+        <w:spacing w:after="120" w:line="360" w:lineRule="auto"/>
+        <w:jc w:val="both"/>
+      </w:pPr>
+      <w:r>
+        <w:t>Главный практический результат части 4 — наличие двух собственных floating-point реализаций петли Gardner (gardner_canonical_rice и gardner_round_period), валидированных по трём независимым критериям: совпадение с эталонным comm.SymbolSynchronizer на синтетических QPSK-сигналах, попадание на теоретическую кривую BER в AWGN, эквивалентность HDL-реализации научного руководителя на реальном 8-PSK сигнале. Это создаёт прочную основу для перехода к Главе 3, в которой будет разработана собственная HDL-реализация на платформе Zynq-7000 + AD9361 с использованием инструментария HDL Coder.</w:t>
+      </w:r>
+    </w:p>
+    <w:p>
+      <w:pPr>
+        <w:spacing w:after="120" w:line="360" w:lineRule="auto"/>
+        <w:jc w:val="both"/>
+      </w:pPr>
+      <w:r>
+        <w:t xml:space="preserve">Сделанный в Главе 1 (раздел 1.5) выбор архитектуры петли — каноническая Rice-схема с интерполятором Фарроу — подтверждён </w:t>
+      </w:r>
+      <w:r>
+        <w:lastRenderedPageBreak/>
+        <w:t>результатами этапа 2.9 как универсальное решение, работающее при любом sps ≥ 2 и обеспечивающее качество демодуляции, близкое к теоретическому пределу. Альтернативная round-period схема рассмотрена как частный случай для высокой передискретизации (sps ≥ 16…40), при которой её аппаратная стоимость существенно ниже, но требуется дополнительная цепочка интерполяционных ФНЧ перед петлёй. Для целевой архитектуры приёмного тракта на Zynq-7000 + AD9361, в которой выходной поток DDC-цепочки имеет sps_rx = 2, реализуется именно Rice+Farrow вариант. Соответствующее уточнение формулировки будет внесено в раздел 1.5 Главы 1 при подготовке окончательного текста ВКР.</w:t>
+      </w:r>
+    </w:p>
+    <w:p>
+      <w:pPr>
+        <w:spacing w:after="120" w:line="360" w:lineRule="exact"/>
+        <w:ind w:firstLine="720"/>
+        <w:jc w:val="both"/>
+      </w:pPr>
+    </w:p>
     <w:sectPr>
-      <w:type w:val="nextPage"/>
       <w:pgSz w:w="11906" w:h="16838"/>
-      <w:pgMar w:left="1700" w:right="1440" w:gutter="0" w:header="0" w:top="1440" w:footer="0" w:bottom="1440"/>
-      <w:pgNumType w:fmt="decimal"/>
-      <w:formProt w:val="false"/>
-      <w:textDirection w:val="lrTb"/>
-      <w:docGrid w:type="default" w:linePitch="360" w:charSpace="4294959103"/>
+      <w:pgMar w:top="1440" w:right="1440" w:bottom="1440" w:left="1700" w:header="0" w:footer="0" w:gutter="0"/>
+      <w:cols w:space="720"/>
+      <w:formProt w:val="0"/>
+      <w:docGrid w:linePitch="360" w:charSpace="-8193"/>
     </w:sectPr>
   </w:body>
 </w:document>
 </file>
 
 <file path=word/styles.xml><?xml version="1.0" encoding="utf-8"?>
-<w:styles xmlns:w="http://schemas.openxmlformats.org/wordprocessingml/2006/main" xmlns:w14="http://schemas.microsoft.com/office/word/2010/wordml" xmlns:mc="http://schemas.openxmlformats.org/markup-compatibility/2006" mc:Ignorable="w14">
+<w:styles xmlns:mc="http://schemas.openxmlformats.org/markup-compatibility/2006" xmlns:r="http://schemas.openxmlformats.org/officeDocument/2006/relationships" xmlns:w="http://schemas.openxmlformats.org/wordprocessingml/2006/main" xmlns:w14="http://schemas.microsoft.com/office/word/2010/wordml" xmlns:w15="http://schemas.microsoft.com/office/word/2012/wordml" xmlns:w16cex="http://schemas.microsoft.com/office/word/2018/wordml/cex" xmlns:w16cid="http://schemas.microsoft.com/office/word/2016/wordml/cid" xmlns:w16="http://schemas.microsoft.com/office/word/2018/wordml" xmlns:w16sdtdh="http://schemas.microsoft.com/office/word/2020/wordml/sdtdatahash" xmlns:w16se="http://schemas.microsoft.com/office/word/2015/wordml/symex" mc:Ignorable="w14 w15 w16se w16cid w16 w16cex w16sdtdh">
   <w:docDefaults>
     <w:rPrDefault>
       <w:rPr>
-        <w:rFonts w:ascii="Times New Roman" w:hAnsi="Times New Roman" w:eastAsia="Times New Roman" w:cs="Times New Roman"/>
+        <w:rFonts w:ascii="Times New Roman" w:eastAsia="Times New Roman" w:hAnsi="Times New Roman" w:cs="Times New Roman"/>
         <w:sz w:val="28"/>
         <w:szCs w:val="28"/>
         <w:lang w:val="ru-RU" w:eastAsia="ru-RU" w:bidi="ar-SA"/>
@@ -4455,21 +6125,21 @@
     </w:rPrDefault>
     <w:pPrDefault>
       <w:pPr>
-        <w:suppressAutoHyphens w:val="true"/>
+        <w:suppressAutoHyphens/>
       </w:pPr>
     </w:pPrDefault>
   </w:docDefaults>
   <w:latentStyles w:defLockedState="0" w:defUIPriority="99" w:defSemiHidden="0" w:defUnhideWhenUsed="0" w:defQFormat="0" w:count="376">
     <w:lsdException w:name="Normal" w:uiPriority="0" w:qFormat="1"/>
     <w:lsdException w:name="heading 1" w:uiPriority="9" w:qFormat="1"/>
-    <w:lsdException w:name="heading 2" w:uiPriority="9" w:semiHidden="1" w:unhideWhenUsed="1" w:qFormat="1"/>
-    <w:lsdException w:name="heading 3" w:uiPriority="9" w:semiHidden="1" w:unhideWhenUsed="1" w:qFormat="1"/>
-    <w:lsdException w:name="heading 4" w:uiPriority="9" w:semiHidden="1" w:unhideWhenUsed="1" w:qFormat="1"/>
-    <w:lsdException w:name="heading 5" w:uiPriority="9" w:semiHidden="1" w:unhideWhenUsed="1" w:qFormat="1"/>
-    <w:lsdException w:name="heading 6" w:uiPriority="9" w:semiHidden="1" w:unhideWhenUsed="1" w:qFormat="1"/>
-    <w:lsdException w:name="heading 7" w:uiPriority="9" w:semiHidden="1" w:unhideWhenUsed="1" w:qFormat="1"/>
-    <w:lsdException w:name="heading 8" w:uiPriority="9" w:semiHidden="1" w:unhideWhenUsed="1" w:qFormat="1"/>
-    <w:lsdException w:name="heading 9" w:uiPriority="9" w:semiHidden="1" w:unhideWhenUsed="1" w:qFormat="1"/>
+    <w:lsdException w:name="heading 2" w:semiHidden="1" w:uiPriority="9" w:unhideWhenUsed="1" w:qFormat="1"/>
+    <w:lsdException w:name="heading 3" w:semiHidden="1" w:uiPriority="9" w:unhideWhenUsed="1" w:qFormat="1"/>
+    <w:lsdException w:name="heading 4" w:semiHidden="1" w:uiPriority="9" w:unhideWhenUsed="1" w:qFormat="1"/>
+    <w:lsdException w:name="heading 5" w:semiHidden="1" w:uiPriority="9" w:unhideWhenUsed="1" w:qFormat="1"/>
+    <w:lsdException w:name="heading 6" w:semiHidden="1" w:uiPriority="9" w:unhideWhenUsed="1" w:qFormat="1"/>
+    <w:lsdException w:name="heading 7" w:semiHidden="1" w:uiPriority="9" w:unhideWhenUsed="1" w:qFormat="1"/>
+    <w:lsdException w:name="heading 8" w:semiHidden="1" w:uiPriority="9" w:unhideWhenUsed="1" w:qFormat="1"/>
+    <w:lsdException w:name="heading 9" w:semiHidden="1" w:uiPriority="9" w:unhideWhenUsed="1" w:qFormat="1"/>
     <w:lsdException w:name="index 1" w:semiHidden="1" w:unhideWhenUsed="1"/>
     <w:lsdException w:name="index 2" w:semiHidden="1" w:unhideWhenUsed="1"/>
     <w:lsdException w:name="index 3" w:semiHidden="1" w:unhideWhenUsed="1"/>
@@ -4479,22 +6149,22 @@
     <w:lsdException w:name="index 7" w:semiHidden="1" w:unhideWhenUsed="1"/>
     <w:lsdException w:name="index 8" w:semiHidden="1" w:unhideWhenUsed="1"/>
     <w:lsdException w:name="index 9" w:semiHidden="1" w:unhideWhenUsed="1"/>
-    <w:lsdException w:name="toc 1" w:uiPriority="39" w:semiHidden="1" w:unhideWhenUsed="1"/>
-    <w:lsdException w:name="toc 2" w:uiPriority="39" w:semiHidden="1" w:unhideWhenUsed="1"/>
-    <w:lsdException w:name="toc 3" w:uiPriority="39" w:semiHidden="1" w:unhideWhenUsed="1"/>
-    <w:lsdException w:name="toc 4" w:uiPriority="39" w:semiHidden="1" w:unhideWhenUsed="1"/>
-    <w:lsdException w:name="toc 5" w:uiPriority="39" w:semiHidden="1" w:unhideWhenUsed="1"/>
-    <w:lsdException w:name="toc 6" w:uiPriority="39" w:semiHidden="1" w:unhideWhenUsed="1"/>
-    <w:lsdException w:name="toc 7" w:uiPriority="39" w:semiHidden="1" w:unhideWhenUsed="1"/>
-    <w:lsdException w:name="toc 8" w:uiPriority="39" w:semiHidden="1" w:unhideWhenUsed="1"/>
-    <w:lsdException w:name="toc 9" w:uiPriority="39" w:semiHidden="1" w:unhideWhenUsed="1"/>
+    <w:lsdException w:name="toc 1" w:semiHidden="1" w:uiPriority="39" w:unhideWhenUsed="1"/>
+    <w:lsdException w:name="toc 2" w:semiHidden="1" w:uiPriority="39" w:unhideWhenUsed="1"/>
+    <w:lsdException w:name="toc 3" w:semiHidden="1" w:uiPriority="39" w:unhideWhenUsed="1"/>
+    <w:lsdException w:name="toc 4" w:semiHidden="1" w:uiPriority="39" w:unhideWhenUsed="1"/>
+    <w:lsdException w:name="toc 5" w:semiHidden="1" w:uiPriority="39" w:unhideWhenUsed="1"/>
+    <w:lsdException w:name="toc 6" w:semiHidden="1" w:uiPriority="39" w:unhideWhenUsed="1"/>
+    <w:lsdException w:name="toc 7" w:semiHidden="1" w:uiPriority="39" w:unhideWhenUsed="1"/>
+    <w:lsdException w:name="toc 8" w:semiHidden="1" w:uiPriority="39" w:unhideWhenUsed="1"/>
+    <w:lsdException w:name="toc 9" w:semiHidden="1" w:uiPriority="39" w:unhideWhenUsed="1"/>
     <w:lsdException w:name="Normal Indent" w:semiHidden="1" w:unhideWhenUsed="1"/>
     <w:lsdException w:name="footnote text" w:semiHidden="1" w:unhideWhenUsed="1"/>
     <w:lsdException w:name="annotation text" w:semiHidden="1" w:unhideWhenUsed="1"/>
     <w:lsdException w:name="header" w:semiHidden="1" w:unhideWhenUsed="1"/>
     <w:lsdException w:name="footer" w:semiHidden="1" w:unhideWhenUsed="1"/>
     <w:lsdException w:name="index heading" w:semiHidden="1" w:unhideWhenUsed="1"/>
-    <w:lsdException w:name="caption" w:uiPriority="35" w:semiHidden="1" w:unhideWhenUsed="1" w:qFormat="1"/>
+    <w:lsdException w:name="caption" w:semiHidden="1" w:uiPriority="35" w:unhideWhenUsed="1" w:qFormat="1"/>
     <w:lsdException w:name="table of figures" w:semiHidden="1" w:unhideWhenUsed="1"/>
     <w:lsdException w:name="envelope address" w:semiHidden="1" w:unhideWhenUsed="1"/>
     <w:lsdException w:name="envelope return" w:semiHidden="1" w:unhideWhenUsed="1"/>
@@ -4525,7 +6195,7 @@
     <w:lsdException w:name="Title" w:uiPriority="10" w:qFormat="1"/>
     <w:lsdException w:name="Closing" w:semiHidden="1" w:unhideWhenUsed="1"/>
     <w:lsdException w:name="Signature" w:semiHidden="1" w:unhideWhenUsed="1"/>
-    <w:lsdException w:name="Default Paragraph Font" w:uiPriority="1" w:semiHidden="1" w:unhideWhenUsed="1"/>
+    <w:lsdException w:name="Default Paragraph Font" w:semiHidden="1" w:uiPriority="1" w:unhideWhenUsed="1"/>
     <w:lsdException w:name="Body Text" w:semiHidden="1" w:unhideWhenUsed="1"/>
     <w:lsdException w:name="Body Text Indent" w:semiHidden="1" w:unhideWhenUsed="1"/>
     <w:lsdException w:name="List Continue" w:semiHidden="1" w:unhideWhenUsed="1"/>
@@ -4725,8 +6395,8 @@
     <w:lsdException w:name="Subtle Reference" w:uiPriority="31" w:qFormat="1"/>
     <w:lsdException w:name="Intense Reference" w:uiPriority="32" w:qFormat="1"/>
     <w:lsdException w:name="Book Title" w:uiPriority="33" w:qFormat="1"/>
-    <w:lsdException w:name="Bibliography" w:uiPriority="37" w:semiHidden="1" w:unhideWhenUsed="1"/>
-    <w:lsdException w:name="TOC Heading" w:uiPriority="39" w:semiHidden="1" w:unhideWhenUsed="1" w:qFormat="1"/>
+    <w:lsdException w:name="Bibliography" w:semiHidden="1" w:uiPriority="37" w:unhideWhenUsed="1"/>
+    <w:lsdException w:name="TOC Heading" w:semiHidden="1" w:uiPriority="39" w:unhideWhenUsed="1" w:qFormat="1"/>
     <w:lsdException w:name="Plain Table 1" w:uiPriority="41"/>
     <w:lsdException w:name="Plain Table 2" w:uiPriority="42"/>
     <w:lsdException w:name="Plain Table 3" w:uiPriority="43"/>
@@ -4837,165 +6507,122 @@
     <w:lsdException w:name="Unresolved Mention" w:semiHidden="1" w:unhideWhenUsed="1"/>
     <w:lsdException w:name="Smart Link" w:semiHidden="1" w:unhideWhenUsed="1"/>
   </w:latentStyles>
-  <w:style w:type="paragraph" w:styleId="Normal" w:default="1">
+  <w:style w:type="paragraph" w:default="1" w:styleId="a">
     <w:name w:val="Normal"/>
     <w:qFormat/>
-    <w:pPr>
-      <w:widowControl/>
-      <w:bidi w:val="0"/>
-      <w:spacing w:before="0" w:after="0"/>
-      <w:jc w:val="left"/>
-    </w:pPr>
-    <w:rPr>
-      <w:rFonts w:ascii="Times New Roman" w:hAnsi="Times New Roman" w:eastAsia="Times New Roman" w:cs="Times New Roman"/>
-      <w:color w:val="auto"/>
-      <w:kern w:val="0"/>
-      <w:sz w:val="28"/>
-      <w:szCs w:val="28"/>
-      <w:lang w:val="ru-RU" w:eastAsia="ru-RU" w:bidi="ar-SA"/>
-    </w:rPr>
   </w:style>
-  <w:style w:type="paragraph" w:styleId="Heading1">
-    <w:name w:val="Heading 1"/>
+  <w:style w:type="paragraph" w:styleId="1">
+    <w:name w:val="heading 1"/>
     <w:uiPriority w:val="9"/>
     <w:qFormat/>
     <w:pPr>
-      <w:widowControl/>
-      <w:bidi w:val="0"/>
-      <w:spacing w:before="0" w:after="0"/>
-      <w:jc w:val="left"/>
       <w:outlineLvl w:val="0"/>
     </w:pPr>
     <w:rPr>
-      <w:rFonts w:ascii="Times New Roman" w:hAnsi="Times New Roman" w:eastAsia="Times New Roman" w:cs="Times New Roman"/>
       <w:color w:val="2E74B5"/>
-      <w:kern w:val="0"/>
       <w:sz w:val="32"/>
       <w:szCs w:val="32"/>
-      <w:lang w:val="ru-RU" w:eastAsia="ru-RU" w:bidi="ar-SA"/>
     </w:rPr>
   </w:style>
-  <w:style w:type="paragraph" w:styleId="Heading2">
-    <w:name w:val="Heading 2"/>
+  <w:style w:type="paragraph" w:styleId="2">
+    <w:name w:val="heading 2"/>
     <w:uiPriority w:val="9"/>
     <w:semiHidden/>
     <w:unhideWhenUsed/>
     <w:qFormat/>
     <w:pPr>
-      <w:widowControl/>
-      <w:bidi w:val="0"/>
-      <w:spacing w:before="0" w:after="0"/>
-      <w:jc w:val="left"/>
       <w:outlineLvl w:val="1"/>
     </w:pPr>
     <w:rPr>
-      <w:rFonts w:ascii="Times New Roman" w:hAnsi="Times New Roman" w:eastAsia="Times New Roman" w:cs="Times New Roman"/>
       <w:color w:val="2E74B5"/>
-      <w:kern w:val="0"/>
       <w:sz w:val="26"/>
       <w:szCs w:val="26"/>
-      <w:lang w:val="ru-RU" w:eastAsia="ru-RU" w:bidi="ar-SA"/>
     </w:rPr>
   </w:style>
-  <w:style w:type="paragraph" w:styleId="Heading3">
-    <w:name w:val="Heading 3"/>
+  <w:style w:type="paragraph" w:styleId="3">
+    <w:name w:val="heading 3"/>
     <w:uiPriority w:val="9"/>
     <w:semiHidden/>
     <w:unhideWhenUsed/>
     <w:qFormat/>
     <w:pPr>
-      <w:widowControl/>
-      <w:bidi w:val="0"/>
-      <w:spacing w:before="0" w:after="0"/>
-      <w:jc w:val="left"/>
       <w:outlineLvl w:val="2"/>
     </w:pPr>
     <w:rPr>
-      <w:rFonts w:ascii="Times New Roman" w:hAnsi="Times New Roman" w:eastAsia="Times New Roman" w:cs="Times New Roman"/>
       <w:color w:val="1F4D78"/>
-      <w:kern w:val="0"/>
       <w:sz w:val="24"/>
       <w:szCs w:val="24"/>
-      <w:lang w:val="ru-RU" w:eastAsia="ru-RU" w:bidi="ar-SA"/>
     </w:rPr>
   </w:style>
-  <w:style w:type="paragraph" w:styleId="Heading4">
-    <w:name w:val="Heading 4"/>
+  <w:style w:type="paragraph" w:styleId="4">
+    <w:name w:val="heading 4"/>
     <w:uiPriority w:val="9"/>
     <w:semiHidden/>
     <w:unhideWhenUsed/>
     <w:qFormat/>
     <w:pPr>
-      <w:widowControl/>
-      <w:bidi w:val="0"/>
-      <w:spacing w:before="0" w:after="0"/>
-      <w:jc w:val="left"/>
       <w:outlineLvl w:val="3"/>
     </w:pPr>
     <w:rPr>
-      <w:rFonts w:ascii="Times New Roman" w:hAnsi="Times New Roman" w:eastAsia="Times New Roman" w:cs="Times New Roman"/>
       <w:i/>
       <w:iCs/>
       <w:color w:val="2E74B5"/>
-      <w:kern w:val="0"/>
-      <w:sz w:val="28"/>
-      <w:szCs w:val="28"/>
-      <w:lang w:val="ru-RU" w:eastAsia="ru-RU" w:bidi="ar-SA"/>
     </w:rPr>
   </w:style>
-  <w:style w:type="paragraph" w:styleId="Heading5">
-    <w:name w:val="Heading 5"/>
+  <w:style w:type="paragraph" w:styleId="5">
+    <w:name w:val="heading 5"/>
     <w:uiPriority w:val="9"/>
     <w:semiHidden/>
     <w:unhideWhenUsed/>
     <w:qFormat/>
     <w:pPr>
-      <w:widowControl/>
-      <w:bidi w:val="0"/>
-      <w:spacing w:before="0" w:after="0"/>
-      <w:jc w:val="left"/>
       <w:outlineLvl w:val="4"/>
     </w:pPr>
     <w:rPr>
-      <w:rFonts w:ascii="Times New Roman" w:hAnsi="Times New Roman" w:eastAsia="Times New Roman" w:cs="Times New Roman"/>
       <w:color w:val="2E74B5"/>
-      <w:kern w:val="0"/>
-      <w:sz w:val="28"/>
-      <w:szCs w:val="28"/>
-      <w:lang w:val="ru-RU" w:eastAsia="ru-RU" w:bidi="ar-SA"/>
     </w:rPr>
   </w:style>
-  <w:style w:type="paragraph" w:styleId="Heading6">
-    <w:name w:val="Heading 6"/>
+  <w:style w:type="paragraph" w:styleId="6">
+    <w:name w:val="heading 6"/>
     <w:uiPriority w:val="9"/>
     <w:semiHidden/>
     <w:unhideWhenUsed/>
     <w:qFormat/>
     <w:pPr>
-      <w:widowControl/>
-      <w:bidi w:val="0"/>
-      <w:spacing w:before="0" w:after="0"/>
-      <w:jc w:val="left"/>
       <w:outlineLvl w:val="5"/>
     </w:pPr>
     <w:rPr>
-      <w:rFonts w:ascii="Times New Roman" w:hAnsi="Times New Roman" w:eastAsia="Times New Roman" w:cs="Times New Roman"/>
       <w:color w:val="1F4D78"/>
-      <w:kern w:val="0"/>
-      <w:sz w:val="28"/>
-      <w:szCs w:val="28"/>
-      <w:lang w:val="ru-RU" w:eastAsia="ru-RU" w:bidi="ar-SA"/>
     </w:rPr>
   </w:style>
-  <w:style w:type="character" w:styleId="DefaultParagraphFont" w:default="1">
+  <w:style w:type="character" w:default="1" w:styleId="a0">
     <w:name w:val="Default Paragraph Font"/>
     <w:uiPriority w:val="1"/>
     <w:semiHidden/>
     <w:unhideWhenUsed/>
-    <w:qFormat/>
-    <w:rPr/>
   </w:style>
-  <w:style w:type="character" w:styleId="Hyperlink">
+  <w:style w:type="table" w:default="1" w:styleId="a1">
+    <w:name w:val="Normal Table"/>
+    <w:uiPriority w:val="99"/>
+    <w:semiHidden/>
+    <w:unhideWhenUsed/>
+    <w:tblPr>
+      <w:tblInd w:w="0" w:type="dxa"/>
+      <w:tblCellMar>
+        <w:top w:w="0" w:type="dxa"/>
+        <w:left w:w="108" w:type="dxa"/>
+        <w:bottom w:w="0" w:type="dxa"/>
+        <w:right w:w="108" w:type="dxa"/>
+      </w:tblCellMar>
+    </w:tblPr>
+  </w:style>
+  <w:style w:type="numbering" w:default="1" w:styleId="a2">
+    <w:name w:val="No List"/>
+    <w:uiPriority w:val="99"/>
+    <w:semiHidden/>
+    <w:unhideWhenUsed/>
+  </w:style>
+  <w:style w:type="character" w:styleId="a3">
     <w:name w:val="Hyperlink"/>
     <w:uiPriority w:val="99"/>
     <w:unhideWhenUsed/>
@@ -5004,7 +6631,7 @@
       <w:u w:val="single"/>
     </w:rPr>
   </w:style>
-  <w:style w:type="character" w:styleId="FootnoteCharacters">
+  <w:style w:type="character" w:customStyle="1" w:styleId="FootnoteCharacters">
     <w:name w:val="Footnote Characters"/>
     <w:uiPriority w:val="99"/>
     <w:semiHidden/>
@@ -5014,15 +6641,15 @@
       <w:vertAlign w:val="superscript"/>
     </w:rPr>
   </w:style>
-  <w:style w:type="character" w:styleId="FootnoteReference">
-    <w:name w:val="Footnote Reference"/>
+  <w:style w:type="character" w:styleId="a4">
+    <w:name w:val="footnote reference"/>
     <w:rPr>
       <w:vertAlign w:val="superscript"/>
     </w:rPr>
   </w:style>
-  <w:style w:type="character" w:styleId="Style8" w:customStyle="1">
+  <w:style w:type="character" w:customStyle="1" w:styleId="a5">
     <w:name w:val="Текст сноски Знак"/>
-    <w:link w:val="FootnoteText"/>
+    <w:link w:val="a6"/>
     <w:uiPriority w:val="99"/>
     <w:semiHidden/>
     <w:unhideWhenUsed/>
@@ -5032,7 +6659,7 @@
       <w:szCs w:val="20"/>
     </w:rPr>
   </w:style>
-  <w:style w:type="character" w:styleId="EndnoteCharacters">
+  <w:style w:type="character" w:customStyle="1" w:styleId="EndnoteCharacters">
     <w:name w:val="Endnote Characters"/>
     <w:uiPriority w:val="99"/>
     <w:semiHidden/>
@@ -5042,15 +6669,15 @@
       <w:vertAlign w:val="superscript"/>
     </w:rPr>
   </w:style>
-  <w:style w:type="character" w:styleId="EndnoteReference">
-    <w:name w:val="Endnote Reference"/>
+  <w:style w:type="character" w:styleId="a7">
+    <w:name w:val="endnote reference"/>
     <w:rPr>
       <w:vertAlign w:val="superscript"/>
     </w:rPr>
   </w:style>
-  <w:style w:type="character" w:styleId="Style9" w:customStyle="1">
+  <w:style w:type="character" w:customStyle="1" w:styleId="a8">
     <w:name w:val="Текст концевой сноски Знак"/>
-    <w:link w:val="EndnoteText"/>
+    <w:link w:val="a9"/>
     <w:uiPriority w:val="99"/>
     <w:semiHidden/>
     <w:unhideWhenUsed/>
@@ -5060,40 +6687,36 @@
       <w:szCs w:val="20"/>
     </w:rPr>
   </w:style>
-  <w:style w:type="paragraph" w:styleId="Heading">
+  <w:style w:type="paragraph" w:customStyle="1" w:styleId="Heading">
     <w:name w:val="Heading"/>
-    <w:basedOn w:val="Normal"/>
-    <w:next w:val="BodyText"/>
+    <w:basedOn w:val="a"/>
+    <w:next w:val="aa"/>
     <w:qFormat/>
     <w:pPr>
-      <w:keepNext w:val="true"/>
+      <w:keepNext/>
       <w:spacing w:before="240" w:after="120"/>
     </w:pPr>
     <w:rPr>
-      <w:rFonts w:ascii="Liberation Sans" w:hAnsi="Liberation Sans" w:eastAsia="Noto Sans CJK SC" w:cs="Noto Sans Devanagari"/>
-      <w:sz w:val="28"/>
-      <w:szCs w:val="28"/>
+      <w:rFonts w:ascii="Liberation Sans" w:eastAsia="Noto Sans CJK SC" w:hAnsi="Liberation Sans" w:cs="Noto Sans Devanagari"/>
     </w:rPr>
   </w:style>
-  <w:style w:type="paragraph" w:styleId="BodyText">
+  <w:style w:type="paragraph" w:styleId="aa">
     <w:name w:val="Body Text"/>
-    <w:basedOn w:val="Normal"/>
+    <w:basedOn w:val="a"/>
     <w:pPr>
-      <w:spacing w:lineRule="auto" w:line="276" w:before="0" w:after="140"/>
+      <w:spacing w:after="140" w:line="276" w:lineRule="auto"/>
     </w:pPr>
-    <w:rPr/>
   </w:style>
-  <w:style w:type="paragraph" w:styleId="List">
+  <w:style w:type="paragraph" w:styleId="ab">
     <w:name w:val="List"/>
-    <w:basedOn w:val="BodyText"/>
-    <w:pPr/>
+    <w:basedOn w:val="aa"/>
     <w:rPr>
       <w:rFonts w:cs="Noto Sans Devanagari"/>
     </w:rPr>
   </w:style>
-  <w:style w:type="paragraph" w:styleId="Caption">
-    <w:name w:val="Caption"/>
-    <w:basedOn w:val="Normal"/>
+  <w:style w:type="paragraph" w:styleId="ac">
+    <w:name w:val="caption"/>
+    <w:basedOn w:val="a"/>
     <w:qFormat/>
     <w:pPr>
       <w:suppressLineNumbers/>
@@ -5107,9 +6730,9 @@
       <w:szCs w:val="24"/>
     </w:rPr>
   </w:style>
-  <w:style w:type="paragraph" w:styleId="Index">
+  <w:style w:type="paragraph" w:customStyle="1" w:styleId="Index">
     <w:name w:val="Index"/>
-    <w:basedOn w:val="Normal"/>
+    <w:basedOn w:val="a"/>
     <w:qFormat/>
     <w:pPr>
       <w:suppressLineNumbers/>
@@ -5118,178 +6741,101 @@
       <w:rFonts w:cs="Noto Sans Devanagari"/>
     </w:rPr>
   </w:style>
-  <w:style w:type="paragraph" w:styleId="Title">
+  <w:style w:type="paragraph" w:styleId="ad">
     <w:name w:val="Title"/>
     <w:uiPriority w:val="10"/>
     <w:qFormat/>
-    <w:pPr>
-      <w:widowControl/>
-      <w:bidi w:val="0"/>
-      <w:spacing w:before="0" w:after="0"/>
-      <w:jc w:val="left"/>
-    </w:pPr>
     <w:rPr>
-      <w:rFonts w:ascii="Times New Roman" w:hAnsi="Times New Roman" w:eastAsia="Times New Roman" w:cs="Times New Roman"/>
-      <w:color w:val="auto"/>
-      <w:kern w:val="0"/>
       <w:sz w:val="56"/>
       <w:szCs w:val="56"/>
-      <w:lang w:val="ru-RU" w:eastAsia="ru-RU" w:bidi="ar-SA"/>
     </w:rPr>
   </w:style>
-  <w:style w:type="paragraph" w:styleId="1" w:customStyle="1">
+  <w:style w:type="paragraph" w:customStyle="1" w:styleId="10">
     <w:name w:val="Строгий1"/>
     <w:qFormat/>
-    <w:pPr>
-      <w:widowControl/>
-      <w:bidi w:val="0"/>
-      <w:spacing w:before="0" w:after="0"/>
-      <w:jc w:val="left"/>
-    </w:pPr>
     <w:rPr>
-      <w:rFonts w:ascii="Times New Roman" w:hAnsi="Times New Roman" w:eastAsia="Times New Roman" w:cs="Times New Roman"/>
       <w:b/>
       <w:bCs/>
-      <w:color w:val="auto"/>
-      <w:kern w:val="0"/>
-      <w:sz w:val="28"/>
-      <w:szCs w:val="28"/>
-      <w:lang w:val="ru-RU" w:eastAsia="ru-RU" w:bidi="ar-SA"/>
     </w:rPr>
   </w:style>
-  <w:style w:type="paragraph" w:styleId="ListParagraph">
+  <w:style w:type="paragraph" w:styleId="ae">
     <w:name w:val="List Paragraph"/>
     <w:qFormat/>
-    <w:pPr>
-      <w:widowControl/>
-      <w:bidi w:val="0"/>
-      <w:spacing w:before="0" w:after="0"/>
-      <w:jc w:val="left"/>
-    </w:pPr>
-    <w:rPr>
-      <w:rFonts w:ascii="Times New Roman" w:hAnsi="Times New Roman" w:eastAsia="Times New Roman" w:cs="Times New Roman"/>
-      <w:color w:val="auto"/>
-      <w:kern w:val="0"/>
-      <w:sz w:val="28"/>
-      <w:szCs w:val="28"/>
-      <w:lang w:val="ru-RU" w:eastAsia="ru-RU" w:bidi="ar-SA"/>
-    </w:rPr>
   </w:style>
-  <w:style w:type="paragraph" w:styleId="FootnoteText">
-    <w:name w:val="Footnote Text"/>
-    <w:link w:val="Style8"/>
+  <w:style w:type="paragraph" w:styleId="a6">
+    <w:name w:val="footnote text"/>
+    <w:link w:val="a5"/>
     <w:uiPriority w:val="99"/>
     <w:semiHidden/>
     <w:unhideWhenUsed/>
-    <w:pPr>
-      <w:widowControl/>
-      <w:bidi w:val="0"/>
-      <w:spacing w:before="0" w:after="0"/>
-      <w:jc w:val="left"/>
-    </w:pPr>
     <w:rPr>
-      <w:rFonts w:ascii="Times New Roman" w:hAnsi="Times New Roman" w:eastAsia="Times New Roman" w:cs="Times New Roman"/>
-      <w:color w:val="auto"/>
-      <w:kern w:val="0"/>
       <w:sz w:val="20"/>
       <w:szCs w:val="20"/>
-      <w:lang w:val="ru-RU" w:eastAsia="ru-RU" w:bidi="ar-SA"/>
     </w:rPr>
   </w:style>
-  <w:style w:type="paragraph" w:styleId="EndnoteText">
-    <w:name w:val="Endnote Text"/>
-    <w:link w:val="Style9"/>
+  <w:style w:type="paragraph" w:styleId="a9">
+    <w:name w:val="endnote text"/>
+    <w:link w:val="a8"/>
     <w:uiPriority w:val="99"/>
     <w:semiHidden/>
     <w:unhideWhenUsed/>
-    <w:pPr>
-      <w:widowControl/>
-      <w:bidi w:val="0"/>
-      <w:spacing w:before="0" w:after="0"/>
-      <w:jc w:val="left"/>
-    </w:pPr>
     <w:rPr>
-      <w:rFonts w:ascii="Times New Roman" w:hAnsi="Times New Roman" w:eastAsia="Times New Roman" w:cs="Times New Roman"/>
-      <w:color w:val="auto"/>
-      <w:kern w:val="0"/>
       <w:sz w:val="20"/>
       <w:szCs w:val="20"/>
-      <w:lang w:val="ru-RU" w:eastAsia="ru-RU" w:bidi="ar-SA"/>
     </w:rPr>
-  </w:style>
-  <w:style w:type="numbering" w:styleId="NoList" w:default="1">
-    <w:name w:val="No List"/>
-    <w:uiPriority w:val="99"/>
-    <w:semiHidden/>
-    <w:unhideWhenUsed/>
-    <w:qFormat/>
-  </w:style>
-  <w:style w:type="table" w:default="1" w:styleId="a1">
-    <w:name w:val="Normal Table"/>
-    <w:uiPriority w:val="99"/>
-    <w:semiHidden/>
-    <w:unhideWhenUsed/>
-    <w:tblPr>
-      <w:tblCellMar>
-        <w:top w:w="0" w:type="dxa"/>
-        <w:left w:w="108" w:type="dxa"/>
-        <w:bottom w:w="0" w:type="dxa"/>
-        <w:right w:w="108" w:type="dxa"/>
-      </w:tblCellMar>
-    </w:tblPr>
   </w:style>
 </w:styles>
 </file>
 
 <file path=word/theme/theme1.xml><?xml version="1.0" encoding="utf-8"?>
-<a:theme xmlns:a="http://schemas.openxmlformats.org/drawingml/2006/main" xmlns:r="http://schemas.openxmlformats.org/officeDocument/2006/relationships" name="Тема Office">
+<a:theme xmlns:a="http://schemas.openxmlformats.org/drawingml/2006/main" name="Тема Office">
   <a:themeElements>
     <a:clrScheme name="Стандартная">
       <a:dk1>
         <a:srgbClr val="000000"/>
       </a:dk1>
       <a:lt1>
-        <a:srgbClr val="ffffff"/>
+        <a:srgbClr val="FFFFFF"/>
       </a:lt1>
       <a:dk2>
-        <a:srgbClr val="0e2841"/>
+        <a:srgbClr val="0E2841"/>
       </a:dk2>
       <a:lt2>
-        <a:srgbClr val="e8e8e8"/>
+        <a:srgbClr val="E8E8E8"/>
       </a:lt2>
       <a:accent1>
         <a:srgbClr val="156082"/>
       </a:accent1>
       <a:accent2>
-        <a:srgbClr val="e97132"/>
+        <a:srgbClr val="E97132"/>
       </a:accent2>
       <a:accent3>
-        <a:srgbClr val="196b24"/>
+        <a:srgbClr val="196B24"/>
       </a:accent3>
       <a:accent4>
-        <a:srgbClr val="0f9ed5"/>
+        <a:srgbClr val="0F9ED5"/>
       </a:accent4>
       <a:accent5>
-        <a:srgbClr val="a02b93"/>
+        <a:srgbClr val="A02B93"/>
       </a:accent5>
       <a:accent6>
-        <a:srgbClr val="4ea72e"/>
+        <a:srgbClr val="4EA72E"/>
       </a:accent6>
       <a:hlink>
         <a:srgbClr val="467886"/>
       </a:hlink>
       <a:folHlink>
-        <a:srgbClr val="96607d"/>
+        <a:srgbClr val="96607D"/>
       </a:folHlink>
     </a:clrScheme>
     <a:fontScheme name="Стандартная">
       <a:majorFont>
-        <a:latin typeface="Aptos Display" panose="02110004020202020204" pitchFamily="0" charset="1"/>
+        <a:latin typeface="Aptos Display" panose="02110004020202020204"/>
         <a:ea typeface=""/>
         <a:cs typeface=""/>
       </a:majorFont>
       <a:minorFont>
-        <a:latin typeface="Aptos" panose="02110004020202020204" pitchFamily="0" charset="1"/>
+        <a:latin typeface="Aptos" panose="02110004020202020204"/>
         <a:ea typeface=""/>
         <a:cs typeface=""/>
       </a:minorFont>
@@ -5321,7 +6867,7 @@
             </a:gs>
           </a:gsLst>
           <a:lin ang="5400000" scaled="0"/>
-          <a:tileRect l="0" t="0" r="0" b="0"/>
+          <a:tileRect/>
         </a:gradFill>
         <a:gradFill>
           <a:gsLst>
@@ -5345,7 +6891,7 @@
             </a:gs>
           </a:gsLst>
           <a:lin ang="5400000" scaled="0"/>
-          <a:tileRect l="0" t="0" r="0" b="0"/>
+          <a:tileRect/>
         </a:gradFill>
       </a:fillStyleLst>
       <a:lnStyleLst>
@@ -5405,10 +6951,12 @@
             </a:gs>
           </a:gsLst>
           <a:lin ang="5400000" scaled="0"/>
-          <a:tileRect l="0" t="0" r="0" b="0"/>
+          <a:tileRect/>
         </a:gradFill>
       </a:bgFillStyleLst>
     </a:fmtScheme>
   </a:themeElements>
+  <a:objectDefaults/>
+  <a:extraClrSchemeLst/>
 </a:theme>
 </file>